--- a/3_Bimestre/DOCUMENTACÃO.docx
+++ b/3_Bimestre/DOCUMENTACÃO.docx
@@ -1554,12 +1554,6 @@
         <w:gridCol w:w="7470"/>
       </w:tblGrid>
       <w:tr>
-        <w:tblPrEx>
-          <w:tblCellMar>
-            <w:top w:w="0" w:type="dxa"/>
-            <w:bottom w:w="0" w:type="dxa"/>
-          </w:tblCellMar>
-        </w:tblPrEx>
         <w:trPr>
           <w:tblHeader/>
         </w:trPr>
@@ -1617,12 +1611,6 @@
         </w:tc>
       </w:tr>
       <w:tr>
-        <w:tblPrEx>
-          <w:tblCellMar>
-            <w:top w:w="0" w:type="dxa"/>
-            <w:bottom w:w="0" w:type="dxa"/>
-          </w:tblCellMar>
-        </w:tblPrEx>
         <w:tc>
           <w:tcPr>
             <w:tcW w:w="1600" w:type="dxa"/>
@@ -1673,12 +1661,6 @@
         </w:tc>
       </w:tr>
       <w:tr>
-        <w:tblPrEx>
-          <w:tblCellMar>
-            <w:top w:w="0" w:type="dxa"/>
-            <w:bottom w:w="0" w:type="dxa"/>
-          </w:tblCellMar>
-        </w:tblPrEx>
         <w:tc>
           <w:tcPr>
             <w:tcW w:w="1600" w:type="dxa"/>
@@ -1747,12 +1729,6 @@
         </w:tc>
       </w:tr>
       <w:tr>
-        <w:tblPrEx>
-          <w:tblCellMar>
-            <w:top w:w="0" w:type="dxa"/>
-            <w:bottom w:w="0" w:type="dxa"/>
-          </w:tblCellMar>
-        </w:tblPrEx>
         <w:tc>
           <w:tcPr>
             <w:tcW w:w="1600" w:type="dxa"/>
@@ -1803,12 +1779,6 @@
         </w:tc>
       </w:tr>
       <w:tr>
-        <w:tblPrEx>
-          <w:tblCellMar>
-            <w:top w:w="0" w:type="dxa"/>
-            <w:bottom w:w="0" w:type="dxa"/>
-          </w:tblCellMar>
-        </w:tblPrEx>
         <w:tc>
           <w:tcPr>
             <w:tcW w:w="1600" w:type="dxa"/>
@@ -1859,12 +1829,6 @@
         </w:tc>
       </w:tr>
       <w:tr>
-        <w:tblPrEx>
-          <w:tblCellMar>
-            <w:top w:w="0" w:type="dxa"/>
-            <w:bottom w:w="0" w:type="dxa"/>
-          </w:tblCellMar>
-        </w:tblPrEx>
         <w:tc>
           <w:tcPr>
             <w:tcW w:w="1600" w:type="dxa"/>
@@ -1915,12 +1879,6 @@
         </w:tc>
       </w:tr>
       <w:tr>
-        <w:tblPrEx>
-          <w:tblCellMar>
-            <w:top w:w="0" w:type="dxa"/>
-            <w:bottom w:w="0" w:type="dxa"/>
-          </w:tblCellMar>
-        </w:tblPrEx>
         <w:tc>
           <w:tcPr>
             <w:tcW w:w="1600" w:type="dxa"/>
@@ -1971,12 +1929,6 @@
         </w:tc>
       </w:tr>
       <w:tr>
-        <w:tblPrEx>
-          <w:tblCellMar>
-            <w:top w:w="0" w:type="dxa"/>
-            <w:bottom w:w="0" w:type="dxa"/>
-          </w:tblCellMar>
-        </w:tblPrEx>
         <w:tc>
           <w:tcPr>
             <w:tcW w:w="1600" w:type="dxa"/>
@@ -2027,12 +1979,6 @@
         </w:tc>
       </w:tr>
       <w:tr>
-        <w:tblPrEx>
-          <w:tblCellMar>
-            <w:top w:w="0" w:type="dxa"/>
-            <w:bottom w:w="0" w:type="dxa"/>
-          </w:tblCellMar>
-        </w:tblPrEx>
         <w:tc>
           <w:tcPr>
             <w:tcW w:w="1600" w:type="dxa"/>
@@ -3282,12 +3228,6 @@
         <w:gridCol w:w="5870"/>
       </w:tblGrid>
       <w:tr>
-        <w:tblPrEx>
-          <w:tblCellMar>
-            <w:top w:w="0" w:type="dxa"/>
-            <w:bottom w:w="0" w:type="dxa"/>
-          </w:tblCellMar>
-        </w:tblPrEx>
         <w:trPr>
           <w:tblHeader/>
         </w:trPr>
@@ -3345,12 +3285,6 @@
         </w:tc>
       </w:tr>
       <w:tr>
-        <w:tblPrEx>
-          <w:tblCellMar>
-            <w:top w:w="0" w:type="dxa"/>
-            <w:bottom w:w="0" w:type="dxa"/>
-          </w:tblCellMar>
-        </w:tblPrEx>
         <w:tc>
           <w:tcPr>
             <w:tcW w:w="3200" w:type="dxa"/>
@@ -3403,12 +3337,6 @@
         </w:tc>
       </w:tr>
       <w:tr>
-        <w:tblPrEx>
-          <w:tblCellMar>
-            <w:top w:w="0" w:type="dxa"/>
-            <w:bottom w:w="0" w:type="dxa"/>
-          </w:tblCellMar>
-        </w:tblPrEx>
         <w:tc>
           <w:tcPr>
             <w:tcW w:w="3200" w:type="dxa"/>
@@ -3479,12 +3407,6 @@
         </w:tc>
       </w:tr>
       <w:tr>
-        <w:tblPrEx>
-          <w:tblCellMar>
-            <w:top w:w="0" w:type="dxa"/>
-            <w:bottom w:w="0" w:type="dxa"/>
-          </w:tblCellMar>
-        </w:tblPrEx>
         <w:tc>
           <w:tcPr>
             <w:tcW w:w="3200" w:type="dxa"/>
@@ -3555,12 +3477,6 @@
         </w:tc>
       </w:tr>
       <w:tr>
-        <w:tblPrEx>
-          <w:tblCellMar>
-            <w:top w:w="0" w:type="dxa"/>
-            <w:bottom w:w="0" w:type="dxa"/>
-          </w:tblCellMar>
-        </w:tblPrEx>
         <w:tc>
           <w:tcPr>
             <w:tcW w:w="3200" w:type="dxa"/>
@@ -3631,12 +3547,6 @@
         </w:tc>
       </w:tr>
       <w:tr>
-        <w:tblPrEx>
-          <w:tblCellMar>
-            <w:top w:w="0" w:type="dxa"/>
-            <w:bottom w:w="0" w:type="dxa"/>
-          </w:tblCellMar>
-        </w:tblPrEx>
         <w:tc>
           <w:tcPr>
             <w:tcW w:w="3200" w:type="dxa"/>
@@ -3687,12 +3597,6 @@
         </w:tc>
       </w:tr>
       <w:tr>
-        <w:tblPrEx>
-          <w:tblCellMar>
-            <w:top w:w="0" w:type="dxa"/>
-            <w:bottom w:w="0" w:type="dxa"/>
-          </w:tblCellMar>
-        </w:tblPrEx>
         <w:tc>
           <w:tcPr>
             <w:tcW w:w="3200" w:type="dxa"/>
@@ -3761,12 +3665,6 @@
         </w:tc>
       </w:tr>
       <w:tr>
-        <w:tblPrEx>
-          <w:tblCellMar>
-            <w:top w:w="0" w:type="dxa"/>
-            <w:bottom w:w="0" w:type="dxa"/>
-          </w:tblCellMar>
-        </w:tblPrEx>
         <w:tc>
           <w:tcPr>
             <w:tcW w:w="3200" w:type="dxa"/>
@@ -4359,12 +4257,6 @@
         <w:gridCol w:w="6070"/>
       </w:tblGrid>
       <w:tr>
-        <w:tblPrEx>
-          <w:tblCellMar>
-            <w:top w:w="0" w:type="dxa"/>
-            <w:bottom w:w="0" w:type="dxa"/>
-          </w:tblCellMar>
-        </w:tblPrEx>
         <w:trPr>
           <w:tblHeader/>
         </w:trPr>
@@ -4425,12 +4317,6 @@
         </w:tc>
       </w:tr>
       <w:tr>
-        <w:tblPrEx>
-          <w:tblCellMar>
-            <w:top w:w="0" w:type="dxa"/>
-            <w:bottom w:w="0" w:type="dxa"/>
-          </w:tblCellMar>
-        </w:tblPrEx>
         <w:tc>
           <w:tcPr>
             <w:tcW w:w="3000" w:type="dxa"/>
@@ -4499,12 +4385,6 @@
         </w:tc>
       </w:tr>
       <w:tr>
-        <w:tblPrEx>
-          <w:tblCellMar>
-            <w:top w:w="0" w:type="dxa"/>
-            <w:bottom w:w="0" w:type="dxa"/>
-          </w:tblCellMar>
-        </w:tblPrEx>
         <w:tc>
           <w:tcPr>
             <w:tcW w:w="3000" w:type="dxa"/>
@@ -4555,12 +4435,6 @@
         </w:tc>
       </w:tr>
       <w:tr>
-        <w:tblPrEx>
-          <w:tblCellMar>
-            <w:top w:w="0" w:type="dxa"/>
-            <w:bottom w:w="0" w:type="dxa"/>
-          </w:tblCellMar>
-        </w:tblPrEx>
         <w:tc>
           <w:tcPr>
             <w:tcW w:w="3000" w:type="dxa"/>
@@ -4611,12 +4485,6 @@
         </w:tc>
       </w:tr>
       <w:tr>
-        <w:tblPrEx>
-          <w:tblCellMar>
-            <w:top w:w="0" w:type="dxa"/>
-            <w:bottom w:w="0" w:type="dxa"/>
-          </w:tblCellMar>
-        </w:tblPrEx>
         <w:tc>
           <w:tcPr>
             <w:tcW w:w="3000" w:type="dxa"/>
@@ -5867,12 +5735,6 @@
         <w:gridCol w:w="6870"/>
       </w:tblGrid>
       <w:tr>
-        <w:tblPrEx>
-          <w:tblCellMar>
-            <w:top w:w="0" w:type="dxa"/>
-            <w:bottom w:w="0" w:type="dxa"/>
-          </w:tblCellMar>
-        </w:tblPrEx>
         <w:trPr>
           <w:tblHeader/>
         </w:trPr>
@@ -5933,12 +5795,6 @@
         </w:tc>
       </w:tr>
       <w:tr>
-        <w:tblPrEx>
-          <w:tblCellMar>
-            <w:top w:w="0" w:type="dxa"/>
-            <w:bottom w:w="0" w:type="dxa"/>
-          </w:tblCellMar>
-        </w:tblPrEx>
         <w:tc>
           <w:tcPr>
             <w:tcW w:w="2200" w:type="dxa"/>
@@ -5992,12 +5848,6 @@
         </w:tc>
       </w:tr>
       <w:tr>
-        <w:tblPrEx>
-          <w:tblCellMar>
-            <w:top w:w="0" w:type="dxa"/>
-            <w:bottom w:w="0" w:type="dxa"/>
-          </w:tblCellMar>
-        </w:tblPrEx>
         <w:tc>
           <w:tcPr>
             <w:tcW w:w="2200" w:type="dxa"/>
@@ -6066,12 +5916,6 @@
         </w:tc>
       </w:tr>
       <w:tr>
-        <w:tblPrEx>
-          <w:tblCellMar>
-            <w:top w:w="0" w:type="dxa"/>
-            <w:bottom w:w="0" w:type="dxa"/>
-          </w:tblCellMar>
-        </w:tblPrEx>
         <w:tc>
           <w:tcPr>
             <w:tcW w:w="2200" w:type="dxa"/>
@@ -6124,12 +5968,6 @@
         </w:tc>
       </w:tr>
       <w:tr>
-        <w:tblPrEx>
-          <w:tblCellMar>
-            <w:top w:w="0" w:type="dxa"/>
-            <w:bottom w:w="0" w:type="dxa"/>
-          </w:tblCellMar>
-        </w:tblPrEx>
         <w:tc>
           <w:tcPr>
             <w:tcW w:w="2200" w:type="dxa"/>
@@ -6200,12 +6038,6 @@
         </w:tc>
       </w:tr>
       <w:tr>
-        <w:tblPrEx>
-          <w:tblCellMar>
-            <w:top w:w="0" w:type="dxa"/>
-            <w:bottom w:w="0" w:type="dxa"/>
-          </w:tblCellMar>
-        </w:tblPrEx>
         <w:tc>
           <w:tcPr>
             <w:tcW w:w="2200" w:type="dxa"/>
@@ -6439,12 +6271,6 @@
         <w:gridCol w:w="7470"/>
       </w:tblGrid>
       <w:tr>
-        <w:tblPrEx>
-          <w:tblCellMar>
-            <w:top w:w="0" w:type="dxa"/>
-            <w:bottom w:w="0" w:type="dxa"/>
-          </w:tblCellMar>
-        </w:tblPrEx>
         <w:trPr>
           <w:tblHeader/>
         </w:trPr>
@@ -6502,12 +6328,6 @@
         </w:tc>
       </w:tr>
       <w:tr>
-        <w:tblPrEx>
-          <w:tblCellMar>
-            <w:top w:w="0" w:type="dxa"/>
-            <w:bottom w:w="0" w:type="dxa"/>
-          </w:tblCellMar>
-        </w:tblPrEx>
         <w:tc>
           <w:tcPr>
             <w:tcW w:w="1600" w:type="dxa"/>
@@ -6558,12 +6378,6 @@
         </w:tc>
       </w:tr>
       <w:tr>
-        <w:tblPrEx>
-          <w:tblCellMar>
-            <w:top w:w="0" w:type="dxa"/>
-            <w:bottom w:w="0" w:type="dxa"/>
-          </w:tblCellMar>
-        </w:tblPrEx>
         <w:tc>
           <w:tcPr>
             <w:tcW w:w="1600" w:type="dxa"/>
@@ -6615,12 +6429,6 @@
         </w:tc>
       </w:tr>
       <w:tr>
-        <w:tblPrEx>
-          <w:tblCellMar>
-            <w:top w:w="0" w:type="dxa"/>
-            <w:bottom w:w="0" w:type="dxa"/>
-          </w:tblCellMar>
-        </w:tblPrEx>
         <w:tc>
           <w:tcPr>
             <w:tcW w:w="1600" w:type="dxa"/>
@@ -6671,12 +6479,6 @@
         </w:tc>
       </w:tr>
       <w:tr>
-        <w:tblPrEx>
-          <w:tblCellMar>
-            <w:top w:w="0" w:type="dxa"/>
-            <w:bottom w:w="0" w:type="dxa"/>
-          </w:tblCellMar>
-        </w:tblPrEx>
         <w:tc>
           <w:tcPr>
             <w:tcW w:w="1600" w:type="dxa"/>
@@ -6727,12 +6529,6 @@
         </w:tc>
       </w:tr>
       <w:tr>
-        <w:tblPrEx>
-          <w:tblCellMar>
-            <w:top w:w="0" w:type="dxa"/>
-            <w:bottom w:w="0" w:type="dxa"/>
-          </w:tblCellMar>
-        </w:tblPrEx>
         <w:tc>
           <w:tcPr>
             <w:tcW w:w="1600" w:type="dxa"/>
@@ -6783,12 +6579,6 @@
         </w:tc>
       </w:tr>
       <w:tr>
-        <w:tblPrEx>
-          <w:tblCellMar>
-            <w:top w:w="0" w:type="dxa"/>
-            <w:bottom w:w="0" w:type="dxa"/>
-          </w:tblCellMar>
-        </w:tblPrEx>
         <w:tc>
           <w:tcPr>
             <w:tcW w:w="1600" w:type="dxa"/>
@@ -6913,12 +6703,6 @@
         <w:gridCol w:w="6870"/>
       </w:tblGrid>
       <w:tr>
-        <w:tblPrEx>
-          <w:tblCellMar>
-            <w:top w:w="0" w:type="dxa"/>
-            <w:bottom w:w="0" w:type="dxa"/>
-          </w:tblCellMar>
-        </w:tblPrEx>
         <w:trPr>
           <w:tblHeader/>
         </w:trPr>
@@ -6976,12 +6760,6 @@
         </w:tc>
       </w:tr>
       <w:tr>
-        <w:tblPrEx>
-          <w:tblCellMar>
-            <w:top w:w="0" w:type="dxa"/>
-            <w:bottom w:w="0" w:type="dxa"/>
-          </w:tblCellMar>
-        </w:tblPrEx>
         <w:tc>
           <w:tcPr>
             <w:tcW w:w="2200" w:type="dxa"/>
@@ -7032,12 +6810,6 @@
         </w:tc>
       </w:tr>
       <w:tr>
-        <w:tblPrEx>
-          <w:tblCellMar>
-            <w:top w:w="0" w:type="dxa"/>
-            <w:bottom w:w="0" w:type="dxa"/>
-          </w:tblCellMar>
-        </w:tblPrEx>
         <w:tc>
           <w:tcPr>
             <w:tcW w:w="2200" w:type="dxa"/>
@@ -7088,12 +6860,6 @@
         </w:tc>
       </w:tr>
       <w:tr>
-        <w:tblPrEx>
-          <w:tblCellMar>
-            <w:top w:w="0" w:type="dxa"/>
-            <w:bottom w:w="0" w:type="dxa"/>
-          </w:tblCellMar>
-        </w:tblPrEx>
         <w:tc>
           <w:tcPr>
             <w:tcW w:w="2200" w:type="dxa"/>
@@ -7144,12 +6910,6 @@
         </w:tc>
       </w:tr>
       <w:tr>
-        <w:tblPrEx>
-          <w:tblCellMar>
-            <w:top w:w="0" w:type="dxa"/>
-            <w:bottom w:w="0" w:type="dxa"/>
-          </w:tblCellMar>
-        </w:tblPrEx>
         <w:tc>
           <w:tcPr>
             <w:tcW w:w="2200" w:type="dxa"/>
@@ -7200,12 +6960,6 @@
         </w:tc>
       </w:tr>
       <w:tr>
-        <w:tblPrEx>
-          <w:tblCellMar>
-            <w:top w:w="0" w:type="dxa"/>
-            <w:bottom w:w="0" w:type="dxa"/>
-          </w:tblCellMar>
-        </w:tblPrEx>
         <w:tc>
           <w:tcPr>
             <w:tcW w:w="2200" w:type="dxa"/>
@@ -7256,12 +7010,6 @@
         </w:tc>
       </w:tr>
       <w:tr>
-        <w:tblPrEx>
-          <w:tblCellMar>
-            <w:top w:w="0" w:type="dxa"/>
-            <w:bottom w:w="0" w:type="dxa"/>
-          </w:tblCellMar>
-        </w:tblPrEx>
         <w:tc>
           <w:tcPr>
             <w:tcW w:w="2200" w:type="dxa"/>
@@ -7441,12 +7189,6 @@
         <w:gridCol w:w="6270"/>
       </w:tblGrid>
       <w:tr>
-        <w:tblPrEx>
-          <w:tblCellMar>
-            <w:top w:w="0" w:type="dxa"/>
-            <w:bottom w:w="0" w:type="dxa"/>
-          </w:tblCellMar>
-        </w:tblPrEx>
         <w:trPr>
           <w:tblHeader/>
         </w:trPr>
@@ -7510,12 +7252,6 @@
         </w:tc>
       </w:tr>
       <w:tr>
-        <w:tblPrEx>
-          <w:tblCellMar>
-            <w:top w:w="0" w:type="dxa"/>
-            <w:bottom w:w="0" w:type="dxa"/>
-          </w:tblCellMar>
-        </w:tblPrEx>
         <w:tc>
           <w:tcPr>
             <w:tcW w:w="2800" w:type="dxa"/>
@@ -7569,12 +7305,6 @@
         </w:tc>
       </w:tr>
       <w:tr>
-        <w:tblPrEx>
-          <w:tblCellMar>
-            <w:top w:w="0" w:type="dxa"/>
-            <w:bottom w:w="0" w:type="dxa"/>
-          </w:tblCellMar>
-        </w:tblPrEx>
         <w:tc>
           <w:tcPr>
             <w:tcW w:w="2800" w:type="dxa"/>
@@ -7625,12 +7355,6 @@
         </w:tc>
       </w:tr>
       <w:tr>
-        <w:tblPrEx>
-          <w:tblCellMar>
-            <w:top w:w="0" w:type="dxa"/>
-            <w:bottom w:w="0" w:type="dxa"/>
-          </w:tblCellMar>
-        </w:tblPrEx>
         <w:tc>
           <w:tcPr>
             <w:tcW w:w="2800" w:type="dxa"/>
@@ -7691,12 +7415,6 @@
         </w:tc>
       </w:tr>
       <w:tr>
-        <w:tblPrEx>
-          <w:tblCellMar>
-            <w:top w:w="0" w:type="dxa"/>
-            <w:bottom w:w="0" w:type="dxa"/>
-          </w:tblCellMar>
-        </w:tblPrEx>
         <w:tc>
           <w:tcPr>
             <w:tcW w:w="2800" w:type="dxa"/>
@@ -8071,6 +7789,87 @@
           <w:szCs w:val="24"/>
         </w:rPr>
         <w:t>/ do projeto.</w:t>
+      </w:r>
+      <w:r>
+        <w:rPr>
+          <w:noProof/>
+        </w:rPr>
+        <w:lastRenderedPageBreak/>
+        <w:drawing>
+          <wp:inline distT="0" distB="0" distL="0" distR="0" wp14:anchorId="5F44AC1D" wp14:editId="427BB7A3">
+            <wp:extent cx="5760085" cy="2809875"/>
+            <wp:effectExtent l="0" t="0" r="0" b="9525"/>
+            <wp:docPr id="1479125442" name="Imagem 1"/>
+            <wp:cNvGraphicFramePr>
+              <a:graphicFrameLocks xmlns:a="http://schemas.openxmlformats.org/drawingml/2006/main" noChangeAspect="1"/>
+            </wp:cNvGraphicFramePr>
+            <a:graphic xmlns:a="http://schemas.openxmlformats.org/drawingml/2006/main">
+              <a:graphicData uri="http://schemas.openxmlformats.org/drawingml/2006/picture">
+                <pic:pic xmlns:pic="http://schemas.openxmlformats.org/drawingml/2006/picture">
+                  <pic:nvPicPr>
+                    <pic:cNvPr id="1479125442" name="Imagem 1479125442"/>
+                    <pic:cNvPicPr/>
+                  </pic:nvPicPr>
+                  <pic:blipFill>
+                    <a:blip r:embed="rId5"/>
+                    <a:stretch>
+                      <a:fillRect/>
+                    </a:stretch>
+                  </pic:blipFill>
+                  <pic:spPr>
+                    <a:xfrm>
+                      <a:off x="0" y="0"/>
+                      <a:ext cx="5760085" cy="2809875"/>
+                    </a:xfrm>
+                    <a:prstGeom prst="rect">
+                      <a:avLst/>
+                    </a:prstGeom>
+                  </pic:spPr>
+                </pic:pic>
+              </a:graphicData>
+            </a:graphic>
+          </wp:inline>
+        </w:drawing>
+      </w:r>
+      <w:r>
+        <w:rPr>
+          <w:noProof/>
+        </w:rPr>
+        <w:drawing>
+          <wp:inline distT="0" distB="0" distL="0" distR="0" wp14:anchorId="3BD1DF89" wp14:editId="1F40B731">
+            <wp:extent cx="5760085" cy="3486150"/>
+            <wp:effectExtent l="0" t="0" r="0" b="0"/>
+            <wp:docPr id="1974584357" name="Imagem 2"/>
+            <wp:cNvGraphicFramePr>
+              <a:graphicFrameLocks xmlns:a="http://schemas.openxmlformats.org/drawingml/2006/main" noChangeAspect="1"/>
+            </wp:cNvGraphicFramePr>
+            <a:graphic xmlns:a="http://schemas.openxmlformats.org/drawingml/2006/main">
+              <a:graphicData uri="http://schemas.openxmlformats.org/drawingml/2006/picture">
+                <pic:pic xmlns:pic="http://schemas.openxmlformats.org/drawingml/2006/picture">
+                  <pic:nvPicPr>
+                    <pic:cNvPr id="1974584357" name="Imagem 1974584357"/>
+                    <pic:cNvPicPr/>
+                  </pic:nvPicPr>
+                  <pic:blipFill>
+                    <a:blip r:embed="rId6"/>
+                    <a:stretch>
+                      <a:fillRect/>
+                    </a:stretch>
+                  </pic:blipFill>
+                  <pic:spPr>
+                    <a:xfrm>
+                      <a:off x="0" y="0"/>
+                      <a:ext cx="5760085" cy="3486150"/>
+                    </a:xfrm>
+                    <a:prstGeom prst="rect">
+                      <a:avLst/>
+                    </a:prstGeom>
+                  </pic:spPr>
+                </pic:pic>
+              </a:graphicData>
+            </a:graphic>
+          </wp:inline>
+        </w:drawing>
       </w:r>
     </w:p>
     <w:p>
@@ -8154,6 +7953,7 @@
           <w:sz w:val="24"/>
           <w:szCs w:val="24"/>
         </w:rPr>
+        <w:lastRenderedPageBreak/>
         <w:t xml:space="preserve">Fazer login: o usuário acessa a plataforma e informa seu login e senha. A senha é verificada utilizando </w:t>
       </w:r>
       <w:proofErr w:type="spellStart"/>
@@ -8191,7 +7991,6 @@
           <w:sz w:val="24"/>
           <w:szCs w:val="24"/>
         </w:rPr>
-        <w:lastRenderedPageBreak/>
         <w:t>Cadastrar, editar e excluir produtos: o admin registra os produtos com SKU, nome, categoria, tamanho, cor, preço, estoque atual e estoque mínimo, podendo alterar ou excluir esses registros. Caso o produto já tenha sido utilizado em algum pedido, o sistema não permite a exclusão, preservando o histórico.</w:t>
       </w:r>
     </w:p>
@@ -8321,7 +8120,56 @@
           <w:sz w:val="24"/>
           <w:szCs w:val="24"/>
         </w:rPr>
-        <w:t>A diferença entre os dois atores está no nível de permissão: o admin possui acesso total às operações CRUD, enquanto o assistente pode consultar as informações e executar a análise de IA.</w:t>
+        <w:t xml:space="preserve">A diferença entre os dois atores está no nível de permissão: o admin possui acesso total às operações CRUD, enquanto o assistente pode consultar as </w:t>
+      </w:r>
+      <w:r>
+        <w:rPr>
+          <w:rFonts w:ascii="Arial" w:eastAsia="Arial" w:hAnsi="Arial" w:cs="Arial"/>
+          <w:sz w:val="24"/>
+          <w:szCs w:val="24"/>
+        </w:rPr>
+        <w:lastRenderedPageBreak/>
+        <w:t>informações e executar a análise de IA.</w:t>
+      </w:r>
+      <w:r>
+        <w:rPr>
+          <w:noProof/>
+        </w:rPr>
+        <w:drawing>
+          <wp:inline distT="0" distB="0" distL="0" distR="0" wp14:anchorId="53F030DA" wp14:editId="4648C7E8">
+            <wp:extent cx="5760085" cy="4140835"/>
+            <wp:effectExtent l="0" t="0" r="0" b="0"/>
+            <wp:docPr id="275729324" name="Imagem 5"/>
+            <wp:cNvGraphicFramePr>
+              <a:graphicFrameLocks xmlns:a="http://schemas.openxmlformats.org/drawingml/2006/main" noChangeAspect="1"/>
+            </wp:cNvGraphicFramePr>
+            <a:graphic xmlns:a="http://schemas.openxmlformats.org/drawingml/2006/main">
+              <a:graphicData uri="http://schemas.openxmlformats.org/drawingml/2006/picture">
+                <pic:pic xmlns:pic="http://schemas.openxmlformats.org/drawingml/2006/picture">
+                  <pic:nvPicPr>
+                    <pic:cNvPr id="275729324" name="Imagem 275729324"/>
+                    <pic:cNvPicPr/>
+                  </pic:nvPicPr>
+                  <pic:blipFill>
+                    <a:blip r:embed="rId7"/>
+                    <a:stretch>
+                      <a:fillRect/>
+                    </a:stretch>
+                  </pic:blipFill>
+                  <pic:spPr>
+                    <a:xfrm>
+                      <a:off x="0" y="0"/>
+                      <a:ext cx="5760085" cy="4140835"/>
+                    </a:xfrm>
+                    <a:prstGeom prst="rect">
+                      <a:avLst/>
+                    </a:prstGeom>
+                  </pic:spPr>
+                </pic:pic>
+              </a:graphicData>
+            </a:graphic>
+          </wp:inline>
+        </w:drawing>
       </w:r>
     </w:p>
     <w:p>
@@ -8353,7 +8201,7 @@
           <w:sz w:val="24"/>
           <w:szCs w:val="24"/>
         </w:rPr>
-        <w:t xml:space="preserve">O fluxograma foi utilizado para facilitar a compreensão do caminho percorrido pelo sistema e para enxergar com mais clareza onde podem acontecer erros. Ele mostra, por exemplo, o caminho do registro de um pedido, desde o preenchimento das informações até a baixa automática do estoque, e o caminho da execução de uma </w:t>
+        <w:t xml:space="preserve">O fluxograma foi utilizado para facilitar a compreensão do caminho percorrido pelo sistema e para enxergar com mais clareza onde podem acontecer erros. Ele mostra, por exemplo, o caminho do registro de um pedido, desde o preenchimento das informações até a baixa automática do estoque, e o caminho da execução de uma análise, desde o cálculo do resumo em Python até a exibição do resultado no painel </w:t>
       </w:r>
       <w:r>
         <w:rPr>
@@ -8362,7 +8210,47 @@
           <w:szCs w:val="24"/>
         </w:rPr>
         <w:lastRenderedPageBreak/>
-        <w:t>análise, desde o cálculo do resumo em Python até a exibição do resultado no painel de IA.</w:t>
+        <w:t>de IA.</w:t>
+      </w:r>
+      <w:r>
+        <w:rPr>
+          <w:noProof/>
+        </w:rPr>
+        <w:drawing>
+          <wp:inline distT="0" distB="0" distL="0" distR="0" wp14:anchorId="2CA0C2B1" wp14:editId="75A1C854">
+            <wp:extent cx="5760085" cy="7695565"/>
+            <wp:effectExtent l="0" t="0" r="0" b="635"/>
+            <wp:docPr id="1044865892" name="Imagem 4"/>
+            <wp:cNvGraphicFramePr>
+              <a:graphicFrameLocks xmlns:a="http://schemas.openxmlformats.org/drawingml/2006/main" noChangeAspect="1"/>
+            </wp:cNvGraphicFramePr>
+            <a:graphic xmlns:a="http://schemas.openxmlformats.org/drawingml/2006/main">
+              <a:graphicData uri="http://schemas.openxmlformats.org/drawingml/2006/picture">
+                <pic:pic xmlns:pic="http://schemas.openxmlformats.org/drawingml/2006/picture">
+                  <pic:nvPicPr>
+                    <pic:cNvPr id="1044865892" name="Imagem 1044865892"/>
+                    <pic:cNvPicPr/>
+                  </pic:nvPicPr>
+                  <pic:blipFill>
+                    <a:blip r:embed="rId8"/>
+                    <a:stretch>
+                      <a:fillRect/>
+                    </a:stretch>
+                  </pic:blipFill>
+                  <pic:spPr>
+                    <a:xfrm>
+                      <a:off x="0" y="0"/>
+                      <a:ext cx="5760085" cy="7695565"/>
+                    </a:xfrm>
+                    <a:prstGeom prst="rect">
+                      <a:avLst/>
+                    </a:prstGeom>
+                  </pic:spPr>
+                </pic:pic>
+              </a:graphicData>
+            </a:graphic>
+          </wp:inline>
+        </w:drawing>
       </w:r>
     </w:p>
     <w:p>
@@ -8394,6 +8282,7 @@
           <w:sz w:val="24"/>
           <w:szCs w:val="24"/>
         </w:rPr>
+        <w:lastRenderedPageBreak/>
         <w:t xml:space="preserve">O diagrama de sequência permite visualizar como as partes do sistema interagem entre si durante os processos. No caso da análise inteligente, a sequência envolve o navegador, que faz a solicitação; o </w:t>
       </w:r>
       <w:proofErr w:type="spellStart"/>
@@ -8449,6 +8338,46 @@
           <w:szCs w:val="24"/>
         </w:rPr>
         <w:t>, que salva o resultado no banco de dados e devolve as informações para a tela.</w:t>
+      </w:r>
+      <w:r>
+        <w:rPr>
+          <w:noProof/>
+        </w:rPr>
+        <w:drawing>
+          <wp:inline distT="0" distB="0" distL="0" distR="0" wp14:anchorId="4FCFFDEC" wp14:editId="726F694F">
+            <wp:extent cx="5760085" cy="3457575"/>
+            <wp:effectExtent l="0" t="0" r="0" b="9525"/>
+            <wp:docPr id="1230649726" name="Imagem 6"/>
+            <wp:cNvGraphicFramePr>
+              <a:graphicFrameLocks xmlns:a="http://schemas.openxmlformats.org/drawingml/2006/main" noChangeAspect="1"/>
+            </wp:cNvGraphicFramePr>
+            <a:graphic xmlns:a="http://schemas.openxmlformats.org/drawingml/2006/main">
+              <a:graphicData uri="http://schemas.openxmlformats.org/drawingml/2006/picture">
+                <pic:pic xmlns:pic="http://schemas.openxmlformats.org/drawingml/2006/picture">
+                  <pic:nvPicPr>
+                    <pic:cNvPr id="1230649726" name="Imagem 1230649726"/>
+                    <pic:cNvPicPr/>
+                  </pic:nvPicPr>
+                  <pic:blipFill>
+                    <a:blip r:embed="rId9"/>
+                    <a:stretch>
+                      <a:fillRect/>
+                    </a:stretch>
+                  </pic:blipFill>
+                  <pic:spPr>
+                    <a:xfrm>
+                      <a:off x="0" y="0"/>
+                      <a:ext cx="5760085" cy="3457575"/>
+                    </a:xfrm>
+                    <a:prstGeom prst="rect">
+                      <a:avLst/>
+                    </a:prstGeom>
+                  </pic:spPr>
+                </pic:pic>
+              </a:graphicData>
+            </a:graphic>
+          </wp:inline>
+        </w:drawing>
       </w:r>
     </w:p>
     <w:p>
@@ -8534,7 +8463,16 @@
           <w:sz w:val="24"/>
           <w:szCs w:val="24"/>
         </w:rPr>
-        <w:t xml:space="preserve">, com seus atributos e ligações, que no código correspondem aos modelos mapeados pelo </w:t>
+        <w:t xml:space="preserve">, com seus atributos e ligações, que no </w:t>
+      </w:r>
+      <w:r>
+        <w:rPr>
+          <w:rFonts w:ascii="Arial" w:eastAsia="Arial" w:hAnsi="Arial" w:cs="Arial"/>
+          <w:sz w:val="24"/>
+          <w:szCs w:val="24"/>
+        </w:rPr>
+        <w:lastRenderedPageBreak/>
+        <w:t xml:space="preserve">código correspondem aos modelos mapeados pelo </w:t>
       </w:r>
       <w:proofErr w:type="spellStart"/>
       <w:r>
@@ -8553,6 +8491,46 @@
           <w:szCs w:val="24"/>
         </w:rPr>
         <w:t>.</w:t>
+      </w:r>
+      <w:r>
+        <w:rPr>
+          <w:noProof/>
+        </w:rPr>
+        <w:drawing>
+          <wp:inline distT="0" distB="0" distL="0" distR="0" wp14:anchorId="74E35C21" wp14:editId="3D6B4612">
+            <wp:extent cx="5760085" cy="3119120"/>
+            <wp:effectExtent l="0" t="0" r="0" b="5080"/>
+            <wp:docPr id="1080393513" name="Imagem 7"/>
+            <wp:cNvGraphicFramePr>
+              <a:graphicFrameLocks xmlns:a="http://schemas.openxmlformats.org/drawingml/2006/main" noChangeAspect="1"/>
+            </wp:cNvGraphicFramePr>
+            <a:graphic xmlns:a="http://schemas.openxmlformats.org/drawingml/2006/main">
+              <a:graphicData uri="http://schemas.openxmlformats.org/drawingml/2006/picture">
+                <pic:pic xmlns:pic="http://schemas.openxmlformats.org/drawingml/2006/picture">
+                  <pic:nvPicPr>
+                    <pic:cNvPr id="1080393513" name="Imagem 1080393513"/>
+                    <pic:cNvPicPr/>
+                  </pic:nvPicPr>
+                  <pic:blipFill>
+                    <a:blip r:embed="rId10"/>
+                    <a:stretch>
+                      <a:fillRect/>
+                    </a:stretch>
+                  </pic:blipFill>
+                  <pic:spPr>
+                    <a:xfrm>
+                      <a:off x="0" y="0"/>
+                      <a:ext cx="5760085" cy="3119120"/>
+                    </a:xfrm>
+                    <a:prstGeom prst="rect">
+                      <a:avLst/>
+                    </a:prstGeom>
+                  </pic:spPr>
+                </pic:pic>
+              </a:graphicData>
+            </a:graphic>
+          </wp:inline>
+        </w:drawing>
       </w:r>
     </w:p>
     <w:p>
@@ -8714,16 +8692,7 @@
           <w:sz w:val="24"/>
           <w:szCs w:val="24"/>
         </w:rPr>
-        <w:t xml:space="preserve">Tela responsável pelo CRUD de produtos. Nela é possível cadastrar, editar e excluir produtos, informando SKU, nome, categoria, tamanho, cor, preço, estoque </w:t>
-      </w:r>
-      <w:r>
-        <w:rPr>
-          <w:rFonts w:ascii="Arial" w:eastAsia="Arial" w:hAnsi="Arial" w:cs="Arial"/>
-          <w:sz w:val="24"/>
-          <w:szCs w:val="24"/>
-        </w:rPr>
-        <w:lastRenderedPageBreak/>
-        <w:t>atual e estoque mínimo. A exclusão é bloqueada quando o produto já foi utilizado em algum pedido.</w:t>
+        <w:t>Tela responsável pelo CRUD de produtos. Nela é possível cadastrar, editar e excluir produtos, informando SKU, nome, categoria, tamanho, cor, preço, estoque atual e estoque mínimo. A exclusão é bloqueada quando o produto já foi utilizado em algum pedido.</w:t>
       </w:r>
     </w:p>
     <w:p>
@@ -8739,6 +8708,7 @@
           <w:sz w:val="24"/>
           <w:szCs w:val="24"/>
         </w:rPr>
+        <w:lastRenderedPageBreak/>
         <w:t>Pedidos</w:t>
       </w:r>
     </w:p>
@@ -9032,7 +9002,6 @@
           <w:sz w:val="24"/>
           <w:szCs w:val="24"/>
         </w:rPr>
-        <w:lastRenderedPageBreak/>
         <w:t xml:space="preserve">Classificação das anomalias: </w:t>
       </w:r>
       <w:r>
@@ -9062,6 +9031,7 @@
           <w:sz w:val="24"/>
           <w:szCs w:val="24"/>
         </w:rPr>
+        <w:lastRenderedPageBreak/>
         <w:t xml:space="preserve">Classificação das recomendações: </w:t>
       </w:r>
       <w:r>
@@ -9140,12 +9110,6 @@
         <w:gridCol w:w="3570"/>
       </w:tblGrid>
       <w:tr>
-        <w:tblPrEx>
-          <w:tblCellMar>
-            <w:top w:w="0" w:type="dxa"/>
-            <w:bottom w:w="0" w:type="dxa"/>
-          </w:tblCellMar>
-        </w:tblPrEx>
         <w:trPr>
           <w:tblHeader/>
         </w:trPr>
@@ -9232,12 +9196,6 @@
         </w:tc>
       </w:tr>
       <w:tr>
-        <w:tblPrEx>
-          <w:tblCellMar>
-            <w:top w:w="0" w:type="dxa"/>
-            <w:bottom w:w="0" w:type="dxa"/>
-          </w:tblCellMar>
-        </w:tblPrEx>
         <w:tc>
           <w:tcPr>
             <w:tcW w:w="2300" w:type="dxa"/>
@@ -9312,12 +9270,6 @@
         </w:tc>
       </w:tr>
       <w:tr>
-        <w:tblPrEx>
-          <w:tblCellMar>
-            <w:top w:w="0" w:type="dxa"/>
-            <w:bottom w:w="0" w:type="dxa"/>
-          </w:tblCellMar>
-        </w:tblPrEx>
         <w:tc>
           <w:tcPr>
             <w:tcW w:w="2300" w:type="dxa"/>
@@ -9392,12 +9344,6 @@
         </w:tc>
       </w:tr>
       <w:tr>
-        <w:tblPrEx>
-          <w:tblCellMar>
-            <w:top w:w="0" w:type="dxa"/>
-            <w:bottom w:w="0" w:type="dxa"/>
-          </w:tblCellMar>
-        </w:tblPrEx>
         <w:tc>
           <w:tcPr>
             <w:tcW w:w="2300" w:type="dxa"/>
@@ -9472,12 +9418,6 @@
         </w:tc>
       </w:tr>
       <w:tr>
-        <w:tblPrEx>
-          <w:tblCellMar>
-            <w:top w:w="0" w:type="dxa"/>
-            <w:bottom w:w="0" w:type="dxa"/>
-          </w:tblCellMar>
-        </w:tblPrEx>
         <w:tc>
           <w:tcPr>
             <w:tcW w:w="2300" w:type="dxa"/>
@@ -10062,8 +10002,15 @@
           <w:sz w:val="24"/>
           <w:szCs w:val="24"/>
         </w:rPr>
-        <w:t xml:space="preserve">. O arquivo seed.py popula o </w:t>
-      </w:r>
+        <w:t>. O arquivo seed.py popula o banco com usuários, produtos e pedidos de exemplo, o que facilita a apresentação do sistema.</w:t>
+      </w:r>
+    </w:p>
+    <w:p>
+      <w:pPr>
+        <w:spacing w:after="120" w:line="360" w:lineRule="auto"/>
+        <w:ind w:firstLine="708"/>
+        <w:jc w:val="both"/>
+      </w:pPr>
       <w:r>
         <w:rPr>
           <w:rFonts w:ascii="Arial" w:eastAsia="Arial" w:hAnsi="Arial" w:cs="Arial"/>
@@ -10071,21 +10018,6 @@
           <w:szCs w:val="24"/>
         </w:rPr>
         <w:lastRenderedPageBreak/>
-        <w:t>banco com usuários, produtos e pedidos de exemplo, o que facilita a apresentação do sistema.</w:t>
-      </w:r>
-    </w:p>
-    <w:p>
-      <w:pPr>
-        <w:spacing w:after="120" w:line="360" w:lineRule="auto"/>
-        <w:ind w:firstLine="708"/>
-        <w:jc w:val="both"/>
-      </w:pPr>
-      <w:r>
-        <w:rPr>
-          <w:rFonts w:ascii="Arial" w:eastAsia="Arial" w:hAnsi="Arial" w:cs="Arial"/>
-          <w:sz w:val="24"/>
-          <w:szCs w:val="24"/>
-        </w:rPr>
         <w:t xml:space="preserve">Depois disso, o sistema pode ser acessado pelo endereço http://127.0.0.1:8000/. Os usuários de exemplo criados pelo </w:t>
       </w:r>
       <w:proofErr w:type="spellStart"/>
@@ -10130,12 +10062,6 @@
         <w:gridCol w:w="4670"/>
       </w:tblGrid>
       <w:tr>
-        <w:tblPrEx>
-          <w:tblCellMar>
-            <w:top w:w="0" w:type="dxa"/>
-            <w:bottom w:w="0" w:type="dxa"/>
-          </w:tblCellMar>
-        </w:tblPrEx>
         <w:trPr>
           <w:tblHeader/>
         </w:trPr>
@@ -10222,12 +10148,6 @@
         </w:tc>
       </w:tr>
       <w:tr>
-        <w:tblPrEx>
-          <w:tblCellMar>
-            <w:top w:w="0" w:type="dxa"/>
-            <w:bottom w:w="0" w:type="dxa"/>
-          </w:tblCellMar>
-        </w:tblPrEx>
         <w:tc>
           <w:tcPr>
             <w:tcW w:w="2000" w:type="dxa"/>
@@ -10302,12 +10222,6 @@
         </w:tc>
       </w:tr>
       <w:tr>
-        <w:tblPrEx>
-          <w:tblCellMar>
-            <w:top w:w="0" w:type="dxa"/>
-            <w:bottom w:w="0" w:type="dxa"/>
-          </w:tblCellMar>
-        </w:tblPrEx>
         <w:tc>
           <w:tcPr>
             <w:tcW w:w="2000" w:type="dxa"/>

--- a/3_Bimestre/DOCUMENTACÃO.docx
+++ b/3_Bimestre/DOCUMENTACÃO.docx
@@ -79,20 +79,8 @@
           <w:sz w:val="24"/>
           <w:szCs w:val="24"/>
         </w:rPr>
-        <w:t xml:space="preserve">Daniel Romão Gonçalves </w:t>
-      </w:r>
-      <w:proofErr w:type="spellStart"/>
-      <w:r>
-        <w:rPr>
-          <w:rFonts w:ascii="Arial" w:eastAsia="Arial" w:hAnsi="Arial" w:cs="Arial"/>
-          <w:b/>
-          <w:bCs/>
-          <w:sz w:val="24"/>
-          <w:szCs w:val="24"/>
-        </w:rPr>
-        <w:t>Lasinskas</w:t>
-      </w:r>
-      <w:proofErr w:type="spellEnd"/>
+        <w:t>Daniel Romão Gonçalves Lasinskas</w:t>
+      </w:r>
     </w:p>
     <w:p>
       <w:pPr>
@@ -232,20 +220,8 @@
           <w:sz w:val="24"/>
           <w:szCs w:val="24"/>
         </w:rPr>
-        <w:t xml:space="preserve">Daniel Romão Gonçalves </w:t>
-      </w:r>
-      <w:proofErr w:type="spellStart"/>
-      <w:r>
-        <w:rPr>
-          <w:rFonts w:ascii="Arial" w:eastAsia="Arial" w:hAnsi="Arial" w:cs="Arial"/>
-          <w:b/>
-          <w:bCs/>
-          <w:sz w:val="24"/>
-          <w:szCs w:val="24"/>
-        </w:rPr>
-        <w:t>Lasinskas</w:t>
-      </w:r>
-      <w:proofErr w:type="spellEnd"/>
+        <w:t>Daniel Romão Gonçalves Lasinskas</w:t>
+      </w:r>
     </w:p>
     <w:p>
       <w:pPr>
@@ -282,24 +258,27 @@
     <w:p>
       <w:pPr>
         <w:spacing w:after="1400" w:line="276" w:lineRule="auto"/>
-        <w:ind w:left="4500"/>
-        <w:jc w:val="both"/>
-      </w:pPr>
-      <w:r>
+        <w:jc w:val="both"/>
         <w:rPr>
           <w:rFonts w:ascii="Arial" w:eastAsia="Arial" w:hAnsi="Arial" w:cs="Arial"/>
           <w:sz w:val="22"/>
           <w:szCs w:val="22"/>
         </w:rPr>
-        <w:t>Trabalho de Conclusão de Curso apresentado ao Curso Técnico em</w:t>
-      </w:r>
+      </w:pPr>
+    </w:p>
+    <w:p>
+      <w:pPr>
+        <w:spacing w:after="1400" w:line="276" w:lineRule="auto"/>
+        <w:ind w:left="4500"/>
+        <w:jc w:val="both"/>
+      </w:pPr>
       <w:r>
         <w:rPr>
           <w:rFonts w:ascii="Arial" w:eastAsia="Arial" w:hAnsi="Arial" w:cs="Arial"/>
           <w:sz w:val="22"/>
           <w:szCs w:val="22"/>
         </w:rPr>
-        <w:t xml:space="preserve"> Desenvolvimento de Sistemas </w:t>
+        <w:t>Trabalho de Conclusão de Curso apresentado ao Curso Técnico em</w:t>
       </w:r>
       <w:r>
         <w:rPr>
@@ -307,7 +286,7 @@
           <w:sz w:val="22"/>
           <w:szCs w:val="22"/>
         </w:rPr>
-        <w:t xml:space="preserve">da ETEC Professor Camargo Aranha, orientado pelo professor </w:t>
+        <w:t xml:space="preserve"> Desenvolvimento de Sistemas </w:t>
       </w:r>
       <w:r>
         <w:rPr>
@@ -315,7 +294,7 @@
           <w:sz w:val="22"/>
           <w:szCs w:val="22"/>
         </w:rPr>
-        <w:t>Davi Vilar</w:t>
+        <w:t xml:space="preserve">da ETEC Professor Camargo Aranha, orientado pelo professor </w:t>
       </w:r>
       <w:r>
         <w:rPr>
@@ -323,13 +302,46 @@
           <w:sz w:val="22"/>
           <w:szCs w:val="22"/>
         </w:rPr>
-        <w:t xml:space="preserve"> como requisito parcial para obtenção do título de técnico.</w:t>
+        <w:t>Davi Vilar</w:t>
+      </w:r>
+      <w:r>
+        <w:rPr>
+          <w:rFonts w:ascii="Arial" w:eastAsia="Arial" w:hAnsi="Arial" w:cs="Arial"/>
+          <w:sz w:val="22"/>
+          <w:szCs w:val="22"/>
+        </w:rPr>
+        <w:t xml:space="preserve"> como requisito parcial para obtenção do título de técnico</w:t>
       </w:r>
     </w:p>
     <w:p>
       <w:pPr>
         <w:spacing w:after="120" w:line="360" w:lineRule="auto"/>
         <w:jc w:val="center"/>
+        <w:rPr>
+          <w:rFonts w:ascii="Arial" w:eastAsia="Arial" w:hAnsi="Arial" w:cs="Arial"/>
+          <w:b/>
+          <w:bCs/>
+          <w:sz w:val="24"/>
+          <w:szCs w:val="24"/>
+        </w:rPr>
+      </w:pPr>
+    </w:p>
+    <w:p>
+      <w:pPr>
+        <w:spacing w:after="120" w:line="360" w:lineRule="auto"/>
+        <w:rPr>
+          <w:rFonts w:ascii="Arial" w:eastAsia="Arial" w:hAnsi="Arial" w:cs="Arial"/>
+          <w:b/>
+          <w:bCs/>
+          <w:sz w:val="24"/>
+          <w:szCs w:val="24"/>
+        </w:rPr>
+      </w:pPr>
+    </w:p>
+    <w:p>
+      <w:pPr>
+        <w:spacing w:after="120" w:line="360" w:lineRule="auto"/>
+        <w:jc w:val="center"/>
       </w:pPr>
       <w:r>
         <w:rPr>
@@ -367,7 +379,11 @@
       <w:pPr>
         <w:pStyle w:val="Ttulo1"/>
         <w:spacing w:before="360" w:after="200" w:line="360" w:lineRule="auto"/>
-      </w:pPr>
+        <w:jc w:val="both"/>
+      </w:pPr>
+      <w:bookmarkStart w:id="0" w:name="_Toc244006513"/>
+      <w:bookmarkStart w:id="1" w:name="_Toc244007002"/>
+      <w:bookmarkStart w:id="2" w:name="_Toc244008173"/>
       <w:r>
         <w:rPr>
           <w:rFonts w:ascii="Arial" w:eastAsia="Arial" w:hAnsi="Arial" w:cs="Arial"/>
@@ -380,6 +396,9 @@
         <w:lastRenderedPageBreak/>
         <w:t>RESUMO</w:t>
       </w:r>
+      <w:bookmarkEnd w:id="0"/>
+      <w:bookmarkEnd w:id="1"/>
+      <w:bookmarkEnd w:id="2"/>
     </w:p>
     <w:p>
       <w:pPr>
@@ -535,12 +554,2447 @@
         </w:rPr>
       </w:pPr>
     </w:p>
+    <w:sdt>
+      <w:sdtPr>
+        <w:id w:val="901799500"/>
+        <w:docPartObj>
+          <w:docPartGallery w:val="Table of Contents"/>
+          <w:docPartUnique/>
+        </w:docPartObj>
+      </w:sdtPr>
+      <w:sdtEndPr>
+        <w:rPr>
+          <w:rFonts w:ascii="Times New Roman" w:eastAsia="Times New Roman" w:hAnsi="Times New Roman" w:cs="Times New Roman"/>
+          <w:bCs/>
+          <w:sz w:val="20"/>
+          <w:szCs w:val="20"/>
+          <w14:ligatures w14:val="none"/>
+        </w:rPr>
+      </w:sdtEndPr>
+      <w:sdtContent>
+        <w:p>
+          <w:pPr>
+            <w:pStyle w:val="CabealhodoSumrio"/>
+          </w:pPr>
+          <w:r>
+            <w:t>Sumário</w:t>
+          </w:r>
+        </w:p>
+        <w:p/>
+        <w:p>
+          <w:pPr>
+            <w:pStyle w:val="Sumrio1"/>
+            <w:tabs>
+              <w:tab w:val="right" w:leader="dot" w:pos="9061"/>
+            </w:tabs>
+            <w:rPr>
+              <w:noProof/>
+            </w:rPr>
+          </w:pPr>
+          <w:r>
+            <w:fldChar w:fldCharType="begin"/>
+          </w:r>
+          <w:r>
+            <w:instrText xml:space="preserve"> TOC \o "1-3" \h \z \u </w:instrText>
+          </w:r>
+          <w:r>
+            <w:fldChar w:fldCharType="separate"/>
+          </w:r>
+          <w:hyperlink w:anchor="_Toc244008174" w:history="1">
+            <w:r>
+              <w:rPr>
+                <w:rStyle w:val="Hyperlink"/>
+                <w:rFonts w:ascii="Arial" w:eastAsia="Arial" w:hAnsi="Arial" w:cs="Arial"/>
+                <w:b/>
+                <w:bCs/>
+                <w:noProof/>
+              </w:rPr>
+              <w:t>1. INTRODUÇÃO</w:t>
+            </w:r>
+            <w:r>
+              <w:rPr>
+                <w:noProof/>
+                <w:webHidden/>
+              </w:rPr>
+              <w:tab/>
+            </w:r>
+            <w:r>
+              <w:rPr>
+                <w:noProof/>
+                <w:webHidden/>
+              </w:rPr>
+              <w:fldChar w:fldCharType="begin"/>
+            </w:r>
+            <w:r>
+              <w:rPr>
+                <w:noProof/>
+                <w:webHidden/>
+              </w:rPr>
+              <w:instrText xml:space="preserve"> PAGEREF _Toc244008174 \h </w:instrText>
+            </w:r>
+            <w:r>
+              <w:rPr>
+                <w:noProof/>
+                <w:webHidden/>
+              </w:rPr>
+            </w:r>
+            <w:r>
+              <w:rPr>
+                <w:noProof/>
+                <w:webHidden/>
+              </w:rPr>
+              <w:fldChar w:fldCharType="separate"/>
+            </w:r>
+            <w:r>
+              <w:rPr>
+                <w:noProof/>
+                <w:webHidden/>
+              </w:rPr>
+              <w:t>1</w:t>
+            </w:r>
+            <w:r>
+              <w:rPr>
+                <w:noProof/>
+                <w:webHidden/>
+              </w:rPr>
+              <w:fldChar w:fldCharType="end"/>
+            </w:r>
+          </w:hyperlink>
+        </w:p>
+        <w:p>
+          <w:pPr>
+            <w:pStyle w:val="Sumrio2"/>
+            <w:tabs>
+              <w:tab w:val="right" w:leader="dot" w:pos="9061"/>
+            </w:tabs>
+            <w:rPr>
+              <w:noProof/>
+            </w:rPr>
+          </w:pPr>
+          <w:hyperlink w:anchor="_Toc244008175" w:history="1">
+            <w:r>
+              <w:rPr>
+                <w:rStyle w:val="Hyperlink"/>
+                <w:rFonts w:ascii="Arial" w:eastAsia="Arial" w:hAnsi="Arial" w:cs="Arial"/>
+                <w:b/>
+                <w:bCs/>
+                <w:noProof/>
+              </w:rPr>
+              <w:t>1.1 PROBLEMA E CONTEXTUALIZAÇÃO</w:t>
+            </w:r>
+            <w:r>
+              <w:rPr>
+                <w:noProof/>
+                <w:webHidden/>
+              </w:rPr>
+              <w:tab/>
+            </w:r>
+            <w:r>
+              <w:rPr>
+                <w:noProof/>
+                <w:webHidden/>
+              </w:rPr>
+              <w:fldChar w:fldCharType="begin"/>
+            </w:r>
+            <w:r>
+              <w:rPr>
+                <w:noProof/>
+                <w:webHidden/>
+              </w:rPr>
+              <w:instrText xml:space="preserve"> PAGEREF _Toc244008175 \h </w:instrText>
+            </w:r>
+            <w:r>
+              <w:rPr>
+                <w:noProof/>
+                <w:webHidden/>
+              </w:rPr>
+            </w:r>
+            <w:r>
+              <w:rPr>
+                <w:noProof/>
+                <w:webHidden/>
+              </w:rPr>
+              <w:fldChar w:fldCharType="separate"/>
+            </w:r>
+            <w:r>
+              <w:rPr>
+                <w:noProof/>
+                <w:webHidden/>
+              </w:rPr>
+              <w:t>1</w:t>
+            </w:r>
+            <w:r>
+              <w:rPr>
+                <w:noProof/>
+                <w:webHidden/>
+              </w:rPr>
+              <w:fldChar w:fldCharType="end"/>
+            </w:r>
+          </w:hyperlink>
+        </w:p>
+        <w:p>
+          <w:pPr>
+            <w:pStyle w:val="Sumrio1"/>
+            <w:tabs>
+              <w:tab w:val="right" w:leader="dot" w:pos="9061"/>
+            </w:tabs>
+            <w:rPr>
+              <w:noProof/>
+            </w:rPr>
+          </w:pPr>
+          <w:hyperlink w:anchor="_Toc244008176" w:history="1">
+            <w:r>
+              <w:rPr>
+                <w:rStyle w:val="Hyperlink"/>
+                <w:rFonts w:ascii="Arial" w:eastAsia="Arial" w:hAnsi="Arial" w:cs="Arial"/>
+                <w:b/>
+                <w:bCs/>
+                <w:noProof/>
+              </w:rPr>
+              <w:t>2. DESENVOLVIMENTO</w:t>
+            </w:r>
+            <w:r>
+              <w:rPr>
+                <w:noProof/>
+                <w:webHidden/>
+              </w:rPr>
+              <w:tab/>
+            </w:r>
+            <w:r>
+              <w:rPr>
+                <w:noProof/>
+                <w:webHidden/>
+              </w:rPr>
+              <w:fldChar w:fldCharType="begin"/>
+            </w:r>
+            <w:r>
+              <w:rPr>
+                <w:noProof/>
+                <w:webHidden/>
+              </w:rPr>
+              <w:instrText xml:space="preserve"> PAGEREF _Toc244008176 \h </w:instrText>
+            </w:r>
+            <w:r>
+              <w:rPr>
+                <w:noProof/>
+                <w:webHidden/>
+              </w:rPr>
+            </w:r>
+            <w:r>
+              <w:rPr>
+                <w:noProof/>
+                <w:webHidden/>
+              </w:rPr>
+              <w:fldChar w:fldCharType="separate"/>
+            </w:r>
+            <w:r>
+              <w:rPr>
+                <w:noProof/>
+                <w:webHidden/>
+              </w:rPr>
+              <w:t>2</w:t>
+            </w:r>
+            <w:r>
+              <w:rPr>
+                <w:noProof/>
+                <w:webHidden/>
+              </w:rPr>
+              <w:fldChar w:fldCharType="end"/>
+            </w:r>
+          </w:hyperlink>
+        </w:p>
+        <w:p>
+          <w:pPr>
+            <w:pStyle w:val="Sumrio2"/>
+            <w:tabs>
+              <w:tab w:val="right" w:leader="dot" w:pos="9061"/>
+            </w:tabs>
+            <w:rPr>
+              <w:noProof/>
+            </w:rPr>
+          </w:pPr>
+          <w:hyperlink w:anchor="_Toc244008177" w:history="1">
+            <w:r>
+              <w:rPr>
+                <w:rStyle w:val="Hyperlink"/>
+                <w:rFonts w:ascii="Arial" w:eastAsia="Arial" w:hAnsi="Arial" w:cs="Arial"/>
+                <w:b/>
+                <w:bCs/>
+                <w:noProof/>
+              </w:rPr>
+              <w:t>2.1 OBJETIVO GERAL</w:t>
+            </w:r>
+            <w:r>
+              <w:rPr>
+                <w:noProof/>
+                <w:webHidden/>
+              </w:rPr>
+              <w:tab/>
+            </w:r>
+            <w:r>
+              <w:rPr>
+                <w:noProof/>
+                <w:webHidden/>
+              </w:rPr>
+              <w:fldChar w:fldCharType="begin"/>
+            </w:r>
+            <w:r>
+              <w:rPr>
+                <w:noProof/>
+                <w:webHidden/>
+              </w:rPr>
+              <w:instrText xml:space="preserve"> PAGEREF _Toc244008177 \h </w:instrText>
+            </w:r>
+            <w:r>
+              <w:rPr>
+                <w:noProof/>
+                <w:webHidden/>
+              </w:rPr>
+            </w:r>
+            <w:r>
+              <w:rPr>
+                <w:noProof/>
+                <w:webHidden/>
+              </w:rPr>
+              <w:fldChar w:fldCharType="separate"/>
+            </w:r>
+            <w:r>
+              <w:rPr>
+                <w:noProof/>
+                <w:webHidden/>
+              </w:rPr>
+              <w:t>2</w:t>
+            </w:r>
+            <w:r>
+              <w:rPr>
+                <w:noProof/>
+                <w:webHidden/>
+              </w:rPr>
+              <w:fldChar w:fldCharType="end"/>
+            </w:r>
+          </w:hyperlink>
+        </w:p>
+        <w:p>
+          <w:pPr>
+            <w:pStyle w:val="Sumrio2"/>
+            <w:tabs>
+              <w:tab w:val="right" w:leader="dot" w:pos="9061"/>
+            </w:tabs>
+            <w:rPr>
+              <w:noProof/>
+            </w:rPr>
+          </w:pPr>
+          <w:hyperlink w:anchor="_Toc244008178" w:history="1">
+            <w:r>
+              <w:rPr>
+                <w:rStyle w:val="Hyperlink"/>
+                <w:rFonts w:ascii="Arial" w:eastAsia="Arial" w:hAnsi="Arial" w:cs="Arial"/>
+                <w:b/>
+                <w:bCs/>
+                <w:noProof/>
+              </w:rPr>
+              <w:t>2.2 OBJETIVOS ESPECÍFICOS</w:t>
+            </w:r>
+            <w:r>
+              <w:rPr>
+                <w:noProof/>
+                <w:webHidden/>
+              </w:rPr>
+              <w:tab/>
+            </w:r>
+            <w:r>
+              <w:rPr>
+                <w:noProof/>
+                <w:webHidden/>
+              </w:rPr>
+              <w:fldChar w:fldCharType="begin"/>
+            </w:r>
+            <w:r>
+              <w:rPr>
+                <w:noProof/>
+                <w:webHidden/>
+              </w:rPr>
+              <w:instrText xml:space="preserve"> PAGEREF _Toc244008178 \h </w:instrText>
+            </w:r>
+            <w:r>
+              <w:rPr>
+                <w:noProof/>
+                <w:webHidden/>
+              </w:rPr>
+            </w:r>
+            <w:r>
+              <w:rPr>
+                <w:noProof/>
+                <w:webHidden/>
+              </w:rPr>
+              <w:fldChar w:fldCharType="separate"/>
+            </w:r>
+            <w:r>
+              <w:rPr>
+                <w:noProof/>
+                <w:webHidden/>
+              </w:rPr>
+              <w:t>3</w:t>
+            </w:r>
+            <w:r>
+              <w:rPr>
+                <w:noProof/>
+                <w:webHidden/>
+              </w:rPr>
+              <w:fldChar w:fldCharType="end"/>
+            </w:r>
+          </w:hyperlink>
+        </w:p>
+        <w:p>
+          <w:pPr>
+            <w:pStyle w:val="Sumrio2"/>
+            <w:tabs>
+              <w:tab w:val="right" w:leader="dot" w:pos="9061"/>
+            </w:tabs>
+            <w:rPr>
+              <w:noProof/>
+            </w:rPr>
+          </w:pPr>
+          <w:hyperlink w:anchor="_Toc244008179" w:history="1">
+            <w:r>
+              <w:rPr>
+                <w:rStyle w:val="Hyperlink"/>
+                <w:rFonts w:ascii="Arial" w:eastAsia="Arial" w:hAnsi="Arial" w:cs="Arial"/>
+                <w:b/>
+                <w:bCs/>
+                <w:noProof/>
+              </w:rPr>
+              <w:t>2.3 ESCOPOS</w:t>
+            </w:r>
+            <w:r>
+              <w:rPr>
+                <w:noProof/>
+                <w:webHidden/>
+              </w:rPr>
+              <w:tab/>
+            </w:r>
+            <w:r>
+              <w:rPr>
+                <w:noProof/>
+                <w:webHidden/>
+              </w:rPr>
+              <w:fldChar w:fldCharType="begin"/>
+            </w:r>
+            <w:r>
+              <w:rPr>
+                <w:noProof/>
+                <w:webHidden/>
+              </w:rPr>
+              <w:instrText xml:space="preserve"> PAGEREF _Toc244008179 \h </w:instrText>
+            </w:r>
+            <w:r>
+              <w:rPr>
+                <w:noProof/>
+                <w:webHidden/>
+              </w:rPr>
+            </w:r>
+            <w:r>
+              <w:rPr>
+                <w:noProof/>
+                <w:webHidden/>
+              </w:rPr>
+              <w:fldChar w:fldCharType="separate"/>
+            </w:r>
+            <w:r>
+              <w:rPr>
+                <w:noProof/>
+                <w:webHidden/>
+              </w:rPr>
+              <w:t>3</w:t>
+            </w:r>
+            <w:r>
+              <w:rPr>
+                <w:noProof/>
+                <w:webHidden/>
+              </w:rPr>
+              <w:fldChar w:fldCharType="end"/>
+            </w:r>
+          </w:hyperlink>
+        </w:p>
+        <w:p>
+          <w:pPr>
+            <w:pStyle w:val="Sumrio3"/>
+            <w:tabs>
+              <w:tab w:val="right" w:leader="dot" w:pos="9061"/>
+            </w:tabs>
+            <w:rPr>
+              <w:rFonts w:asciiTheme="minorHAnsi" w:eastAsiaTheme="minorEastAsia" w:hAnsiTheme="minorHAnsi" w:cstheme="minorBidi"/>
+              <w:noProof/>
+              <w:kern w:val="2"/>
+              <w:sz w:val="24"/>
+              <w:szCs w:val="24"/>
+              <w14:ligatures w14:val="standardContextual"/>
+            </w:rPr>
+          </w:pPr>
+          <w:hyperlink w:anchor="_Toc244008180" w:history="1">
+            <w:r>
+              <w:rPr>
+                <w:rStyle w:val="Hyperlink"/>
+                <w:rFonts w:ascii="Arial" w:eastAsia="Arial" w:hAnsi="Arial" w:cs="Arial"/>
+                <w:b/>
+                <w:bCs/>
+                <w:noProof/>
+              </w:rPr>
+              <w:t>2.3.1 ESCOPO DO PROJETO</w:t>
+            </w:r>
+            <w:r>
+              <w:rPr>
+                <w:noProof/>
+                <w:webHidden/>
+              </w:rPr>
+              <w:tab/>
+            </w:r>
+            <w:r>
+              <w:rPr>
+                <w:noProof/>
+                <w:webHidden/>
+              </w:rPr>
+              <w:fldChar w:fldCharType="begin"/>
+            </w:r>
+            <w:r>
+              <w:rPr>
+                <w:noProof/>
+                <w:webHidden/>
+              </w:rPr>
+              <w:instrText xml:space="preserve"> PAGEREF _Toc244008180 \h </w:instrText>
+            </w:r>
+            <w:r>
+              <w:rPr>
+                <w:noProof/>
+                <w:webHidden/>
+              </w:rPr>
+            </w:r>
+            <w:r>
+              <w:rPr>
+                <w:noProof/>
+                <w:webHidden/>
+              </w:rPr>
+              <w:fldChar w:fldCharType="separate"/>
+            </w:r>
+            <w:r>
+              <w:rPr>
+                <w:noProof/>
+                <w:webHidden/>
+              </w:rPr>
+              <w:t>3</w:t>
+            </w:r>
+            <w:r>
+              <w:rPr>
+                <w:noProof/>
+                <w:webHidden/>
+              </w:rPr>
+              <w:fldChar w:fldCharType="end"/>
+            </w:r>
+          </w:hyperlink>
+        </w:p>
+        <w:p>
+          <w:pPr>
+            <w:pStyle w:val="Sumrio3"/>
+            <w:tabs>
+              <w:tab w:val="right" w:leader="dot" w:pos="9061"/>
+            </w:tabs>
+            <w:rPr>
+              <w:rFonts w:asciiTheme="minorHAnsi" w:eastAsiaTheme="minorEastAsia" w:hAnsiTheme="minorHAnsi" w:cstheme="minorBidi"/>
+              <w:noProof/>
+              <w:kern w:val="2"/>
+              <w:sz w:val="24"/>
+              <w:szCs w:val="24"/>
+              <w14:ligatures w14:val="standardContextual"/>
+            </w:rPr>
+          </w:pPr>
+          <w:hyperlink w:anchor="_Toc244008181" w:history="1">
+            <w:r>
+              <w:rPr>
+                <w:rStyle w:val="Hyperlink"/>
+                <w:rFonts w:ascii="Arial" w:eastAsia="Arial" w:hAnsi="Arial" w:cs="Arial"/>
+                <w:b/>
+                <w:bCs/>
+                <w:noProof/>
+              </w:rPr>
+              <w:t>2.3.2 ESCOPO GLOBAL E VISÃO DE FUTURO</w:t>
+            </w:r>
+            <w:r>
+              <w:rPr>
+                <w:noProof/>
+                <w:webHidden/>
+              </w:rPr>
+              <w:tab/>
+            </w:r>
+            <w:r>
+              <w:rPr>
+                <w:noProof/>
+                <w:webHidden/>
+              </w:rPr>
+              <w:fldChar w:fldCharType="begin"/>
+            </w:r>
+            <w:r>
+              <w:rPr>
+                <w:noProof/>
+                <w:webHidden/>
+              </w:rPr>
+              <w:instrText xml:space="preserve"> PAGEREF _Toc244008181 \h </w:instrText>
+            </w:r>
+            <w:r>
+              <w:rPr>
+                <w:noProof/>
+                <w:webHidden/>
+              </w:rPr>
+            </w:r>
+            <w:r>
+              <w:rPr>
+                <w:noProof/>
+                <w:webHidden/>
+              </w:rPr>
+              <w:fldChar w:fldCharType="separate"/>
+            </w:r>
+            <w:r>
+              <w:rPr>
+                <w:noProof/>
+                <w:webHidden/>
+              </w:rPr>
+              <w:t>4</w:t>
+            </w:r>
+            <w:r>
+              <w:rPr>
+                <w:noProof/>
+                <w:webHidden/>
+              </w:rPr>
+              <w:fldChar w:fldCharType="end"/>
+            </w:r>
+          </w:hyperlink>
+        </w:p>
+        <w:p>
+          <w:pPr>
+            <w:pStyle w:val="Sumrio3"/>
+            <w:tabs>
+              <w:tab w:val="right" w:leader="dot" w:pos="9061"/>
+            </w:tabs>
+            <w:rPr>
+              <w:rFonts w:asciiTheme="minorHAnsi" w:eastAsiaTheme="minorEastAsia" w:hAnsiTheme="minorHAnsi" w:cstheme="minorBidi"/>
+              <w:noProof/>
+              <w:kern w:val="2"/>
+              <w:sz w:val="24"/>
+              <w:szCs w:val="24"/>
+              <w14:ligatures w14:val="standardContextual"/>
+            </w:rPr>
+          </w:pPr>
+          <w:hyperlink w:anchor="_Toc244008182" w:history="1">
+            <w:r>
+              <w:rPr>
+                <w:rStyle w:val="Hyperlink"/>
+                <w:rFonts w:ascii="Arial" w:eastAsia="Arial" w:hAnsi="Arial" w:cs="Arial"/>
+                <w:b/>
+                <w:bCs/>
+                <w:noProof/>
+              </w:rPr>
+              <w:t>2.3.3 FORA DO ESCOPO</w:t>
+            </w:r>
+            <w:r>
+              <w:rPr>
+                <w:noProof/>
+                <w:webHidden/>
+              </w:rPr>
+              <w:tab/>
+            </w:r>
+            <w:r>
+              <w:rPr>
+                <w:noProof/>
+                <w:webHidden/>
+              </w:rPr>
+              <w:fldChar w:fldCharType="begin"/>
+            </w:r>
+            <w:r>
+              <w:rPr>
+                <w:noProof/>
+                <w:webHidden/>
+              </w:rPr>
+              <w:instrText xml:space="preserve"> PAGEREF _Toc244008182 \h </w:instrText>
+            </w:r>
+            <w:r>
+              <w:rPr>
+                <w:noProof/>
+                <w:webHidden/>
+              </w:rPr>
+            </w:r>
+            <w:r>
+              <w:rPr>
+                <w:noProof/>
+                <w:webHidden/>
+              </w:rPr>
+              <w:fldChar w:fldCharType="separate"/>
+            </w:r>
+            <w:r>
+              <w:rPr>
+                <w:noProof/>
+                <w:webHidden/>
+              </w:rPr>
+              <w:t>5</w:t>
+            </w:r>
+            <w:r>
+              <w:rPr>
+                <w:noProof/>
+                <w:webHidden/>
+              </w:rPr>
+              <w:fldChar w:fldCharType="end"/>
+            </w:r>
+          </w:hyperlink>
+        </w:p>
+        <w:p>
+          <w:pPr>
+            <w:pStyle w:val="Sumrio2"/>
+            <w:tabs>
+              <w:tab w:val="right" w:leader="dot" w:pos="9061"/>
+            </w:tabs>
+            <w:rPr>
+              <w:noProof/>
+            </w:rPr>
+          </w:pPr>
+          <w:hyperlink w:anchor="_Toc244008183" w:history="1">
+            <w:r>
+              <w:rPr>
+                <w:rStyle w:val="Hyperlink"/>
+                <w:rFonts w:ascii="Arial" w:eastAsia="Arial" w:hAnsi="Arial" w:cs="Arial"/>
+                <w:b/>
+                <w:bCs/>
+                <w:noProof/>
+              </w:rPr>
+              <w:t>2.4 METODOLOGIAS E TECNOLOGIAS</w:t>
+            </w:r>
+            <w:r>
+              <w:rPr>
+                <w:noProof/>
+                <w:webHidden/>
+              </w:rPr>
+              <w:tab/>
+            </w:r>
+            <w:r>
+              <w:rPr>
+                <w:noProof/>
+                <w:webHidden/>
+              </w:rPr>
+              <w:fldChar w:fldCharType="begin"/>
+            </w:r>
+            <w:r>
+              <w:rPr>
+                <w:noProof/>
+                <w:webHidden/>
+              </w:rPr>
+              <w:instrText xml:space="preserve"> PAGEREF _Toc244008183 \h </w:instrText>
+            </w:r>
+            <w:r>
+              <w:rPr>
+                <w:noProof/>
+                <w:webHidden/>
+              </w:rPr>
+            </w:r>
+            <w:r>
+              <w:rPr>
+                <w:noProof/>
+                <w:webHidden/>
+              </w:rPr>
+              <w:fldChar w:fldCharType="separate"/>
+            </w:r>
+            <w:r>
+              <w:rPr>
+                <w:noProof/>
+                <w:webHidden/>
+              </w:rPr>
+              <w:t>5</w:t>
+            </w:r>
+            <w:r>
+              <w:rPr>
+                <w:noProof/>
+                <w:webHidden/>
+              </w:rPr>
+              <w:fldChar w:fldCharType="end"/>
+            </w:r>
+          </w:hyperlink>
+        </w:p>
+        <w:p>
+          <w:pPr>
+            <w:pStyle w:val="Sumrio2"/>
+            <w:tabs>
+              <w:tab w:val="right" w:leader="dot" w:pos="9061"/>
+            </w:tabs>
+            <w:rPr>
+              <w:noProof/>
+            </w:rPr>
+          </w:pPr>
+          <w:hyperlink w:anchor="_Toc244008184" w:history="1">
+            <w:r>
+              <w:rPr>
+                <w:rStyle w:val="Hyperlink"/>
+                <w:rFonts w:ascii="Arial" w:eastAsia="Arial" w:hAnsi="Arial" w:cs="Arial"/>
+                <w:b/>
+                <w:bCs/>
+                <w:noProof/>
+              </w:rPr>
+              <w:t>2.5 FUNDAMENTAÇÃO TEÓRICA</w:t>
+            </w:r>
+            <w:r>
+              <w:rPr>
+                <w:noProof/>
+                <w:webHidden/>
+              </w:rPr>
+              <w:tab/>
+            </w:r>
+            <w:r>
+              <w:rPr>
+                <w:noProof/>
+                <w:webHidden/>
+              </w:rPr>
+              <w:fldChar w:fldCharType="begin"/>
+            </w:r>
+            <w:r>
+              <w:rPr>
+                <w:noProof/>
+                <w:webHidden/>
+              </w:rPr>
+              <w:instrText xml:space="preserve"> PAGEREF _Toc244008184 \h </w:instrText>
+            </w:r>
+            <w:r>
+              <w:rPr>
+                <w:noProof/>
+                <w:webHidden/>
+              </w:rPr>
+            </w:r>
+            <w:r>
+              <w:rPr>
+                <w:noProof/>
+                <w:webHidden/>
+              </w:rPr>
+              <w:fldChar w:fldCharType="separate"/>
+            </w:r>
+            <w:r>
+              <w:rPr>
+                <w:noProof/>
+                <w:webHidden/>
+              </w:rPr>
+              <w:t>7</w:t>
+            </w:r>
+            <w:r>
+              <w:rPr>
+                <w:noProof/>
+                <w:webHidden/>
+              </w:rPr>
+              <w:fldChar w:fldCharType="end"/>
+            </w:r>
+          </w:hyperlink>
+        </w:p>
+        <w:p>
+          <w:pPr>
+            <w:pStyle w:val="Sumrio3"/>
+            <w:tabs>
+              <w:tab w:val="right" w:leader="dot" w:pos="9061"/>
+            </w:tabs>
+            <w:rPr>
+              <w:rFonts w:asciiTheme="minorHAnsi" w:eastAsiaTheme="minorEastAsia" w:hAnsiTheme="minorHAnsi" w:cstheme="minorBidi"/>
+              <w:noProof/>
+              <w:kern w:val="2"/>
+              <w:sz w:val="24"/>
+              <w:szCs w:val="24"/>
+              <w14:ligatures w14:val="standardContextual"/>
+            </w:rPr>
+          </w:pPr>
+          <w:hyperlink w:anchor="_Toc244008185" w:history="1">
+            <w:r>
+              <w:rPr>
+                <w:rStyle w:val="Hyperlink"/>
+                <w:rFonts w:ascii="Arial" w:eastAsia="Arial" w:hAnsi="Arial" w:cs="Arial"/>
+                <w:b/>
+                <w:bCs/>
+                <w:noProof/>
+              </w:rPr>
+              <w:t>2.5.1 BUSINESS INTELLIGENCE (BI)</w:t>
+            </w:r>
+            <w:r>
+              <w:rPr>
+                <w:noProof/>
+                <w:webHidden/>
+              </w:rPr>
+              <w:tab/>
+            </w:r>
+            <w:r>
+              <w:rPr>
+                <w:noProof/>
+                <w:webHidden/>
+              </w:rPr>
+              <w:fldChar w:fldCharType="begin"/>
+            </w:r>
+            <w:r>
+              <w:rPr>
+                <w:noProof/>
+                <w:webHidden/>
+              </w:rPr>
+              <w:instrText xml:space="preserve"> PAGEREF _Toc244008185 \h </w:instrText>
+            </w:r>
+            <w:r>
+              <w:rPr>
+                <w:noProof/>
+                <w:webHidden/>
+              </w:rPr>
+            </w:r>
+            <w:r>
+              <w:rPr>
+                <w:noProof/>
+                <w:webHidden/>
+              </w:rPr>
+              <w:fldChar w:fldCharType="separate"/>
+            </w:r>
+            <w:r>
+              <w:rPr>
+                <w:noProof/>
+                <w:webHidden/>
+              </w:rPr>
+              <w:t>7</w:t>
+            </w:r>
+            <w:r>
+              <w:rPr>
+                <w:noProof/>
+                <w:webHidden/>
+              </w:rPr>
+              <w:fldChar w:fldCharType="end"/>
+            </w:r>
+          </w:hyperlink>
+        </w:p>
+        <w:p>
+          <w:pPr>
+            <w:pStyle w:val="Sumrio3"/>
+            <w:tabs>
+              <w:tab w:val="right" w:leader="dot" w:pos="9061"/>
+            </w:tabs>
+            <w:rPr>
+              <w:rFonts w:asciiTheme="minorHAnsi" w:eastAsiaTheme="minorEastAsia" w:hAnsiTheme="minorHAnsi" w:cstheme="minorBidi"/>
+              <w:noProof/>
+              <w:kern w:val="2"/>
+              <w:sz w:val="24"/>
+              <w:szCs w:val="24"/>
+              <w14:ligatures w14:val="standardContextual"/>
+            </w:rPr>
+          </w:pPr>
+          <w:hyperlink w:anchor="_Toc244008186" w:history="1">
+            <w:r>
+              <w:rPr>
+                <w:rStyle w:val="Hyperlink"/>
+                <w:rFonts w:ascii="Arial" w:eastAsia="Arial" w:hAnsi="Arial" w:cs="Arial"/>
+                <w:b/>
+                <w:bCs/>
+                <w:noProof/>
+              </w:rPr>
+              <w:t>2.5.2 INTELIGÊNCIA ARTIFICIAL APLICADA À ANÁLISE DE DADOS</w:t>
+            </w:r>
+            <w:r>
+              <w:rPr>
+                <w:noProof/>
+                <w:webHidden/>
+              </w:rPr>
+              <w:tab/>
+            </w:r>
+            <w:r>
+              <w:rPr>
+                <w:noProof/>
+                <w:webHidden/>
+              </w:rPr>
+              <w:fldChar w:fldCharType="begin"/>
+            </w:r>
+            <w:r>
+              <w:rPr>
+                <w:noProof/>
+                <w:webHidden/>
+              </w:rPr>
+              <w:instrText xml:space="preserve"> PAGEREF _Toc244008186 \h </w:instrText>
+            </w:r>
+            <w:r>
+              <w:rPr>
+                <w:noProof/>
+                <w:webHidden/>
+              </w:rPr>
+            </w:r>
+            <w:r>
+              <w:rPr>
+                <w:noProof/>
+                <w:webHidden/>
+              </w:rPr>
+              <w:fldChar w:fldCharType="separate"/>
+            </w:r>
+            <w:r>
+              <w:rPr>
+                <w:noProof/>
+                <w:webHidden/>
+              </w:rPr>
+              <w:t>7</w:t>
+            </w:r>
+            <w:r>
+              <w:rPr>
+                <w:noProof/>
+                <w:webHidden/>
+              </w:rPr>
+              <w:fldChar w:fldCharType="end"/>
+            </w:r>
+          </w:hyperlink>
+        </w:p>
+        <w:p>
+          <w:pPr>
+            <w:pStyle w:val="Sumrio3"/>
+            <w:tabs>
+              <w:tab w:val="right" w:leader="dot" w:pos="9061"/>
+            </w:tabs>
+            <w:rPr>
+              <w:rFonts w:asciiTheme="minorHAnsi" w:eastAsiaTheme="minorEastAsia" w:hAnsiTheme="minorHAnsi" w:cstheme="minorBidi"/>
+              <w:noProof/>
+              <w:kern w:val="2"/>
+              <w:sz w:val="24"/>
+              <w:szCs w:val="24"/>
+              <w14:ligatures w14:val="standardContextual"/>
+            </w:rPr>
+          </w:pPr>
+          <w:hyperlink w:anchor="_Toc244008187" w:history="1">
+            <w:r>
+              <w:rPr>
+                <w:rStyle w:val="Hyperlink"/>
+                <w:rFonts w:ascii="Arial" w:eastAsia="Arial" w:hAnsi="Arial" w:cs="Arial"/>
+                <w:b/>
+                <w:bCs/>
+                <w:noProof/>
+              </w:rPr>
+              <w:t>2.5.3 INDICADORES UTILIZADOS NA ANÁLISE</w:t>
+            </w:r>
+            <w:r>
+              <w:rPr>
+                <w:noProof/>
+                <w:webHidden/>
+              </w:rPr>
+              <w:tab/>
+            </w:r>
+            <w:r>
+              <w:rPr>
+                <w:noProof/>
+                <w:webHidden/>
+              </w:rPr>
+              <w:fldChar w:fldCharType="begin"/>
+            </w:r>
+            <w:r>
+              <w:rPr>
+                <w:noProof/>
+                <w:webHidden/>
+              </w:rPr>
+              <w:instrText xml:space="preserve"> PAGEREF _Toc244008187 \h </w:instrText>
+            </w:r>
+            <w:r>
+              <w:rPr>
+                <w:noProof/>
+                <w:webHidden/>
+              </w:rPr>
+            </w:r>
+            <w:r>
+              <w:rPr>
+                <w:noProof/>
+                <w:webHidden/>
+              </w:rPr>
+              <w:fldChar w:fldCharType="separate"/>
+            </w:r>
+            <w:r>
+              <w:rPr>
+                <w:noProof/>
+                <w:webHidden/>
+              </w:rPr>
+              <w:t>8</w:t>
+            </w:r>
+            <w:r>
+              <w:rPr>
+                <w:noProof/>
+                <w:webHidden/>
+              </w:rPr>
+              <w:fldChar w:fldCharType="end"/>
+            </w:r>
+          </w:hyperlink>
+        </w:p>
+        <w:p>
+          <w:pPr>
+            <w:pStyle w:val="Sumrio3"/>
+            <w:tabs>
+              <w:tab w:val="right" w:leader="dot" w:pos="9061"/>
+            </w:tabs>
+            <w:rPr>
+              <w:rFonts w:asciiTheme="minorHAnsi" w:eastAsiaTheme="minorEastAsia" w:hAnsiTheme="minorHAnsi" w:cstheme="minorBidi"/>
+              <w:noProof/>
+              <w:kern w:val="2"/>
+              <w:sz w:val="24"/>
+              <w:szCs w:val="24"/>
+              <w14:ligatures w14:val="standardContextual"/>
+            </w:rPr>
+          </w:pPr>
+          <w:hyperlink w:anchor="_Toc244008188" w:history="1">
+            <w:r>
+              <w:rPr>
+                <w:rStyle w:val="Hyperlink"/>
+                <w:rFonts w:ascii="Arial" w:eastAsia="Arial" w:hAnsi="Arial" w:cs="Arial"/>
+                <w:b/>
+                <w:bCs/>
+                <w:noProof/>
+              </w:rPr>
+              <w:t>2.5.4 DIAGRAMAS E MODELOS UTILIZADOS</w:t>
+            </w:r>
+            <w:r>
+              <w:rPr>
+                <w:noProof/>
+                <w:webHidden/>
+              </w:rPr>
+              <w:tab/>
+            </w:r>
+            <w:r>
+              <w:rPr>
+                <w:noProof/>
+                <w:webHidden/>
+              </w:rPr>
+              <w:fldChar w:fldCharType="begin"/>
+            </w:r>
+            <w:r>
+              <w:rPr>
+                <w:noProof/>
+                <w:webHidden/>
+              </w:rPr>
+              <w:instrText xml:space="preserve"> PAGEREF _Toc244008188 \h </w:instrText>
+            </w:r>
+            <w:r>
+              <w:rPr>
+                <w:noProof/>
+                <w:webHidden/>
+              </w:rPr>
+            </w:r>
+            <w:r>
+              <w:rPr>
+                <w:noProof/>
+                <w:webHidden/>
+              </w:rPr>
+              <w:fldChar w:fldCharType="separate"/>
+            </w:r>
+            <w:r>
+              <w:rPr>
+                <w:noProof/>
+                <w:webHidden/>
+              </w:rPr>
+              <w:t>9</w:t>
+            </w:r>
+            <w:r>
+              <w:rPr>
+                <w:noProof/>
+                <w:webHidden/>
+              </w:rPr>
+              <w:fldChar w:fldCharType="end"/>
+            </w:r>
+          </w:hyperlink>
+        </w:p>
+        <w:p>
+          <w:pPr>
+            <w:pStyle w:val="Sumrio2"/>
+            <w:tabs>
+              <w:tab w:val="right" w:leader="dot" w:pos="9061"/>
+            </w:tabs>
+            <w:rPr>
+              <w:noProof/>
+            </w:rPr>
+          </w:pPr>
+          <w:hyperlink w:anchor="_Toc244008189" w:history="1">
+            <w:r>
+              <w:rPr>
+                <w:rStyle w:val="Hyperlink"/>
+                <w:rFonts w:ascii="Arial" w:eastAsia="Arial" w:hAnsi="Arial" w:cs="Arial"/>
+                <w:b/>
+                <w:bCs/>
+                <w:noProof/>
+              </w:rPr>
+              <w:t>2.6 ARQUITETURA DO SISTEMA</w:t>
+            </w:r>
+            <w:r>
+              <w:rPr>
+                <w:noProof/>
+                <w:webHidden/>
+              </w:rPr>
+              <w:tab/>
+            </w:r>
+            <w:r>
+              <w:rPr>
+                <w:noProof/>
+                <w:webHidden/>
+              </w:rPr>
+              <w:fldChar w:fldCharType="begin"/>
+            </w:r>
+            <w:r>
+              <w:rPr>
+                <w:noProof/>
+                <w:webHidden/>
+              </w:rPr>
+              <w:instrText xml:space="preserve"> PAGEREF _Toc244008189 \h </w:instrText>
+            </w:r>
+            <w:r>
+              <w:rPr>
+                <w:noProof/>
+                <w:webHidden/>
+              </w:rPr>
+            </w:r>
+            <w:r>
+              <w:rPr>
+                <w:noProof/>
+                <w:webHidden/>
+              </w:rPr>
+              <w:fldChar w:fldCharType="separate"/>
+            </w:r>
+            <w:r>
+              <w:rPr>
+                <w:noProof/>
+                <w:webHidden/>
+              </w:rPr>
+              <w:t>11</w:t>
+            </w:r>
+            <w:r>
+              <w:rPr>
+                <w:noProof/>
+                <w:webHidden/>
+              </w:rPr>
+              <w:fldChar w:fldCharType="end"/>
+            </w:r>
+          </w:hyperlink>
+        </w:p>
+        <w:p>
+          <w:pPr>
+            <w:pStyle w:val="Sumrio2"/>
+            <w:tabs>
+              <w:tab w:val="right" w:leader="dot" w:pos="9061"/>
+            </w:tabs>
+            <w:rPr>
+              <w:noProof/>
+            </w:rPr>
+          </w:pPr>
+          <w:hyperlink w:anchor="_Toc244008190" w:history="1">
+            <w:r>
+              <w:rPr>
+                <w:rStyle w:val="Hyperlink"/>
+                <w:rFonts w:ascii="Arial" w:eastAsia="Arial" w:hAnsi="Arial" w:cs="Arial"/>
+                <w:b/>
+                <w:bCs/>
+                <w:noProof/>
+              </w:rPr>
+              <w:t>2.7 MODELAGEM DE DADOS</w:t>
+            </w:r>
+            <w:r>
+              <w:rPr>
+                <w:noProof/>
+                <w:webHidden/>
+              </w:rPr>
+              <w:tab/>
+            </w:r>
+            <w:r>
+              <w:rPr>
+                <w:noProof/>
+                <w:webHidden/>
+              </w:rPr>
+              <w:fldChar w:fldCharType="begin"/>
+            </w:r>
+            <w:r>
+              <w:rPr>
+                <w:noProof/>
+                <w:webHidden/>
+              </w:rPr>
+              <w:instrText xml:space="preserve"> PAGEREF _Toc244008190 \h </w:instrText>
+            </w:r>
+            <w:r>
+              <w:rPr>
+                <w:noProof/>
+                <w:webHidden/>
+              </w:rPr>
+            </w:r>
+            <w:r>
+              <w:rPr>
+                <w:noProof/>
+                <w:webHidden/>
+              </w:rPr>
+              <w:fldChar w:fldCharType="separate"/>
+            </w:r>
+            <w:r>
+              <w:rPr>
+                <w:noProof/>
+                <w:webHidden/>
+              </w:rPr>
+              <w:t>12</w:t>
+            </w:r>
+            <w:r>
+              <w:rPr>
+                <w:noProof/>
+                <w:webHidden/>
+              </w:rPr>
+              <w:fldChar w:fldCharType="end"/>
+            </w:r>
+          </w:hyperlink>
+        </w:p>
+        <w:p>
+          <w:pPr>
+            <w:pStyle w:val="Sumrio2"/>
+            <w:tabs>
+              <w:tab w:val="right" w:leader="dot" w:pos="9061"/>
+            </w:tabs>
+            <w:rPr>
+              <w:noProof/>
+            </w:rPr>
+          </w:pPr>
+          <w:hyperlink w:anchor="_Toc244008191" w:history="1">
+            <w:r>
+              <w:rPr>
+                <w:rStyle w:val="Hyperlink"/>
+                <w:rFonts w:ascii="Arial" w:eastAsia="Arial" w:hAnsi="Arial" w:cs="Arial"/>
+                <w:b/>
+                <w:bCs/>
+                <w:noProof/>
+              </w:rPr>
+              <w:t>2.8 REGRAS DE NEGÓCIO</w:t>
+            </w:r>
+            <w:r>
+              <w:rPr>
+                <w:noProof/>
+                <w:webHidden/>
+              </w:rPr>
+              <w:tab/>
+            </w:r>
+            <w:r>
+              <w:rPr>
+                <w:noProof/>
+                <w:webHidden/>
+              </w:rPr>
+              <w:fldChar w:fldCharType="begin"/>
+            </w:r>
+            <w:r>
+              <w:rPr>
+                <w:noProof/>
+                <w:webHidden/>
+              </w:rPr>
+              <w:instrText xml:space="preserve"> PAGEREF _Toc244008191 \h </w:instrText>
+            </w:r>
+            <w:r>
+              <w:rPr>
+                <w:noProof/>
+                <w:webHidden/>
+              </w:rPr>
+            </w:r>
+            <w:r>
+              <w:rPr>
+                <w:noProof/>
+                <w:webHidden/>
+              </w:rPr>
+              <w:fldChar w:fldCharType="separate"/>
+            </w:r>
+            <w:r>
+              <w:rPr>
+                <w:noProof/>
+                <w:webHidden/>
+              </w:rPr>
+              <w:t>12</w:t>
+            </w:r>
+            <w:r>
+              <w:rPr>
+                <w:noProof/>
+                <w:webHidden/>
+              </w:rPr>
+              <w:fldChar w:fldCharType="end"/>
+            </w:r>
+          </w:hyperlink>
+        </w:p>
+        <w:p>
+          <w:pPr>
+            <w:pStyle w:val="Sumrio2"/>
+            <w:tabs>
+              <w:tab w:val="right" w:leader="dot" w:pos="9061"/>
+            </w:tabs>
+            <w:rPr>
+              <w:noProof/>
+            </w:rPr>
+          </w:pPr>
+          <w:hyperlink w:anchor="_Toc244008192" w:history="1">
+            <w:r>
+              <w:rPr>
+                <w:rStyle w:val="Hyperlink"/>
+                <w:rFonts w:ascii="Arial" w:eastAsia="Arial" w:hAnsi="Arial" w:cs="Arial"/>
+                <w:b/>
+                <w:bCs/>
+                <w:noProof/>
+              </w:rPr>
+              <w:t>2.9 FUNCIONALIDADES DO SISTEMA</w:t>
+            </w:r>
+            <w:r>
+              <w:rPr>
+                <w:noProof/>
+                <w:webHidden/>
+              </w:rPr>
+              <w:tab/>
+            </w:r>
+            <w:r>
+              <w:rPr>
+                <w:noProof/>
+                <w:webHidden/>
+              </w:rPr>
+              <w:fldChar w:fldCharType="begin"/>
+            </w:r>
+            <w:r>
+              <w:rPr>
+                <w:noProof/>
+                <w:webHidden/>
+              </w:rPr>
+              <w:instrText xml:space="preserve"> PAGEREF _Toc244008192 \h </w:instrText>
+            </w:r>
+            <w:r>
+              <w:rPr>
+                <w:noProof/>
+                <w:webHidden/>
+              </w:rPr>
+            </w:r>
+            <w:r>
+              <w:rPr>
+                <w:noProof/>
+                <w:webHidden/>
+              </w:rPr>
+              <w:fldChar w:fldCharType="separate"/>
+            </w:r>
+            <w:r>
+              <w:rPr>
+                <w:noProof/>
+                <w:webHidden/>
+              </w:rPr>
+              <w:t>13</w:t>
+            </w:r>
+            <w:r>
+              <w:rPr>
+                <w:noProof/>
+                <w:webHidden/>
+              </w:rPr>
+              <w:fldChar w:fldCharType="end"/>
+            </w:r>
+          </w:hyperlink>
+        </w:p>
+        <w:p>
+          <w:pPr>
+            <w:pStyle w:val="Sumrio2"/>
+            <w:tabs>
+              <w:tab w:val="right" w:leader="dot" w:pos="9061"/>
+            </w:tabs>
+            <w:rPr>
+              <w:noProof/>
+            </w:rPr>
+          </w:pPr>
+          <w:hyperlink w:anchor="_Toc244008193" w:history="1">
+            <w:r>
+              <w:rPr>
+                <w:rStyle w:val="Hyperlink"/>
+                <w:rFonts w:ascii="Arial" w:eastAsia="Arial" w:hAnsi="Arial" w:cs="Arial"/>
+                <w:b/>
+                <w:bCs/>
+                <w:noProof/>
+              </w:rPr>
+              <w:t>2.10 IDENTIDADE VISUAL</w:t>
+            </w:r>
+            <w:r>
+              <w:rPr>
+                <w:noProof/>
+                <w:webHidden/>
+              </w:rPr>
+              <w:tab/>
+            </w:r>
+            <w:r>
+              <w:rPr>
+                <w:noProof/>
+                <w:webHidden/>
+              </w:rPr>
+              <w:fldChar w:fldCharType="begin"/>
+            </w:r>
+            <w:r>
+              <w:rPr>
+                <w:noProof/>
+                <w:webHidden/>
+              </w:rPr>
+              <w:instrText xml:space="preserve"> PAGEREF _Toc244008193 \h </w:instrText>
+            </w:r>
+            <w:r>
+              <w:rPr>
+                <w:noProof/>
+                <w:webHidden/>
+              </w:rPr>
+            </w:r>
+            <w:r>
+              <w:rPr>
+                <w:noProof/>
+                <w:webHidden/>
+              </w:rPr>
+              <w:fldChar w:fldCharType="separate"/>
+            </w:r>
+            <w:r>
+              <w:rPr>
+                <w:noProof/>
+                <w:webHidden/>
+              </w:rPr>
+              <w:t>14</w:t>
+            </w:r>
+            <w:r>
+              <w:rPr>
+                <w:noProof/>
+                <w:webHidden/>
+              </w:rPr>
+              <w:fldChar w:fldCharType="end"/>
+            </w:r>
+          </w:hyperlink>
+        </w:p>
+        <w:p>
+          <w:pPr>
+            <w:pStyle w:val="Sumrio1"/>
+            <w:tabs>
+              <w:tab w:val="right" w:leader="dot" w:pos="9061"/>
+            </w:tabs>
+            <w:rPr>
+              <w:noProof/>
+            </w:rPr>
+          </w:pPr>
+          <w:hyperlink w:anchor="_Toc244008194" w:history="1">
+            <w:r>
+              <w:rPr>
+                <w:rStyle w:val="Hyperlink"/>
+                <w:rFonts w:ascii="Arial" w:eastAsia="Arial" w:hAnsi="Arial" w:cs="Arial"/>
+                <w:b/>
+                <w:bCs/>
+                <w:noProof/>
+              </w:rPr>
+              <w:t>3. SOLUÇÃO</w:t>
+            </w:r>
+            <w:r>
+              <w:rPr>
+                <w:noProof/>
+                <w:webHidden/>
+              </w:rPr>
+              <w:tab/>
+            </w:r>
+            <w:r>
+              <w:rPr>
+                <w:noProof/>
+                <w:webHidden/>
+              </w:rPr>
+              <w:fldChar w:fldCharType="begin"/>
+            </w:r>
+            <w:r>
+              <w:rPr>
+                <w:noProof/>
+                <w:webHidden/>
+              </w:rPr>
+              <w:instrText xml:space="preserve"> PAGEREF _Toc244008194 \h </w:instrText>
+            </w:r>
+            <w:r>
+              <w:rPr>
+                <w:noProof/>
+                <w:webHidden/>
+              </w:rPr>
+            </w:r>
+            <w:r>
+              <w:rPr>
+                <w:noProof/>
+                <w:webHidden/>
+              </w:rPr>
+              <w:fldChar w:fldCharType="separate"/>
+            </w:r>
+            <w:r>
+              <w:rPr>
+                <w:noProof/>
+                <w:webHidden/>
+              </w:rPr>
+              <w:t>15</w:t>
+            </w:r>
+            <w:r>
+              <w:rPr>
+                <w:noProof/>
+                <w:webHidden/>
+              </w:rPr>
+              <w:fldChar w:fldCharType="end"/>
+            </w:r>
+          </w:hyperlink>
+        </w:p>
+        <w:p>
+          <w:pPr>
+            <w:pStyle w:val="Sumrio2"/>
+            <w:tabs>
+              <w:tab w:val="right" w:leader="dot" w:pos="9061"/>
+            </w:tabs>
+            <w:rPr>
+              <w:noProof/>
+            </w:rPr>
+          </w:pPr>
+          <w:hyperlink w:anchor="_Toc244008195" w:history="1">
+            <w:r>
+              <w:rPr>
+                <w:rStyle w:val="Hyperlink"/>
+                <w:rFonts w:ascii="Arial" w:eastAsia="Arial" w:hAnsi="Arial" w:cs="Arial"/>
+                <w:b/>
+                <w:bCs/>
+                <w:noProof/>
+              </w:rPr>
+              <w:t>3.1 MER E DER</w:t>
+            </w:r>
+            <w:r>
+              <w:rPr>
+                <w:noProof/>
+                <w:webHidden/>
+              </w:rPr>
+              <w:tab/>
+            </w:r>
+            <w:r>
+              <w:rPr>
+                <w:noProof/>
+                <w:webHidden/>
+              </w:rPr>
+              <w:fldChar w:fldCharType="begin"/>
+            </w:r>
+            <w:r>
+              <w:rPr>
+                <w:noProof/>
+                <w:webHidden/>
+              </w:rPr>
+              <w:instrText xml:space="preserve"> PAGEREF _Toc244008195 \h </w:instrText>
+            </w:r>
+            <w:r>
+              <w:rPr>
+                <w:noProof/>
+                <w:webHidden/>
+              </w:rPr>
+            </w:r>
+            <w:r>
+              <w:rPr>
+                <w:noProof/>
+                <w:webHidden/>
+              </w:rPr>
+              <w:fldChar w:fldCharType="separate"/>
+            </w:r>
+            <w:r>
+              <w:rPr>
+                <w:noProof/>
+                <w:webHidden/>
+              </w:rPr>
+              <w:t>15</w:t>
+            </w:r>
+            <w:r>
+              <w:rPr>
+                <w:noProof/>
+                <w:webHidden/>
+              </w:rPr>
+              <w:fldChar w:fldCharType="end"/>
+            </w:r>
+          </w:hyperlink>
+        </w:p>
+        <w:p>
+          <w:pPr>
+            <w:pStyle w:val="Sumrio2"/>
+            <w:tabs>
+              <w:tab w:val="right" w:leader="dot" w:pos="9061"/>
+            </w:tabs>
+            <w:rPr>
+              <w:noProof/>
+            </w:rPr>
+          </w:pPr>
+          <w:hyperlink w:anchor="_Toc244008196" w:history="1">
+            <w:r>
+              <w:rPr>
+                <w:rStyle w:val="Hyperlink"/>
+                <w:rFonts w:ascii="Arial" w:eastAsia="Arial" w:hAnsi="Arial" w:cs="Arial"/>
+                <w:b/>
+                <w:bCs/>
+                <w:noProof/>
+              </w:rPr>
+              <w:t>3.2 DIAGRAMA DE CASO DE USO</w:t>
+            </w:r>
+            <w:r>
+              <w:rPr>
+                <w:noProof/>
+                <w:webHidden/>
+              </w:rPr>
+              <w:tab/>
+            </w:r>
+            <w:r>
+              <w:rPr>
+                <w:noProof/>
+                <w:webHidden/>
+              </w:rPr>
+              <w:fldChar w:fldCharType="begin"/>
+            </w:r>
+            <w:r>
+              <w:rPr>
+                <w:noProof/>
+                <w:webHidden/>
+              </w:rPr>
+              <w:instrText xml:space="preserve"> PAGEREF _Toc244008196 \h </w:instrText>
+            </w:r>
+            <w:r>
+              <w:rPr>
+                <w:noProof/>
+                <w:webHidden/>
+              </w:rPr>
+            </w:r>
+            <w:r>
+              <w:rPr>
+                <w:noProof/>
+                <w:webHidden/>
+              </w:rPr>
+              <w:fldChar w:fldCharType="separate"/>
+            </w:r>
+            <w:r>
+              <w:rPr>
+                <w:noProof/>
+                <w:webHidden/>
+              </w:rPr>
+              <w:t>16</w:t>
+            </w:r>
+            <w:r>
+              <w:rPr>
+                <w:noProof/>
+                <w:webHidden/>
+              </w:rPr>
+              <w:fldChar w:fldCharType="end"/>
+            </w:r>
+          </w:hyperlink>
+        </w:p>
+        <w:p>
+          <w:pPr>
+            <w:pStyle w:val="Sumrio2"/>
+            <w:tabs>
+              <w:tab w:val="right" w:leader="dot" w:pos="9061"/>
+            </w:tabs>
+            <w:rPr>
+              <w:noProof/>
+            </w:rPr>
+          </w:pPr>
+          <w:hyperlink w:anchor="_Toc244008197" w:history="1">
+            <w:r>
+              <w:rPr>
+                <w:rStyle w:val="Hyperlink"/>
+                <w:rFonts w:ascii="Arial" w:eastAsia="Arial" w:hAnsi="Arial" w:cs="Arial"/>
+                <w:b/>
+                <w:bCs/>
+                <w:noProof/>
+              </w:rPr>
+              <w:t>3.3 FLUXOGRAMA</w:t>
+            </w:r>
+            <w:r>
+              <w:rPr>
+                <w:noProof/>
+                <w:webHidden/>
+              </w:rPr>
+              <w:tab/>
+            </w:r>
+            <w:r>
+              <w:rPr>
+                <w:noProof/>
+                <w:webHidden/>
+              </w:rPr>
+              <w:fldChar w:fldCharType="begin"/>
+            </w:r>
+            <w:r>
+              <w:rPr>
+                <w:noProof/>
+                <w:webHidden/>
+              </w:rPr>
+              <w:instrText xml:space="preserve"> PAGEREF _Toc244008197 \h </w:instrText>
+            </w:r>
+            <w:r>
+              <w:rPr>
+                <w:noProof/>
+                <w:webHidden/>
+              </w:rPr>
+            </w:r>
+            <w:r>
+              <w:rPr>
+                <w:noProof/>
+                <w:webHidden/>
+              </w:rPr>
+              <w:fldChar w:fldCharType="separate"/>
+            </w:r>
+            <w:r>
+              <w:rPr>
+                <w:noProof/>
+                <w:webHidden/>
+              </w:rPr>
+              <w:t>18</w:t>
+            </w:r>
+            <w:r>
+              <w:rPr>
+                <w:noProof/>
+                <w:webHidden/>
+              </w:rPr>
+              <w:fldChar w:fldCharType="end"/>
+            </w:r>
+          </w:hyperlink>
+        </w:p>
+        <w:p>
+          <w:pPr>
+            <w:pStyle w:val="Sumrio2"/>
+            <w:tabs>
+              <w:tab w:val="right" w:leader="dot" w:pos="9061"/>
+            </w:tabs>
+            <w:rPr>
+              <w:noProof/>
+            </w:rPr>
+          </w:pPr>
+          <w:hyperlink w:anchor="_Toc244008198" w:history="1">
+            <w:r>
+              <w:rPr>
+                <w:rStyle w:val="Hyperlink"/>
+                <w:rFonts w:ascii="Arial" w:eastAsia="Arial" w:hAnsi="Arial" w:cs="Arial"/>
+                <w:b/>
+                <w:bCs/>
+                <w:noProof/>
+              </w:rPr>
+              <w:t>3.4 DIAGRAMA DE SEQUÊNCIA</w:t>
+            </w:r>
+            <w:r>
+              <w:rPr>
+                <w:noProof/>
+                <w:webHidden/>
+              </w:rPr>
+              <w:tab/>
+            </w:r>
+            <w:r>
+              <w:rPr>
+                <w:noProof/>
+                <w:webHidden/>
+              </w:rPr>
+              <w:fldChar w:fldCharType="begin"/>
+            </w:r>
+            <w:r>
+              <w:rPr>
+                <w:noProof/>
+                <w:webHidden/>
+              </w:rPr>
+              <w:instrText xml:space="preserve"> PAGEREF _Toc244008198 \h </w:instrText>
+            </w:r>
+            <w:r>
+              <w:rPr>
+                <w:noProof/>
+                <w:webHidden/>
+              </w:rPr>
+            </w:r>
+            <w:r>
+              <w:rPr>
+                <w:noProof/>
+                <w:webHidden/>
+              </w:rPr>
+              <w:fldChar w:fldCharType="separate"/>
+            </w:r>
+            <w:r>
+              <w:rPr>
+                <w:noProof/>
+                <w:webHidden/>
+              </w:rPr>
+              <w:t>19</w:t>
+            </w:r>
+            <w:r>
+              <w:rPr>
+                <w:noProof/>
+                <w:webHidden/>
+              </w:rPr>
+              <w:fldChar w:fldCharType="end"/>
+            </w:r>
+          </w:hyperlink>
+        </w:p>
+        <w:p>
+          <w:pPr>
+            <w:pStyle w:val="Sumrio2"/>
+            <w:tabs>
+              <w:tab w:val="right" w:leader="dot" w:pos="9061"/>
+            </w:tabs>
+            <w:rPr>
+              <w:noProof/>
+            </w:rPr>
+          </w:pPr>
+          <w:hyperlink w:anchor="_Toc244008199" w:history="1">
+            <w:r>
+              <w:rPr>
+                <w:rStyle w:val="Hyperlink"/>
+                <w:rFonts w:ascii="Arial" w:eastAsia="Arial" w:hAnsi="Arial" w:cs="Arial"/>
+                <w:b/>
+                <w:bCs/>
+                <w:noProof/>
+              </w:rPr>
+              <w:t>3.5 DIAGRAMA DE CLASSES (UML)</w:t>
+            </w:r>
+            <w:r>
+              <w:rPr>
+                <w:noProof/>
+                <w:webHidden/>
+              </w:rPr>
+              <w:tab/>
+            </w:r>
+            <w:r>
+              <w:rPr>
+                <w:noProof/>
+                <w:webHidden/>
+              </w:rPr>
+              <w:fldChar w:fldCharType="begin"/>
+            </w:r>
+            <w:r>
+              <w:rPr>
+                <w:noProof/>
+                <w:webHidden/>
+              </w:rPr>
+              <w:instrText xml:space="preserve"> PAGEREF _Toc244008199 \h </w:instrText>
+            </w:r>
+            <w:r>
+              <w:rPr>
+                <w:noProof/>
+                <w:webHidden/>
+              </w:rPr>
+            </w:r>
+            <w:r>
+              <w:rPr>
+                <w:noProof/>
+                <w:webHidden/>
+              </w:rPr>
+              <w:fldChar w:fldCharType="separate"/>
+            </w:r>
+            <w:r>
+              <w:rPr>
+                <w:noProof/>
+                <w:webHidden/>
+              </w:rPr>
+              <w:t>20</w:t>
+            </w:r>
+            <w:r>
+              <w:rPr>
+                <w:noProof/>
+                <w:webHidden/>
+              </w:rPr>
+              <w:fldChar w:fldCharType="end"/>
+            </w:r>
+          </w:hyperlink>
+        </w:p>
+        <w:p>
+          <w:pPr>
+            <w:pStyle w:val="Sumrio2"/>
+            <w:tabs>
+              <w:tab w:val="right" w:leader="dot" w:pos="9061"/>
+            </w:tabs>
+            <w:rPr>
+              <w:noProof/>
+            </w:rPr>
+          </w:pPr>
+          <w:hyperlink w:anchor="_Toc244008200" w:history="1">
+            <w:r>
+              <w:rPr>
+                <w:rStyle w:val="Hyperlink"/>
+                <w:rFonts w:ascii="Arial" w:eastAsia="Arial" w:hAnsi="Arial" w:cs="Arial"/>
+                <w:b/>
+                <w:bCs/>
+                <w:noProof/>
+              </w:rPr>
+              <w:t>3.6 DIAGRAMA DE GANTT</w:t>
+            </w:r>
+            <w:r>
+              <w:rPr>
+                <w:noProof/>
+                <w:webHidden/>
+              </w:rPr>
+              <w:tab/>
+            </w:r>
+            <w:r>
+              <w:rPr>
+                <w:noProof/>
+                <w:webHidden/>
+              </w:rPr>
+              <w:fldChar w:fldCharType="begin"/>
+            </w:r>
+            <w:r>
+              <w:rPr>
+                <w:noProof/>
+                <w:webHidden/>
+              </w:rPr>
+              <w:instrText xml:space="preserve"> PAGEREF _Toc244008200 \h </w:instrText>
+            </w:r>
+            <w:r>
+              <w:rPr>
+                <w:noProof/>
+                <w:webHidden/>
+              </w:rPr>
+            </w:r>
+            <w:r>
+              <w:rPr>
+                <w:noProof/>
+                <w:webHidden/>
+              </w:rPr>
+              <w:fldChar w:fldCharType="separate"/>
+            </w:r>
+            <w:r>
+              <w:rPr>
+                <w:noProof/>
+                <w:webHidden/>
+              </w:rPr>
+              <w:t>21</w:t>
+            </w:r>
+            <w:r>
+              <w:rPr>
+                <w:noProof/>
+                <w:webHidden/>
+              </w:rPr>
+              <w:fldChar w:fldCharType="end"/>
+            </w:r>
+          </w:hyperlink>
+        </w:p>
+        <w:p>
+          <w:pPr>
+            <w:pStyle w:val="Sumrio2"/>
+            <w:tabs>
+              <w:tab w:val="right" w:leader="dot" w:pos="9061"/>
+            </w:tabs>
+            <w:rPr>
+              <w:noProof/>
+            </w:rPr>
+          </w:pPr>
+          <w:hyperlink w:anchor="_Toc244008201" w:history="1">
+            <w:r>
+              <w:rPr>
+                <w:rStyle w:val="Hyperlink"/>
+                <w:rFonts w:ascii="Arial" w:eastAsia="Arial" w:hAnsi="Arial" w:cs="Arial"/>
+                <w:b/>
+                <w:bCs/>
+                <w:noProof/>
+              </w:rPr>
+              <w:t>3.7 ESTRUTURA DO PROTÓTIPO EM TELAS</w:t>
+            </w:r>
+            <w:r>
+              <w:rPr>
+                <w:noProof/>
+                <w:webHidden/>
+              </w:rPr>
+              <w:tab/>
+            </w:r>
+            <w:r>
+              <w:rPr>
+                <w:noProof/>
+                <w:webHidden/>
+              </w:rPr>
+              <w:fldChar w:fldCharType="begin"/>
+            </w:r>
+            <w:r>
+              <w:rPr>
+                <w:noProof/>
+                <w:webHidden/>
+              </w:rPr>
+              <w:instrText xml:space="preserve"> PAGEREF _Toc244008201 \h </w:instrText>
+            </w:r>
+            <w:r>
+              <w:rPr>
+                <w:noProof/>
+                <w:webHidden/>
+              </w:rPr>
+            </w:r>
+            <w:r>
+              <w:rPr>
+                <w:noProof/>
+                <w:webHidden/>
+              </w:rPr>
+              <w:fldChar w:fldCharType="separate"/>
+            </w:r>
+            <w:r>
+              <w:rPr>
+                <w:noProof/>
+                <w:webHidden/>
+              </w:rPr>
+              <w:t>21</w:t>
+            </w:r>
+            <w:r>
+              <w:rPr>
+                <w:noProof/>
+                <w:webHidden/>
+              </w:rPr>
+              <w:fldChar w:fldCharType="end"/>
+            </w:r>
+          </w:hyperlink>
+        </w:p>
+        <w:p>
+          <w:pPr>
+            <w:pStyle w:val="Sumrio2"/>
+            <w:tabs>
+              <w:tab w:val="right" w:leader="dot" w:pos="9061"/>
+            </w:tabs>
+            <w:rPr>
+              <w:noProof/>
+            </w:rPr>
+          </w:pPr>
+          <w:hyperlink w:anchor="_Toc244008202" w:history="1">
+            <w:r>
+              <w:rPr>
+                <w:rStyle w:val="Hyperlink"/>
+                <w:rFonts w:ascii="Arial" w:eastAsia="Arial" w:hAnsi="Arial" w:cs="Arial"/>
+                <w:b/>
+                <w:bCs/>
+                <w:noProof/>
+              </w:rPr>
+              <w:t>3.8 FUNCIONAMENTO DOS AGENTES DE IA</w:t>
+            </w:r>
+            <w:r>
+              <w:rPr>
+                <w:noProof/>
+                <w:webHidden/>
+              </w:rPr>
+              <w:tab/>
+            </w:r>
+            <w:r>
+              <w:rPr>
+                <w:noProof/>
+                <w:webHidden/>
+              </w:rPr>
+              <w:fldChar w:fldCharType="begin"/>
+            </w:r>
+            <w:r>
+              <w:rPr>
+                <w:noProof/>
+                <w:webHidden/>
+              </w:rPr>
+              <w:instrText xml:space="preserve"> PAGEREF _Toc244008202 \h </w:instrText>
+            </w:r>
+            <w:r>
+              <w:rPr>
+                <w:noProof/>
+                <w:webHidden/>
+              </w:rPr>
+            </w:r>
+            <w:r>
+              <w:rPr>
+                <w:noProof/>
+                <w:webHidden/>
+              </w:rPr>
+              <w:fldChar w:fldCharType="separate"/>
+            </w:r>
+            <w:r>
+              <w:rPr>
+                <w:noProof/>
+                <w:webHidden/>
+              </w:rPr>
+              <w:t>22</w:t>
+            </w:r>
+            <w:r>
+              <w:rPr>
+                <w:noProof/>
+                <w:webHidden/>
+              </w:rPr>
+              <w:fldChar w:fldCharType="end"/>
+            </w:r>
+          </w:hyperlink>
+        </w:p>
+        <w:p>
+          <w:pPr>
+            <w:pStyle w:val="Sumrio2"/>
+            <w:tabs>
+              <w:tab w:val="right" w:leader="dot" w:pos="9061"/>
+            </w:tabs>
+            <w:rPr>
+              <w:noProof/>
+            </w:rPr>
+          </w:pPr>
+          <w:hyperlink w:anchor="_Toc244008203" w:history="1">
+            <w:r>
+              <w:rPr>
+                <w:rStyle w:val="Hyperlink"/>
+                <w:rFonts w:ascii="Arial" w:eastAsia="Arial" w:hAnsi="Arial" w:cs="Arial"/>
+                <w:b/>
+                <w:bCs/>
+                <w:noProof/>
+              </w:rPr>
+              <w:t>3.9 EXECUÇÃO DO SISTEMA</w:t>
+            </w:r>
+            <w:r>
+              <w:rPr>
+                <w:noProof/>
+                <w:webHidden/>
+              </w:rPr>
+              <w:tab/>
+            </w:r>
+            <w:r>
+              <w:rPr>
+                <w:noProof/>
+                <w:webHidden/>
+              </w:rPr>
+              <w:fldChar w:fldCharType="begin"/>
+            </w:r>
+            <w:r>
+              <w:rPr>
+                <w:noProof/>
+                <w:webHidden/>
+              </w:rPr>
+              <w:instrText xml:space="preserve"> PAGEREF _Toc244008203 \h </w:instrText>
+            </w:r>
+            <w:r>
+              <w:rPr>
+                <w:noProof/>
+                <w:webHidden/>
+              </w:rPr>
+            </w:r>
+            <w:r>
+              <w:rPr>
+                <w:noProof/>
+                <w:webHidden/>
+              </w:rPr>
+              <w:fldChar w:fldCharType="separate"/>
+            </w:r>
+            <w:r>
+              <w:rPr>
+                <w:noProof/>
+                <w:webHidden/>
+              </w:rPr>
+              <w:t>23</w:t>
+            </w:r>
+            <w:r>
+              <w:rPr>
+                <w:noProof/>
+                <w:webHidden/>
+              </w:rPr>
+              <w:fldChar w:fldCharType="end"/>
+            </w:r>
+          </w:hyperlink>
+        </w:p>
+        <w:p>
+          <w:pPr>
+            <w:pStyle w:val="Sumrio2"/>
+            <w:tabs>
+              <w:tab w:val="right" w:leader="dot" w:pos="9061"/>
+            </w:tabs>
+            <w:rPr>
+              <w:noProof/>
+            </w:rPr>
+          </w:pPr>
+          <w:hyperlink w:anchor="_Toc244008204" w:history="1">
+            <w:r>
+              <w:rPr>
+                <w:rStyle w:val="Hyperlink"/>
+                <w:rFonts w:ascii="Arial" w:eastAsia="Arial" w:hAnsi="Arial" w:cs="Arial"/>
+                <w:b/>
+                <w:bCs/>
+                <w:noProof/>
+              </w:rPr>
+              <w:t>3.10 ESTÁGIO ATUAL DO PROJETO</w:t>
+            </w:r>
+            <w:r>
+              <w:rPr>
+                <w:noProof/>
+                <w:webHidden/>
+              </w:rPr>
+              <w:tab/>
+            </w:r>
+            <w:r>
+              <w:rPr>
+                <w:noProof/>
+                <w:webHidden/>
+              </w:rPr>
+              <w:fldChar w:fldCharType="begin"/>
+            </w:r>
+            <w:r>
+              <w:rPr>
+                <w:noProof/>
+                <w:webHidden/>
+              </w:rPr>
+              <w:instrText xml:space="preserve"> PAGEREF _Toc244008204 \h </w:instrText>
+            </w:r>
+            <w:r>
+              <w:rPr>
+                <w:noProof/>
+                <w:webHidden/>
+              </w:rPr>
+            </w:r>
+            <w:r>
+              <w:rPr>
+                <w:noProof/>
+                <w:webHidden/>
+              </w:rPr>
+              <w:fldChar w:fldCharType="separate"/>
+            </w:r>
+            <w:r>
+              <w:rPr>
+                <w:noProof/>
+                <w:webHidden/>
+              </w:rPr>
+              <w:t>24</w:t>
+            </w:r>
+            <w:r>
+              <w:rPr>
+                <w:noProof/>
+                <w:webHidden/>
+              </w:rPr>
+              <w:fldChar w:fldCharType="end"/>
+            </w:r>
+          </w:hyperlink>
+        </w:p>
+        <w:p>
+          <w:pPr>
+            <w:pStyle w:val="Sumrio2"/>
+            <w:tabs>
+              <w:tab w:val="right" w:leader="dot" w:pos="9061"/>
+            </w:tabs>
+            <w:rPr>
+              <w:noProof/>
+            </w:rPr>
+          </w:pPr>
+          <w:hyperlink w:anchor="_Toc244008205" w:history="1">
+            <w:r>
+              <w:rPr>
+                <w:rStyle w:val="Hyperlink"/>
+                <w:rFonts w:ascii="Arial" w:eastAsia="Arial" w:hAnsi="Arial" w:cs="Arial"/>
+                <w:b/>
+                <w:bCs/>
+                <w:noProof/>
+              </w:rPr>
+              <w:t>3.11 CONSIDERAÇÕES FINAIS</w:t>
+            </w:r>
+            <w:r>
+              <w:rPr>
+                <w:noProof/>
+                <w:webHidden/>
+              </w:rPr>
+              <w:tab/>
+            </w:r>
+            <w:r>
+              <w:rPr>
+                <w:noProof/>
+                <w:webHidden/>
+              </w:rPr>
+              <w:fldChar w:fldCharType="begin"/>
+            </w:r>
+            <w:r>
+              <w:rPr>
+                <w:noProof/>
+                <w:webHidden/>
+              </w:rPr>
+              <w:instrText xml:space="preserve"> PAGEREF _Toc244008205 \h </w:instrText>
+            </w:r>
+            <w:r>
+              <w:rPr>
+                <w:noProof/>
+                <w:webHidden/>
+              </w:rPr>
+            </w:r>
+            <w:r>
+              <w:rPr>
+                <w:noProof/>
+                <w:webHidden/>
+              </w:rPr>
+              <w:fldChar w:fldCharType="separate"/>
+            </w:r>
+            <w:r>
+              <w:rPr>
+                <w:noProof/>
+                <w:webHidden/>
+              </w:rPr>
+              <w:t>24</w:t>
+            </w:r>
+            <w:r>
+              <w:rPr>
+                <w:noProof/>
+                <w:webHidden/>
+              </w:rPr>
+              <w:fldChar w:fldCharType="end"/>
+            </w:r>
+          </w:hyperlink>
+        </w:p>
+        <w:p>
+          <w:pPr>
+            <w:pStyle w:val="Sumrio1"/>
+            <w:tabs>
+              <w:tab w:val="right" w:leader="dot" w:pos="9061"/>
+            </w:tabs>
+            <w:rPr>
+              <w:noProof/>
+            </w:rPr>
+          </w:pPr>
+          <w:hyperlink w:anchor="_Toc244008206" w:history="1">
+            <w:r>
+              <w:rPr>
+                <w:rStyle w:val="Hyperlink"/>
+                <w:rFonts w:ascii="Arial" w:eastAsia="Arial" w:hAnsi="Arial" w:cs="Arial"/>
+                <w:b/>
+                <w:bCs/>
+                <w:noProof/>
+              </w:rPr>
+              <w:t>4. BIBLIOGRAFIA</w:t>
+            </w:r>
+            <w:r>
+              <w:rPr>
+                <w:noProof/>
+                <w:webHidden/>
+              </w:rPr>
+              <w:tab/>
+            </w:r>
+            <w:r>
+              <w:rPr>
+                <w:noProof/>
+                <w:webHidden/>
+              </w:rPr>
+              <w:fldChar w:fldCharType="begin"/>
+            </w:r>
+            <w:r>
+              <w:rPr>
+                <w:noProof/>
+                <w:webHidden/>
+              </w:rPr>
+              <w:instrText xml:space="preserve"> PAGEREF _Toc244008206 \h </w:instrText>
+            </w:r>
+            <w:r>
+              <w:rPr>
+                <w:noProof/>
+                <w:webHidden/>
+              </w:rPr>
+            </w:r>
+            <w:r>
+              <w:rPr>
+                <w:noProof/>
+                <w:webHidden/>
+              </w:rPr>
+              <w:fldChar w:fldCharType="separate"/>
+            </w:r>
+            <w:r>
+              <w:rPr>
+                <w:noProof/>
+                <w:webHidden/>
+              </w:rPr>
+              <w:t>25</w:t>
+            </w:r>
+            <w:r>
+              <w:rPr>
+                <w:noProof/>
+                <w:webHidden/>
+              </w:rPr>
+              <w:fldChar w:fldCharType="end"/>
+            </w:r>
+          </w:hyperlink>
+        </w:p>
+        <w:p>
+          <w:pPr>
+            <w:spacing w:after="160" w:line="278" w:lineRule="auto"/>
+            <w:rPr>
+              <w:b/>
+              <w:bCs/>
+            </w:rPr>
+          </w:pPr>
+          <w:r>
+            <w:rPr>
+              <w:b/>
+              <w:bCs/>
+            </w:rPr>
+            <w:fldChar w:fldCharType="end"/>
+          </w:r>
+        </w:p>
+      </w:sdtContent>
+    </w:sdt>
+    <w:p>
+      <w:r>
+        <w:br w:type="page"/>
+      </w:r>
+    </w:p>
     <w:p>
       <w:pPr>
         <w:pStyle w:val="Ttulo1"/>
         <w:spacing w:before="360" w:after="200" w:line="360" w:lineRule="auto"/>
-      </w:pPr>
-      <w:r>
         <w:rPr>
           <w:rFonts w:ascii="Arial" w:eastAsia="Arial" w:hAnsi="Arial" w:cs="Arial"/>
           <w:b/>
@@ -549,484 +3003,20 @@
           <w:sz w:val="28"/>
           <w:szCs w:val="28"/>
         </w:rPr>
-        <w:lastRenderedPageBreak/>
-        <w:t>SUMÁRIO</w:t>
-      </w:r>
-    </w:p>
-    <w:p>
-      <w:pPr>
-        <w:spacing w:after="120" w:line="360" w:lineRule="auto"/>
-        <w:jc w:val="both"/>
-      </w:pPr>
-      <w:r>
-        <w:rPr>
-          <w:rFonts w:ascii="Arial" w:eastAsia="Arial" w:hAnsi="Arial" w:cs="Arial"/>
-          <w:sz w:val="24"/>
-          <w:szCs w:val="24"/>
-        </w:rPr>
-        <w:t>1. INTRODUÇÃO</w:t>
-      </w:r>
-    </w:p>
-    <w:p>
-      <w:pPr>
-        <w:spacing w:after="120" w:line="360" w:lineRule="auto"/>
-        <w:jc w:val="both"/>
-      </w:pPr>
-      <w:r>
-        <w:rPr>
-          <w:rFonts w:ascii="Arial" w:eastAsia="Arial" w:hAnsi="Arial" w:cs="Arial"/>
-          <w:sz w:val="24"/>
-          <w:szCs w:val="24"/>
-        </w:rPr>
-        <w:t>1.1 PROBLEMA E CONTEXTUALIZAÇÃO</w:t>
-      </w:r>
-    </w:p>
-    <w:p>
-      <w:pPr>
-        <w:spacing w:after="120" w:line="360" w:lineRule="auto"/>
-        <w:jc w:val="both"/>
-      </w:pPr>
-      <w:r>
-        <w:rPr>
-          <w:rFonts w:ascii="Arial" w:eastAsia="Arial" w:hAnsi="Arial" w:cs="Arial"/>
-          <w:sz w:val="24"/>
-          <w:szCs w:val="24"/>
-        </w:rPr>
-        <w:t>2. DESENVOLVIMENTO</w:t>
-      </w:r>
-    </w:p>
-    <w:p>
-      <w:pPr>
-        <w:spacing w:after="120" w:line="360" w:lineRule="auto"/>
-        <w:jc w:val="both"/>
-      </w:pPr>
-      <w:r>
-        <w:rPr>
-          <w:rFonts w:ascii="Arial" w:eastAsia="Arial" w:hAnsi="Arial" w:cs="Arial"/>
-          <w:sz w:val="24"/>
-          <w:szCs w:val="24"/>
-        </w:rPr>
-        <w:t>2.1 OBJETIVO GERAL</w:t>
-      </w:r>
-    </w:p>
-    <w:p>
-      <w:pPr>
-        <w:spacing w:after="120" w:line="360" w:lineRule="auto"/>
-        <w:jc w:val="both"/>
-      </w:pPr>
-      <w:r>
-        <w:rPr>
-          <w:rFonts w:ascii="Arial" w:eastAsia="Arial" w:hAnsi="Arial" w:cs="Arial"/>
-          <w:sz w:val="24"/>
-          <w:szCs w:val="24"/>
-        </w:rPr>
-        <w:t>2.2 OBJETIVOS ESPECÍFICOS</w:t>
-      </w:r>
-    </w:p>
-    <w:p>
-      <w:pPr>
-        <w:spacing w:after="120" w:line="360" w:lineRule="auto"/>
-        <w:jc w:val="both"/>
-      </w:pPr>
-      <w:r>
-        <w:rPr>
-          <w:rFonts w:ascii="Arial" w:eastAsia="Arial" w:hAnsi="Arial" w:cs="Arial"/>
-          <w:sz w:val="24"/>
-          <w:szCs w:val="24"/>
-        </w:rPr>
-        <w:t>2.3 ESCOPOS</w:t>
-      </w:r>
-    </w:p>
-    <w:p>
-      <w:pPr>
-        <w:spacing w:after="120" w:line="360" w:lineRule="auto"/>
-        <w:jc w:val="both"/>
-      </w:pPr>
-      <w:r>
-        <w:rPr>
-          <w:rFonts w:ascii="Arial" w:eastAsia="Arial" w:hAnsi="Arial" w:cs="Arial"/>
-          <w:sz w:val="24"/>
-          <w:szCs w:val="24"/>
-        </w:rPr>
-        <w:t>2.3.1 ESCOPO DO PROJETO</w:t>
-      </w:r>
-    </w:p>
-    <w:p>
-      <w:pPr>
-        <w:spacing w:after="120" w:line="360" w:lineRule="auto"/>
-        <w:jc w:val="both"/>
-      </w:pPr>
-      <w:r>
-        <w:rPr>
-          <w:rFonts w:ascii="Arial" w:eastAsia="Arial" w:hAnsi="Arial" w:cs="Arial"/>
-          <w:sz w:val="24"/>
-          <w:szCs w:val="24"/>
-        </w:rPr>
-        <w:t>2.3.2 ESCOPO GLOBAL E VISÃO DE FUTURO</w:t>
-      </w:r>
-    </w:p>
-    <w:p>
-      <w:pPr>
-        <w:spacing w:after="120" w:line="360" w:lineRule="auto"/>
-        <w:jc w:val="both"/>
-      </w:pPr>
-      <w:r>
-        <w:rPr>
-          <w:rFonts w:ascii="Arial" w:eastAsia="Arial" w:hAnsi="Arial" w:cs="Arial"/>
-          <w:sz w:val="24"/>
-          <w:szCs w:val="24"/>
-        </w:rPr>
-        <w:t>2.3.3 FORA DO ESCOPO</w:t>
-      </w:r>
-    </w:p>
-    <w:p>
-      <w:pPr>
-        <w:spacing w:after="120" w:line="360" w:lineRule="auto"/>
-        <w:jc w:val="both"/>
-      </w:pPr>
-      <w:r>
-        <w:rPr>
-          <w:rFonts w:ascii="Arial" w:eastAsia="Arial" w:hAnsi="Arial" w:cs="Arial"/>
-          <w:sz w:val="24"/>
-          <w:szCs w:val="24"/>
-        </w:rPr>
-        <w:t>2.4 METODOLOGIAS E TECNOLOGIAS</w:t>
-      </w:r>
-    </w:p>
-    <w:p>
-      <w:pPr>
-        <w:spacing w:after="120" w:line="360" w:lineRule="auto"/>
-        <w:jc w:val="both"/>
-      </w:pPr>
-      <w:r>
-        <w:rPr>
-          <w:rFonts w:ascii="Arial" w:eastAsia="Arial" w:hAnsi="Arial" w:cs="Arial"/>
-          <w:sz w:val="24"/>
-          <w:szCs w:val="24"/>
-        </w:rPr>
-        <w:t>2.5 FUNDAMENTAÇÃO TEÓRICA</w:t>
-      </w:r>
-    </w:p>
-    <w:p>
-      <w:pPr>
-        <w:spacing w:after="120" w:line="360" w:lineRule="auto"/>
-        <w:jc w:val="both"/>
-      </w:pPr>
-      <w:r>
-        <w:rPr>
-          <w:rFonts w:ascii="Arial" w:eastAsia="Arial" w:hAnsi="Arial" w:cs="Arial"/>
-          <w:sz w:val="24"/>
-          <w:szCs w:val="24"/>
-        </w:rPr>
-        <w:t>2.5.1 BUSINESS INTELLIGENCE (BI)</w:t>
-      </w:r>
-    </w:p>
-    <w:p>
-      <w:pPr>
-        <w:spacing w:after="120" w:line="360" w:lineRule="auto"/>
-        <w:jc w:val="both"/>
-      </w:pPr>
-      <w:r>
-        <w:rPr>
-          <w:rFonts w:ascii="Arial" w:eastAsia="Arial" w:hAnsi="Arial" w:cs="Arial"/>
-          <w:sz w:val="24"/>
-          <w:szCs w:val="24"/>
-        </w:rPr>
-        <w:t>2.5.2 INTELIGÊNCIA ARTIFICIAL APLICADA À ANÁLISE DE DADOS</w:t>
-      </w:r>
-    </w:p>
-    <w:p>
-      <w:pPr>
-        <w:spacing w:after="120" w:line="360" w:lineRule="auto"/>
-        <w:jc w:val="both"/>
-      </w:pPr>
-      <w:r>
-        <w:rPr>
-          <w:rFonts w:ascii="Arial" w:eastAsia="Arial" w:hAnsi="Arial" w:cs="Arial"/>
-          <w:sz w:val="24"/>
-          <w:szCs w:val="24"/>
-        </w:rPr>
-        <w:t>2.5.3 INDICADORES UTILIZADOS NA ANÁLISE</w:t>
-      </w:r>
-    </w:p>
-    <w:p>
-      <w:pPr>
-        <w:spacing w:after="120" w:line="360" w:lineRule="auto"/>
-        <w:jc w:val="both"/>
-      </w:pPr>
-      <w:r>
-        <w:rPr>
-          <w:rFonts w:ascii="Arial" w:eastAsia="Arial" w:hAnsi="Arial" w:cs="Arial"/>
-          <w:sz w:val="24"/>
-          <w:szCs w:val="24"/>
-        </w:rPr>
-        <w:t>2.5.4 DIAGRAMAS E MODELOS UTILIZADOS</w:t>
-      </w:r>
-    </w:p>
-    <w:p>
-      <w:pPr>
-        <w:spacing w:after="120" w:line="360" w:lineRule="auto"/>
-        <w:jc w:val="both"/>
-      </w:pPr>
-      <w:r>
-        <w:rPr>
-          <w:rFonts w:ascii="Arial" w:eastAsia="Arial" w:hAnsi="Arial" w:cs="Arial"/>
-          <w:sz w:val="24"/>
-          <w:szCs w:val="24"/>
-        </w:rPr>
-        <w:t>2.6 ARQUITETURA DO SISTEMA</w:t>
-      </w:r>
-    </w:p>
-    <w:p>
-      <w:pPr>
-        <w:spacing w:after="120" w:line="360" w:lineRule="auto"/>
-        <w:jc w:val="both"/>
-      </w:pPr>
-      <w:r>
-        <w:rPr>
-          <w:rFonts w:ascii="Arial" w:eastAsia="Arial" w:hAnsi="Arial" w:cs="Arial"/>
-          <w:sz w:val="24"/>
-          <w:szCs w:val="24"/>
-        </w:rPr>
-        <w:t>2.7 MODELAGEM DE DADOS</w:t>
-      </w:r>
-    </w:p>
-    <w:p>
-      <w:pPr>
-        <w:spacing w:after="120" w:line="360" w:lineRule="auto"/>
-        <w:jc w:val="both"/>
-      </w:pPr>
-      <w:r>
-        <w:rPr>
-          <w:rFonts w:ascii="Arial" w:eastAsia="Arial" w:hAnsi="Arial" w:cs="Arial"/>
-          <w:sz w:val="24"/>
-          <w:szCs w:val="24"/>
-        </w:rPr>
-        <w:t>2.8 REGRAS DE NEGÓCIO</w:t>
-      </w:r>
-    </w:p>
-    <w:p>
-      <w:pPr>
-        <w:spacing w:after="120" w:line="360" w:lineRule="auto"/>
-        <w:jc w:val="both"/>
-      </w:pPr>
-      <w:r>
-        <w:rPr>
-          <w:rFonts w:ascii="Arial" w:eastAsia="Arial" w:hAnsi="Arial" w:cs="Arial"/>
-          <w:sz w:val="24"/>
-          <w:szCs w:val="24"/>
-        </w:rPr>
-        <w:t>2.9 FUNCIONALIDADES DO SISTEMA</w:t>
-      </w:r>
-    </w:p>
-    <w:p>
-      <w:pPr>
-        <w:spacing w:after="120" w:line="360" w:lineRule="auto"/>
-        <w:jc w:val="both"/>
-      </w:pPr>
-      <w:r>
-        <w:rPr>
-          <w:rFonts w:ascii="Arial" w:eastAsia="Arial" w:hAnsi="Arial" w:cs="Arial"/>
-          <w:sz w:val="24"/>
-          <w:szCs w:val="24"/>
-        </w:rPr>
-        <w:t>2.10 IDENTIDADE VISUAL</w:t>
-      </w:r>
-    </w:p>
-    <w:p>
-      <w:pPr>
-        <w:spacing w:after="120" w:line="360" w:lineRule="auto"/>
-        <w:jc w:val="both"/>
-      </w:pPr>
-      <w:r>
-        <w:rPr>
-          <w:rFonts w:ascii="Arial" w:eastAsia="Arial" w:hAnsi="Arial" w:cs="Arial"/>
-          <w:sz w:val="24"/>
-          <w:szCs w:val="24"/>
-        </w:rPr>
-        <w:t>3. SOLUÇÃO</w:t>
-      </w:r>
-    </w:p>
-    <w:p>
-      <w:pPr>
-        <w:spacing w:after="120" w:line="360" w:lineRule="auto"/>
-        <w:jc w:val="both"/>
-      </w:pPr>
-      <w:r>
-        <w:rPr>
-          <w:rFonts w:ascii="Arial" w:eastAsia="Arial" w:hAnsi="Arial" w:cs="Arial"/>
-          <w:sz w:val="24"/>
-          <w:szCs w:val="24"/>
-        </w:rPr>
-        <w:t>3.1 MER E DER</w:t>
-      </w:r>
-    </w:p>
-    <w:p>
-      <w:pPr>
-        <w:spacing w:after="120" w:line="360" w:lineRule="auto"/>
-        <w:jc w:val="both"/>
-      </w:pPr>
-      <w:r>
-        <w:rPr>
-          <w:rFonts w:ascii="Arial" w:eastAsia="Arial" w:hAnsi="Arial" w:cs="Arial"/>
-          <w:sz w:val="24"/>
-          <w:szCs w:val="24"/>
-        </w:rPr>
-        <w:t>3.2 DIAGRAMA DE CASO DE USO</w:t>
-      </w:r>
-    </w:p>
-    <w:p>
-      <w:pPr>
-        <w:spacing w:after="120" w:line="360" w:lineRule="auto"/>
-        <w:jc w:val="both"/>
-      </w:pPr>
-      <w:r>
-        <w:rPr>
-          <w:rFonts w:ascii="Arial" w:eastAsia="Arial" w:hAnsi="Arial" w:cs="Arial"/>
-          <w:sz w:val="24"/>
-          <w:szCs w:val="24"/>
-        </w:rPr>
-        <w:t>3.3 FLUXOGRAMA</w:t>
-      </w:r>
-    </w:p>
-    <w:p>
-      <w:pPr>
-        <w:spacing w:after="120" w:line="360" w:lineRule="auto"/>
-        <w:jc w:val="both"/>
-      </w:pPr>
-      <w:r>
-        <w:rPr>
-          <w:rFonts w:ascii="Arial" w:eastAsia="Arial" w:hAnsi="Arial" w:cs="Arial"/>
-          <w:sz w:val="24"/>
-          <w:szCs w:val="24"/>
-        </w:rPr>
-        <w:t>3.4 DIAGRAMA DE SEQUÊNCIA</w:t>
-      </w:r>
-    </w:p>
-    <w:p>
-      <w:pPr>
-        <w:spacing w:after="120" w:line="360" w:lineRule="auto"/>
-        <w:jc w:val="both"/>
-      </w:pPr>
-      <w:r>
-        <w:rPr>
-          <w:rFonts w:ascii="Arial" w:eastAsia="Arial" w:hAnsi="Arial" w:cs="Arial"/>
-          <w:sz w:val="24"/>
-          <w:szCs w:val="24"/>
-        </w:rPr>
-        <w:lastRenderedPageBreak/>
-        <w:t>3.5 DIAGRAMA DE CLASSES (UML)</w:t>
-      </w:r>
-    </w:p>
-    <w:p>
-      <w:pPr>
-        <w:spacing w:after="120" w:line="360" w:lineRule="auto"/>
-        <w:jc w:val="both"/>
-      </w:pPr>
-      <w:r>
-        <w:rPr>
-          <w:rFonts w:ascii="Arial" w:eastAsia="Arial" w:hAnsi="Arial" w:cs="Arial"/>
-          <w:sz w:val="24"/>
-          <w:szCs w:val="24"/>
-        </w:rPr>
-        <w:t>3.6 DIAGRAMA DE GANTT</w:t>
-      </w:r>
-    </w:p>
-    <w:p>
-      <w:pPr>
-        <w:spacing w:after="120" w:line="360" w:lineRule="auto"/>
-        <w:jc w:val="both"/>
-      </w:pPr>
-      <w:r>
-        <w:rPr>
-          <w:rFonts w:ascii="Arial" w:eastAsia="Arial" w:hAnsi="Arial" w:cs="Arial"/>
-          <w:sz w:val="24"/>
-          <w:szCs w:val="24"/>
-        </w:rPr>
-        <w:t>3.7 ESTRUTURA DO PROTÓTIPO EM TELAS</w:t>
-      </w:r>
-    </w:p>
-    <w:p>
-      <w:pPr>
-        <w:spacing w:after="120" w:line="360" w:lineRule="auto"/>
-        <w:jc w:val="both"/>
-      </w:pPr>
-      <w:r>
-        <w:rPr>
-          <w:rFonts w:ascii="Arial" w:eastAsia="Arial" w:hAnsi="Arial" w:cs="Arial"/>
-          <w:sz w:val="24"/>
-          <w:szCs w:val="24"/>
-        </w:rPr>
-        <w:t>3.8 FUNCIONAMENTO DOS AGENTES DE IA</w:t>
-      </w:r>
-    </w:p>
-    <w:p>
-      <w:pPr>
-        <w:spacing w:after="120" w:line="360" w:lineRule="auto"/>
-        <w:jc w:val="both"/>
-      </w:pPr>
-      <w:r>
-        <w:rPr>
-          <w:rFonts w:ascii="Arial" w:eastAsia="Arial" w:hAnsi="Arial" w:cs="Arial"/>
-          <w:sz w:val="24"/>
-          <w:szCs w:val="24"/>
-        </w:rPr>
-        <w:t>3.9 EXECUÇÃO DO SISTEMA</w:t>
-      </w:r>
-    </w:p>
-    <w:p>
-      <w:pPr>
-        <w:spacing w:after="120" w:line="360" w:lineRule="auto"/>
-        <w:jc w:val="both"/>
-      </w:pPr>
-      <w:r>
-        <w:rPr>
-          <w:rFonts w:ascii="Arial" w:eastAsia="Arial" w:hAnsi="Arial" w:cs="Arial"/>
-          <w:sz w:val="24"/>
-          <w:szCs w:val="24"/>
-        </w:rPr>
-        <w:t>3.10 ESTÁGIO ATUAL DO PROJETO</w:t>
-      </w:r>
-    </w:p>
-    <w:p>
-      <w:pPr>
-        <w:spacing w:after="120" w:line="360" w:lineRule="auto"/>
-        <w:jc w:val="both"/>
-      </w:pPr>
-      <w:r>
-        <w:rPr>
-          <w:rFonts w:ascii="Arial" w:eastAsia="Arial" w:hAnsi="Arial" w:cs="Arial"/>
-          <w:sz w:val="24"/>
-          <w:szCs w:val="24"/>
-        </w:rPr>
-        <w:t>3.11 CONSIDERAÇÕES FINAIS</w:t>
-      </w:r>
-    </w:p>
-    <w:p>
-      <w:pPr>
-        <w:spacing w:after="120" w:line="360" w:lineRule="auto"/>
-        <w:jc w:val="both"/>
-      </w:pPr>
-      <w:r>
-        <w:rPr>
-          <w:rFonts w:ascii="Arial" w:eastAsia="Arial" w:hAnsi="Arial" w:cs="Arial"/>
-          <w:sz w:val="24"/>
-          <w:szCs w:val="24"/>
-        </w:rPr>
-        <w:t>BIBLIOGRAFIA</w:t>
-      </w:r>
-    </w:p>
-    <w:p>
-      <w:r>
-        <w:br w:type="page"/>
-      </w:r>
+        <w:sectPr>
+          <w:footerReference w:type="default" r:id="rId7"/>
+          <w:pgSz w:w="11906" w:h="16838"/>
+          <w:pgMar w:top="1701" w:right="1134" w:bottom="1134" w:left="1701" w:header="708" w:footer="708" w:gutter="0"/>
+          <w:pgNumType w:start="1"/>
+          <w:cols w:space="720"/>
+          <w:docGrid w:linePitch="360"/>
+        </w:sectPr>
+      </w:pPr>
     </w:p>
     <w:p>
       <w:pPr>
         <w:pStyle w:val="Ttulo1"/>
         <w:spacing w:before="360" w:after="200" w:line="360" w:lineRule="auto"/>
-      </w:pPr>
-      <w:r>
         <w:rPr>
           <w:rFonts w:ascii="Arial" w:eastAsia="Arial" w:hAnsi="Arial" w:cs="Arial"/>
           <w:b/>
@@ -1035,15 +3025,43 @@
           <w:sz w:val="28"/>
           <w:szCs w:val="28"/>
         </w:rPr>
+        <w:sectPr>
+          <w:pgSz w:w="11906" w:h="16838"/>
+          <w:pgMar w:top="1701" w:right="1134" w:bottom="1134" w:left="1701" w:header="708" w:footer="708" w:gutter="0"/>
+          <w:pgNumType w:start="1"/>
+          <w:cols w:space="720"/>
+          <w:docGrid w:linePitch="360"/>
+        </w:sectPr>
+      </w:pPr>
+    </w:p>
+    <w:p>
+      <w:pPr>
+        <w:pStyle w:val="Ttulo1"/>
+        <w:spacing w:before="360" w:after="200" w:line="360" w:lineRule="auto"/>
+        <w:jc w:val="both"/>
+      </w:pPr>
+      <w:bookmarkStart w:id="3" w:name="_Toc244008174"/>
+      <w:r>
+        <w:rPr>
+          <w:rFonts w:ascii="Arial" w:eastAsia="Arial" w:hAnsi="Arial" w:cs="Arial"/>
+          <w:b/>
+          <w:bCs/>
+          <w:color w:val="000000"/>
+          <w:sz w:val="28"/>
+          <w:szCs w:val="28"/>
+        </w:rPr>
         <w:lastRenderedPageBreak/>
         <w:t>1. INTRODUÇÃO</w:t>
       </w:r>
+      <w:bookmarkEnd w:id="3"/>
     </w:p>
     <w:p>
       <w:pPr>
         <w:pStyle w:val="Ttulo2"/>
         <w:spacing w:before="280" w:after="200" w:line="360" w:lineRule="auto"/>
-      </w:pPr>
+        <w:jc w:val="both"/>
+      </w:pPr>
+      <w:bookmarkStart w:id="4" w:name="_Toc244008175"/>
       <w:r>
         <w:rPr>
           <w:rFonts w:ascii="Arial" w:eastAsia="Arial" w:hAnsi="Arial" w:cs="Arial"/>
@@ -1055,6 +3073,7 @@
         </w:rPr>
         <w:t>1.1 PROBLEMA E CONTEXTUALIZAÇÃO</w:t>
       </w:r>
+      <w:bookmarkEnd w:id="4"/>
     </w:p>
     <w:p>
       <w:pPr>
@@ -1278,6 +3297,7 @@
           <w:sz w:val="24"/>
           <w:szCs w:val="24"/>
         </w:rPr>
+        <w:lastRenderedPageBreak/>
         <w:t>desempenho dos produtos;</w:t>
       </w:r>
     </w:p>
@@ -1297,7 +3317,6 @@
           <w:sz w:val="24"/>
           <w:szCs w:val="24"/>
         </w:rPr>
-        <w:lastRenderedPageBreak/>
         <w:t>diferenças entre os canais de venda</w:t>
       </w:r>
     </w:p>
@@ -1393,7 +3412,9 @@
       <w:pPr>
         <w:pStyle w:val="Ttulo1"/>
         <w:spacing w:before="360" w:after="200" w:line="360" w:lineRule="auto"/>
-      </w:pPr>
+        <w:jc w:val="both"/>
+      </w:pPr>
+      <w:bookmarkStart w:id="5" w:name="_Toc244008176"/>
       <w:r>
         <w:rPr>
           <w:rFonts w:ascii="Arial" w:eastAsia="Arial" w:hAnsi="Arial" w:cs="Arial"/>
@@ -1405,6 +3426,7 @@
         </w:rPr>
         <w:t>2. DESENVOLVIMENTO</w:t>
       </w:r>
+      <w:bookmarkEnd w:id="5"/>
     </w:p>
     <w:p>
       <w:pPr>
@@ -1425,7 +3447,9 @@
       <w:pPr>
         <w:pStyle w:val="Ttulo2"/>
         <w:spacing w:before="280" w:after="200" w:line="360" w:lineRule="auto"/>
-      </w:pPr>
+        <w:jc w:val="both"/>
+      </w:pPr>
+      <w:bookmarkStart w:id="6" w:name="_Toc244008177"/>
       <w:r>
         <w:rPr>
           <w:rFonts w:ascii="Arial" w:eastAsia="Arial" w:hAnsi="Arial" w:cs="Arial"/>
@@ -1437,6 +3461,7 @@
         </w:rPr>
         <w:t>2.1 OBJETIVO GERAL</w:t>
       </w:r>
+      <w:bookmarkEnd w:id="6"/>
     </w:p>
     <w:p>
       <w:pPr>
@@ -1496,14 +3521,25 @@
           <w:sz w:val="24"/>
           <w:szCs w:val="24"/>
         </w:rPr>
-        <w:t>O núcleo do projeto é o motor de análise por Inteligência Artificial. O cadastro de produtos e o registro de pedidos existem como base operacional necessária para alimentar essa análise com dados reais, mas eles não representam o produto final do projeto</w:t>
+        <w:t xml:space="preserve">O núcleo do projeto é o motor de análise por Inteligência Artificial. O cadastro de produtos e o registro de pedidos existem como base operacional necessária para </w:t>
+      </w:r>
+      <w:r>
+        <w:rPr>
+          <w:rFonts w:ascii="Arial" w:eastAsia="Arial" w:hAnsi="Arial" w:cs="Arial"/>
+          <w:sz w:val="24"/>
+          <w:szCs w:val="24"/>
+        </w:rPr>
+        <w:lastRenderedPageBreak/>
+        <w:t>alimentar essa análise com dados reais, mas eles não representam o produto final do projeto</w:t>
       </w:r>
     </w:p>
     <w:p>
       <w:pPr>
         <w:pStyle w:val="Ttulo2"/>
         <w:spacing w:before="280" w:after="200" w:line="360" w:lineRule="auto"/>
-      </w:pPr>
+        <w:jc w:val="both"/>
+      </w:pPr>
+      <w:bookmarkStart w:id="7" w:name="_Toc244008178"/>
       <w:r>
         <w:rPr>
           <w:rFonts w:ascii="Arial" w:eastAsia="Arial" w:hAnsi="Arial" w:cs="Arial"/>
@@ -1513,9 +3549,9 @@
           <w:sz w:val="24"/>
           <w:szCs w:val="24"/>
         </w:rPr>
-        <w:lastRenderedPageBreak/>
         <w:t>2.2 OBJETIVOS ESPECÍFICOS</w:t>
       </w:r>
+      <w:bookmarkEnd w:id="7"/>
     </w:p>
     <w:p>
       <w:pPr>
@@ -1570,6 +3606,7 @@
           <w:p>
             <w:pPr>
               <w:spacing w:line="276" w:lineRule="auto"/>
+              <w:jc w:val="both"/>
             </w:pPr>
             <w:r>
               <w:rPr>
@@ -1596,6 +3633,7 @@
           <w:p>
             <w:pPr>
               <w:spacing w:line="276" w:lineRule="auto"/>
+              <w:jc w:val="both"/>
             </w:pPr>
             <w:r>
               <w:rPr>
@@ -1624,6 +3662,7 @@
           <w:p>
             <w:pPr>
               <w:spacing w:line="276" w:lineRule="auto"/>
+              <w:jc w:val="both"/>
             </w:pPr>
             <w:r>
               <w:rPr>
@@ -1648,6 +3687,7 @@
           <w:p>
             <w:pPr>
               <w:spacing w:line="276" w:lineRule="auto"/>
+              <w:jc w:val="both"/>
             </w:pPr>
             <w:r>
               <w:rPr>
@@ -1674,6 +3714,7 @@
           <w:p>
             <w:pPr>
               <w:spacing w:line="276" w:lineRule="auto"/>
+              <w:jc w:val="both"/>
             </w:pPr>
             <w:r>
               <w:rPr>
@@ -1698,6 +3739,7 @@
           <w:p>
             <w:pPr>
               <w:spacing w:line="276" w:lineRule="auto"/>
+              <w:jc w:val="both"/>
             </w:pPr>
             <w:r>
               <w:rPr>
@@ -1742,6 +3784,7 @@
           <w:p>
             <w:pPr>
               <w:spacing w:line="276" w:lineRule="auto"/>
+              <w:jc w:val="both"/>
             </w:pPr>
             <w:r>
               <w:rPr>
@@ -1766,6 +3809,7 @@
           <w:p>
             <w:pPr>
               <w:spacing w:line="276" w:lineRule="auto"/>
+              <w:jc w:val="both"/>
             </w:pPr>
             <w:r>
               <w:rPr>
@@ -1792,6 +3836,7 @@
           <w:p>
             <w:pPr>
               <w:spacing w:line="276" w:lineRule="auto"/>
+              <w:jc w:val="both"/>
             </w:pPr>
             <w:r>
               <w:rPr>
@@ -1816,6 +3861,7 @@
           <w:p>
             <w:pPr>
               <w:spacing w:line="276" w:lineRule="auto"/>
+              <w:jc w:val="both"/>
             </w:pPr>
             <w:r>
               <w:rPr>
@@ -1842,6 +3888,7 @@
           <w:p>
             <w:pPr>
               <w:spacing w:line="276" w:lineRule="auto"/>
+              <w:jc w:val="both"/>
             </w:pPr>
             <w:r>
               <w:rPr>
@@ -1866,6 +3913,7 @@
           <w:p>
             <w:pPr>
               <w:spacing w:line="276" w:lineRule="auto"/>
+              <w:jc w:val="both"/>
             </w:pPr>
             <w:r>
               <w:rPr>
@@ -1892,6 +3940,7 @@
           <w:p>
             <w:pPr>
               <w:spacing w:line="276" w:lineRule="auto"/>
+              <w:jc w:val="both"/>
             </w:pPr>
             <w:r>
               <w:rPr>
@@ -1916,6 +3965,7 @@
           <w:p>
             <w:pPr>
               <w:spacing w:line="276" w:lineRule="auto"/>
+              <w:jc w:val="both"/>
             </w:pPr>
             <w:r>
               <w:rPr>
@@ -1942,6 +3992,7 @@
           <w:p>
             <w:pPr>
               <w:spacing w:line="276" w:lineRule="auto"/>
+              <w:jc w:val="both"/>
             </w:pPr>
             <w:r>
               <w:rPr>
@@ -1966,6 +4017,7 @@
           <w:p>
             <w:pPr>
               <w:spacing w:line="276" w:lineRule="auto"/>
+              <w:jc w:val="both"/>
             </w:pPr>
             <w:r>
               <w:rPr>
@@ -1992,6 +4044,7 @@
           <w:p>
             <w:pPr>
               <w:spacing w:line="276" w:lineRule="auto"/>
+              <w:jc w:val="both"/>
             </w:pPr>
             <w:r>
               <w:rPr>
@@ -2016,6 +4069,7 @@
           <w:p>
             <w:pPr>
               <w:spacing w:line="276" w:lineRule="auto"/>
+              <w:jc w:val="both"/>
             </w:pPr>
             <w:r>
               <w:rPr>
@@ -2033,7 +4087,9 @@
       <w:pPr>
         <w:pStyle w:val="Ttulo2"/>
         <w:spacing w:before="280" w:after="200" w:line="360" w:lineRule="auto"/>
-      </w:pPr>
+        <w:jc w:val="both"/>
+      </w:pPr>
+      <w:bookmarkStart w:id="8" w:name="_Toc244008179"/>
       <w:r>
         <w:rPr>
           <w:rFonts w:ascii="Arial" w:eastAsia="Arial" w:hAnsi="Arial" w:cs="Arial"/>
@@ -2045,6 +4101,7 @@
         </w:rPr>
         <w:t>2.3 ESCOPOS</w:t>
       </w:r>
+      <w:bookmarkEnd w:id="8"/>
     </w:p>
     <w:p>
       <w:pPr>
@@ -2083,7 +4140,9 @@
       <w:pPr>
         <w:pStyle w:val="Ttulo3"/>
         <w:spacing w:before="280" w:after="200" w:line="360" w:lineRule="auto"/>
-      </w:pPr>
+        <w:jc w:val="both"/>
+      </w:pPr>
+      <w:bookmarkStart w:id="9" w:name="_Toc244008180"/>
       <w:r>
         <w:rPr>
           <w:rFonts w:ascii="Arial" w:eastAsia="Arial" w:hAnsi="Arial" w:cs="Arial"/>
@@ -2093,6 +4152,7 @@
         </w:rPr>
         <w:t>2.3.1 ESCOPO DO PROJETO</w:t>
       </w:r>
+      <w:bookmarkEnd w:id="9"/>
     </w:p>
     <w:p>
       <w:pPr>
@@ -2160,6 +4220,7 @@
           <w:sz w:val="24"/>
           <w:szCs w:val="24"/>
         </w:rPr>
+        <w:lastRenderedPageBreak/>
         <w:t xml:space="preserve">Registro dos dados operacionais: </w:t>
       </w:r>
       <w:r>
@@ -2168,16 +4229,7 @@
           <w:sz w:val="24"/>
           <w:szCs w:val="24"/>
         </w:rPr>
-        <w:t xml:space="preserve">os produtos são cadastrados com SKU, nome, categoria, tamanho, cor, preço, estoque atual e estoque mínimo, e os </w:t>
-      </w:r>
-      <w:r>
-        <w:rPr>
-          <w:rFonts w:ascii="Arial" w:eastAsia="Arial" w:hAnsi="Arial" w:cs="Arial"/>
-          <w:sz w:val="24"/>
-          <w:szCs w:val="24"/>
-        </w:rPr>
-        <w:lastRenderedPageBreak/>
-        <w:t>pedidos são registrados indicando o canal de venda, o cliente, o status e o valor total.</w:t>
+        <w:t>os produtos são cadastrados com SKU, nome, categoria, tamanho, cor, preço, estoque atual e estoque mínimo, e os pedidos são registrados indicando o canal de venda, o cliente, o status e o valor total.</w:t>
       </w:r>
     </w:p>
     <w:p>
@@ -2471,7 +4523,9 @@
       <w:pPr>
         <w:pStyle w:val="Ttulo3"/>
         <w:spacing w:before="280" w:after="200" w:line="360" w:lineRule="auto"/>
-      </w:pPr>
+        <w:jc w:val="both"/>
+      </w:pPr>
+      <w:bookmarkStart w:id="10" w:name="_Toc244008181"/>
       <w:r>
         <w:rPr>
           <w:rFonts w:ascii="Arial" w:eastAsia="Arial" w:hAnsi="Arial" w:cs="Arial"/>
@@ -2481,6 +4535,7 @@
         </w:rPr>
         <w:t>2.3.2 ESCOPO GLOBAL E VISÃO DE FUTURO</w:t>
       </w:r>
+      <w:bookmarkEnd w:id="10"/>
     </w:p>
     <w:p>
       <w:pPr>
@@ -2636,7 +4691,9 @@
       <w:pPr>
         <w:pStyle w:val="Ttulo3"/>
         <w:spacing w:before="280" w:after="200" w:line="360" w:lineRule="auto"/>
-      </w:pPr>
+        <w:jc w:val="both"/>
+      </w:pPr>
+      <w:bookmarkStart w:id="11" w:name="_Toc244008182"/>
       <w:r>
         <w:rPr>
           <w:rFonts w:ascii="Arial" w:eastAsia="Arial" w:hAnsi="Arial" w:cs="Arial"/>
@@ -2646,6 +4703,7 @@
         </w:rPr>
         <w:t>2.3.3 FORA DO ESCOPO</w:t>
       </w:r>
+      <w:bookmarkEnd w:id="11"/>
     </w:p>
     <w:p>
       <w:pPr>
@@ -2844,7 +4902,9 @@
       <w:pPr>
         <w:pStyle w:val="Ttulo2"/>
         <w:spacing w:before="280" w:after="200" w:line="360" w:lineRule="auto"/>
-      </w:pPr>
+        <w:jc w:val="both"/>
+      </w:pPr>
+      <w:bookmarkStart w:id="12" w:name="_Toc244008183"/>
       <w:r>
         <w:rPr>
           <w:rFonts w:ascii="Arial" w:eastAsia="Arial" w:hAnsi="Arial" w:cs="Arial"/>
@@ -2856,6 +4916,7 @@
         </w:rPr>
         <w:t>2.4 METODOLOGIAS E TECNOLOGIAS</w:t>
       </w:r>
+      <w:bookmarkEnd w:id="12"/>
     </w:p>
     <w:p>
       <w:pPr>
@@ -3244,6 +5305,7 @@
           <w:p>
             <w:pPr>
               <w:spacing w:line="276" w:lineRule="auto"/>
+              <w:jc w:val="both"/>
             </w:pPr>
             <w:r>
               <w:rPr>
@@ -3270,6 +5332,7 @@
           <w:p>
             <w:pPr>
               <w:spacing w:line="276" w:lineRule="auto"/>
+              <w:jc w:val="both"/>
             </w:pPr>
             <w:r>
               <w:rPr>
@@ -3298,6 +5361,7 @@
           <w:p>
             <w:pPr>
               <w:spacing w:line="276" w:lineRule="auto"/>
+              <w:jc w:val="both"/>
             </w:pPr>
             <w:proofErr w:type="spellStart"/>
             <w:r>
@@ -3324,6 +5388,7 @@
           <w:p>
             <w:pPr>
               <w:spacing w:line="276" w:lineRule="auto"/>
+              <w:jc w:val="both"/>
             </w:pPr>
             <w:r>
               <w:rPr>
@@ -3350,6 +5415,7 @@
           <w:p>
             <w:pPr>
               <w:spacing w:line="276" w:lineRule="auto"/>
+              <w:jc w:val="both"/>
             </w:pPr>
             <w:proofErr w:type="spellStart"/>
             <w:r>
@@ -3394,6 +5460,7 @@
           <w:p>
             <w:pPr>
               <w:spacing w:line="276" w:lineRule="auto"/>
+              <w:jc w:val="both"/>
             </w:pPr>
             <w:r>
               <w:rPr>
@@ -3420,6 +5487,7 @@
           <w:p>
             <w:pPr>
               <w:spacing w:line="276" w:lineRule="auto"/>
+              <w:jc w:val="both"/>
             </w:pPr>
             <w:r>
               <w:rPr>
@@ -3444,6 +5512,7 @@
           <w:p>
             <w:pPr>
               <w:spacing w:line="276" w:lineRule="auto"/>
+              <w:jc w:val="both"/>
             </w:pPr>
             <w:proofErr w:type="spellStart"/>
             <w:r>
@@ -3490,6 +5559,7 @@
           <w:p>
             <w:pPr>
               <w:spacing w:line="276" w:lineRule="auto"/>
+              <w:jc w:val="both"/>
             </w:pPr>
             <w:proofErr w:type="spellStart"/>
             <w:r>
@@ -3524,6 +5594,7 @@
           <w:p>
             <w:pPr>
               <w:spacing w:line="276" w:lineRule="auto"/>
+              <w:jc w:val="both"/>
             </w:pPr>
             <w:proofErr w:type="spellStart"/>
             <w:r>
@@ -3560,6 +5631,7 @@
           <w:p>
             <w:pPr>
               <w:spacing w:line="276" w:lineRule="auto"/>
+              <w:jc w:val="both"/>
             </w:pPr>
             <w:r>
               <w:rPr>
@@ -3584,6 +5656,7 @@
           <w:p>
             <w:pPr>
               <w:spacing w:line="276" w:lineRule="auto"/>
+              <w:jc w:val="both"/>
             </w:pPr>
             <w:r>
               <w:rPr>
@@ -3610,6 +5683,7 @@
           <w:p>
             <w:pPr>
               <w:spacing w:line="276" w:lineRule="auto"/>
+              <w:jc w:val="both"/>
             </w:pPr>
             <w:r>
               <w:rPr>
@@ -3652,6 +5726,7 @@
           <w:p>
             <w:pPr>
               <w:spacing w:line="276" w:lineRule="auto"/>
+              <w:jc w:val="both"/>
             </w:pPr>
             <w:r>
               <w:rPr>
@@ -3678,6 +5753,7 @@
           <w:p>
             <w:pPr>
               <w:spacing w:line="276" w:lineRule="auto"/>
+              <w:jc w:val="both"/>
             </w:pPr>
             <w:proofErr w:type="spellStart"/>
             <w:r>
@@ -3705,6 +5781,7 @@
           <w:p>
             <w:pPr>
               <w:spacing w:line="276" w:lineRule="auto"/>
+              <w:jc w:val="both"/>
             </w:pPr>
             <w:r>
               <w:rPr>
@@ -3722,7 +5799,9 @@
       <w:pPr>
         <w:pStyle w:val="Ttulo2"/>
         <w:spacing w:before="280" w:after="200" w:line="360" w:lineRule="auto"/>
-      </w:pPr>
+        <w:jc w:val="both"/>
+      </w:pPr>
+      <w:bookmarkStart w:id="13" w:name="_Toc244008184"/>
       <w:r>
         <w:rPr>
           <w:rFonts w:ascii="Arial" w:eastAsia="Arial" w:hAnsi="Arial" w:cs="Arial"/>
@@ -3734,6 +5813,7 @@
         </w:rPr>
         <w:t>2.5 FUNDAMENTAÇÃO TEÓRICA</w:t>
       </w:r>
+      <w:bookmarkEnd w:id="13"/>
     </w:p>
     <w:p>
       <w:pPr>
@@ -3772,7 +5852,9 @@
       <w:pPr>
         <w:pStyle w:val="Ttulo3"/>
         <w:spacing w:before="280" w:after="200" w:line="360" w:lineRule="auto"/>
-      </w:pPr>
+        <w:jc w:val="both"/>
+      </w:pPr>
+      <w:bookmarkStart w:id="14" w:name="_Toc244008185"/>
       <w:r>
         <w:rPr>
           <w:rFonts w:ascii="Arial" w:eastAsia="Arial" w:hAnsi="Arial" w:cs="Arial"/>
@@ -3782,6 +5864,7 @@
         </w:rPr>
         <w:t>2.5.1 BUSINESS INTELLIGENCE (BI)</w:t>
       </w:r>
+      <w:bookmarkEnd w:id="14"/>
     </w:p>
     <w:p>
       <w:pPr>
@@ -3963,7 +6046,9 @@
       <w:pPr>
         <w:pStyle w:val="Ttulo3"/>
         <w:spacing w:before="280" w:after="200" w:line="360" w:lineRule="auto"/>
-      </w:pPr>
+        <w:jc w:val="both"/>
+      </w:pPr>
+      <w:bookmarkStart w:id="15" w:name="_Toc244008186"/>
       <w:r>
         <w:rPr>
           <w:rFonts w:ascii="Arial" w:eastAsia="Arial" w:hAnsi="Arial" w:cs="Arial"/>
@@ -3973,6 +6058,7 @@
         </w:rPr>
         <w:t>2.5.2 INTELIGÊNCIA ARTIFICIAL APLICADA À ANÁLISE DE DADOS</w:t>
       </w:r>
+      <w:bookmarkEnd w:id="15"/>
     </w:p>
     <w:p>
       <w:pPr>
@@ -4191,7 +6277,9 @@
       <w:pPr>
         <w:pStyle w:val="Ttulo3"/>
         <w:spacing w:before="280" w:after="200" w:line="360" w:lineRule="auto"/>
-      </w:pPr>
+        <w:jc w:val="both"/>
+      </w:pPr>
+      <w:bookmarkStart w:id="16" w:name="_Toc244008187"/>
       <w:r>
         <w:rPr>
           <w:rFonts w:ascii="Arial" w:eastAsia="Arial" w:hAnsi="Arial" w:cs="Arial"/>
@@ -4201,6 +6289,7 @@
         </w:rPr>
         <w:t>2.5.3 INDICADORES UTILIZADOS NA ANÁLISE</w:t>
       </w:r>
+      <w:bookmarkEnd w:id="16"/>
     </w:p>
     <w:p>
       <w:pPr>
@@ -4274,6 +6363,7 @@
           <w:p>
             <w:pPr>
               <w:spacing w:line="276" w:lineRule="auto"/>
+              <w:jc w:val="both"/>
             </w:pPr>
             <w:r>
               <w:rPr>
@@ -4302,6 +6392,7 @@
           <w:p>
             <w:pPr>
               <w:spacing w:line="276" w:lineRule="auto"/>
+              <w:jc w:val="both"/>
             </w:pPr>
             <w:r>
               <w:rPr>
@@ -4330,6 +6421,7 @@
           <w:p>
             <w:pPr>
               <w:spacing w:line="276" w:lineRule="auto"/>
+              <w:jc w:val="both"/>
             </w:pPr>
             <w:r>
               <w:rPr>
@@ -4354,6 +6446,7 @@
           <w:p>
             <w:pPr>
               <w:spacing w:line="276" w:lineRule="auto"/>
+              <w:jc w:val="both"/>
             </w:pPr>
             <w:r>
               <w:rPr>
@@ -4398,6 +6491,7 @@
           <w:p>
             <w:pPr>
               <w:spacing w:line="276" w:lineRule="auto"/>
+              <w:jc w:val="both"/>
             </w:pPr>
             <w:r>
               <w:rPr>
@@ -4422,6 +6516,7 @@
           <w:p>
             <w:pPr>
               <w:spacing w:line="276" w:lineRule="auto"/>
+              <w:jc w:val="both"/>
             </w:pPr>
             <w:r>
               <w:rPr>
@@ -4448,6 +6543,7 @@
           <w:p>
             <w:pPr>
               <w:spacing w:line="276" w:lineRule="auto"/>
+              <w:jc w:val="both"/>
             </w:pPr>
             <w:r>
               <w:rPr>
@@ -4472,6 +6568,7 @@
           <w:p>
             <w:pPr>
               <w:spacing w:line="276" w:lineRule="auto"/>
+              <w:jc w:val="both"/>
             </w:pPr>
             <w:r>
               <w:rPr>
@@ -4498,6 +6595,7 @@
           <w:p>
             <w:pPr>
               <w:spacing w:line="276" w:lineRule="auto"/>
+              <w:jc w:val="both"/>
             </w:pPr>
             <w:r>
               <w:rPr>
@@ -4522,6 +6620,7 @@
           <w:p>
             <w:pPr>
               <w:spacing w:line="276" w:lineRule="auto"/>
+              <w:jc w:val="both"/>
             </w:pPr>
             <w:r>
               <w:rPr>
@@ -4554,7 +6653,9 @@
       <w:pPr>
         <w:pStyle w:val="Ttulo3"/>
         <w:spacing w:before="280" w:after="200" w:line="360" w:lineRule="auto"/>
-      </w:pPr>
+        <w:jc w:val="both"/>
+      </w:pPr>
+      <w:bookmarkStart w:id="17" w:name="_Toc244008188"/>
       <w:r>
         <w:rPr>
           <w:rFonts w:ascii="Arial" w:eastAsia="Arial" w:hAnsi="Arial" w:cs="Arial"/>
@@ -4564,6 +6665,7 @@
         </w:rPr>
         <w:t>2.5.4 DIAGRAMAS E MODELOS UTILIZADOS</w:t>
       </w:r>
+      <w:bookmarkEnd w:id="17"/>
     </w:p>
     <w:p>
       <w:pPr>
@@ -5138,7 +7240,9 @@
       <w:pPr>
         <w:pStyle w:val="Ttulo2"/>
         <w:spacing w:before="280" w:after="200" w:line="360" w:lineRule="auto"/>
-      </w:pPr>
+        <w:jc w:val="both"/>
+      </w:pPr>
+      <w:bookmarkStart w:id="18" w:name="_Toc244008189"/>
       <w:r>
         <w:rPr>
           <w:rFonts w:ascii="Arial" w:eastAsia="Arial" w:hAnsi="Arial" w:cs="Arial"/>
@@ -5150,6 +7254,7 @@
         </w:rPr>
         <w:t>2.6 ARQUITETURA DO SISTEMA</w:t>
       </w:r>
+      <w:bookmarkEnd w:id="18"/>
     </w:p>
     <w:p>
       <w:pPr>
@@ -5361,7 +7466,7 @@
     <w:p>
       <w:pPr>
         <w:spacing w:after="200" w:line="360" w:lineRule="auto"/>
-        <w:jc w:val="center"/>
+        <w:jc w:val="both"/>
       </w:pPr>
       <w:r>
         <w:rPr>
@@ -5549,7 +7654,7 @@
     <w:p>
       <w:pPr>
         <w:spacing w:after="200" w:line="360" w:lineRule="auto"/>
-        <w:jc w:val="center"/>
+        <w:jc w:val="both"/>
       </w:pPr>
       <w:proofErr w:type="spellStart"/>
       <w:r>
@@ -5666,7 +7771,9 @@
       <w:pPr>
         <w:pStyle w:val="Ttulo2"/>
         <w:spacing w:before="280" w:after="200" w:line="360" w:lineRule="auto"/>
-      </w:pPr>
+        <w:jc w:val="both"/>
+      </w:pPr>
+      <w:bookmarkStart w:id="19" w:name="_Toc244008190"/>
       <w:r>
         <w:rPr>
           <w:rFonts w:ascii="Arial" w:eastAsia="Arial" w:hAnsi="Arial" w:cs="Arial"/>
@@ -5679,6 +7786,7 @@
         <w:lastRenderedPageBreak/>
         <w:t>2.7 MODELAGEM DE DADOS</w:t>
       </w:r>
+      <w:bookmarkEnd w:id="19"/>
     </w:p>
     <w:p>
       <w:pPr>
@@ -5754,6 +7862,7 @@
           <w:p>
             <w:pPr>
               <w:spacing w:line="276" w:lineRule="auto"/>
+              <w:jc w:val="both"/>
             </w:pPr>
             <w:r>
               <w:rPr>
@@ -5780,6 +7889,7 @@
           <w:p>
             <w:pPr>
               <w:spacing w:line="276" w:lineRule="auto"/>
+              <w:jc w:val="both"/>
             </w:pPr>
             <w:r>
               <w:rPr>
@@ -5811,6 +7921,7 @@
           <w:p>
             <w:pPr>
               <w:spacing w:line="276" w:lineRule="auto"/>
+              <w:jc w:val="both"/>
             </w:pPr>
             <w:r>
               <w:rPr>
@@ -5835,6 +7946,7 @@
           <w:p>
             <w:pPr>
               <w:spacing w:line="276" w:lineRule="auto"/>
+              <w:jc w:val="both"/>
             </w:pPr>
             <w:r>
               <w:rPr>
@@ -5861,6 +7973,7 @@
           <w:p>
             <w:pPr>
               <w:spacing w:line="276" w:lineRule="auto"/>
+              <w:jc w:val="both"/>
             </w:pPr>
             <w:r>
               <w:rPr>
@@ -5885,6 +7998,7 @@
           <w:p>
             <w:pPr>
               <w:spacing w:line="276" w:lineRule="auto"/>
+              <w:jc w:val="both"/>
             </w:pPr>
             <w:r>
               <w:rPr>
@@ -5929,6 +8043,7 @@
           <w:p>
             <w:pPr>
               <w:spacing w:line="276" w:lineRule="auto"/>
+              <w:jc w:val="both"/>
             </w:pPr>
             <w:proofErr w:type="spellStart"/>
             <w:r>
@@ -5955,6 +8070,7 @@
           <w:p>
             <w:pPr>
               <w:spacing w:line="276" w:lineRule="auto"/>
+              <w:jc w:val="both"/>
             </w:pPr>
             <w:r>
               <w:rPr>
@@ -5981,6 +8097,7 @@
           <w:p>
             <w:pPr>
               <w:spacing w:line="276" w:lineRule="auto"/>
+              <w:jc w:val="both"/>
             </w:pPr>
             <w:proofErr w:type="spellStart"/>
             <w:r>
@@ -6007,6 +8124,7 @@
           <w:p>
             <w:pPr>
               <w:spacing w:line="276" w:lineRule="auto"/>
+              <w:jc w:val="both"/>
             </w:pPr>
             <w:r>
               <w:rPr>
@@ -6051,6 +8169,7 @@
           <w:p>
             <w:pPr>
               <w:spacing w:line="276" w:lineRule="auto"/>
+              <w:jc w:val="both"/>
             </w:pPr>
             <w:proofErr w:type="spellStart"/>
             <w:r>
@@ -6077,6 +8196,7 @@
           <w:p>
             <w:pPr>
               <w:spacing w:line="276" w:lineRule="auto"/>
+              <w:jc w:val="both"/>
             </w:pPr>
             <w:r>
               <w:rPr>
@@ -6203,7 +8323,9 @@
       <w:pPr>
         <w:pStyle w:val="Ttulo2"/>
         <w:spacing w:before="280" w:after="200" w:line="360" w:lineRule="auto"/>
-      </w:pPr>
+        <w:jc w:val="both"/>
+      </w:pPr>
+      <w:bookmarkStart w:id="20" w:name="_Toc244008191"/>
       <w:r>
         <w:rPr>
           <w:rFonts w:ascii="Arial" w:eastAsia="Arial" w:hAnsi="Arial" w:cs="Arial"/>
@@ -6215,6 +8337,7 @@
         </w:rPr>
         <w:t>2.8 REGRAS DE NEGÓCIO</w:t>
       </w:r>
+      <w:bookmarkEnd w:id="20"/>
     </w:p>
     <w:p>
       <w:pPr>
@@ -6287,6 +8410,7 @@
           <w:p>
             <w:pPr>
               <w:spacing w:line="276" w:lineRule="auto"/>
+              <w:jc w:val="both"/>
             </w:pPr>
             <w:r>
               <w:rPr>
@@ -6313,6 +8437,7 @@
           <w:p>
             <w:pPr>
               <w:spacing w:line="276" w:lineRule="auto"/>
+              <w:jc w:val="both"/>
             </w:pPr>
             <w:r>
               <w:rPr>
@@ -6341,6 +8466,7 @@
           <w:p>
             <w:pPr>
               <w:spacing w:line="276" w:lineRule="auto"/>
+              <w:jc w:val="both"/>
             </w:pPr>
             <w:r>
               <w:rPr>
@@ -6365,6 +8491,7 @@
           <w:p>
             <w:pPr>
               <w:spacing w:line="276" w:lineRule="auto"/>
+              <w:jc w:val="both"/>
             </w:pPr>
             <w:r>
               <w:rPr>
@@ -6391,6 +8518,7 @@
           <w:p>
             <w:pPr>
               <w:spacing w:line="276" w:lineRule="auto"/>
+              <w:jc w:val="both"/>
             </w:pPr>
             <w:r>
               <w:rPr>
@@ -6416,6 +8544,7 @@
           <w:p>
             <w:pPr>
               <w:spacing w:line="276" w:lineRule="auto"/>
+              <w:jc w:val="both"/>
             </w:pPr>
             <w:r>
               <w:rPr>
@@ -6442,6 +8571,7 @@
           <w:p>
             <w:pPr>
               <w:spacing w:line="276" w:lineRule="auto"/>
+              <w:jc w:val="both"/>
             </w:pPr>
             <w:r>
               <w:rPr>
@@ -6466,6 +8596,7 @@
           <w:p>
             <w:pPr>
               <w:spacing w:line="276" w:lineRule="auto"/>
+              <w:jc w:val="both"/>
             </w:pPr>
             <w:r>
               <w:rPr>
@@ -6492,6 +8623,7 @@
           <w:p>
             <w:pPr>
               <w:spacing w:line="276" w:lineRule="auto"/>
+              <w:jc w:val="both"/>
             </w:pPr>
             <w:r>
               <w:rPr>
@@ -6516,6 +8648,7 @@
           <w:p>
             <w:pPr>
               <w:spacing w:line="276" w:lineRule="auto"/>
+              <w:jc w:val="both"/>
             </w:pPr>
             <w:r>
               <w:rPr>
@@ -6542,6 +8675,7 @@
           <w:p>
             <w:pPr>
               <w:spacing w:line="276" w:lineRule="auto"/>
+              <w:jc w:val="both"/>
             </w:pPr>
             <w:r>
               <w:rPr>
@@ -6566,6 +8700,7 @@
           <w:p>
             <w:pPr>
               <w:spacing w:line="276" w:lineRule="auto"/>
+              <w:jc w:val="both"/>
             </w:pPr>
             <w:r>
               <w:rPr>
@@ -6592,6 +8727,7 @@
           <w:p>
             <w:pPr>
               <w:spacing w:line="276" w:lineRule="auto"/>
+              <w:jc w:val="both"/>
             </w:pPr>
             <w:r>
               <w:rPr>
@@ -6616,6 +8752,7 @@
           <w:p>
             <w:pPr>
               <w:spacing w:line="276" w:lineRule="auto"/>
+              <w:jc w:val="both"/>
             </w:pPr>
             <w:r>
               <w:rPr>
@@ -6632,6 +8769,7 @@
     <w:p>
       <w:pPr>
         <w:spacing w:before="80" w:after="240" w:line="276" w:lineRule="auto"/>
+        <w:jc w:val="both"/>
       </w:pPr>
     </w:p>
     <w:p>
@@ -6653,7 +8791,9 @@
       <w:pPr>
         <w:pStyle w:val="Ttulo2"/>
         <w:spacing w:before="280" w:after="200" w:line="360" w:lineRule="auto"/>
-      </w:pPr>
+        <w:jc w:val="both"/>
+      </w:pPr>
+      <w:bookmarkStart w:id="21" w:name="_Toc244008192"/>
       <w:r>
         <w:rPr>
           <w:rFonts w:ascii="Arial" w:eastAsia="Arial" w:hAnsi="Arial" w:cs="Arial"/>
@@ -6665,6 +8805,7 @@
         </w:rPr>
         <w:t>2.9 FUNCIONALIDADES DO SISTEMA</w:t>
       </w:r>
+      <w:bookmarkEnd w:id="21"/>
     </w:p>
     <w:p>
       <w:pPr>
@@ -6719,6 +8860,7 @@
           <w:p>
             <w:pPr>
               <w:spacing w:line="276" w:lineRule="auto"/>
+              <w:jc w:val="both"/>
             </w:pPr>
             <w:r>
               <w:rPr>
@@ -6745,6 +8887,7 @@
           <w:p>
             <w:pPr>
               <w:spacing w:line="276" w:lineRule="auto"/>
+              <w:jc w:val="both"/>
             </w:pPr>
             <w:r>
               <w:rPr>
@@ -6773,6 +8916,7 @@
           <w:p>
             <w:pPr>
               <w:spacing w:line="276" w:lineRule="auto"/>
+              <w:jc w:val="both"/>
             </w:pPr>
             <w:r>
               <w:rPr>
@@ -6797,6 +8941,7 @@
           <w:p>
             <w:pPr>
               <w:spacing w:line="276" w:lineRule="auto"/>
+              <w:jc w:val="both"/>
             </w:pPr>
             <w:r>
               <w:rPr>
@@ -6823,6 +8968,7 @@
           <w:p>
             <w:pPr>
               <w:spacing w:line="276" w:lineRule="auto"/>
+              <w:jc w:val="both"/>
             </w:pPr>
             <w:r>
               <w:rPr>
@@ -6847,6 +8993,7 @@
           <w:p>
             <w:pPr>
               <w:spacing w:line="276" w:lineRule="auto"/>
+              <w:jc w:val="both"/>
             </w:pPr>
             <w:r>
               <w:rPr>
@@ -6873,6 +9020,7 @@
           <w:p>
             <w:pPr>
               <w:spacing w:line="276" w:lineRule="auto"/>
+              <w:jc w:val="both"/>
             </w:pPr>
             <w:r>
               <w:rPr>
@@ -6897,6 +9045,7 @@
           <w:p>
             <w:pPr>
               <w:spacing w:line="276" w:lineRule="auto"/>
+              <w:jc w:val="both"/>
             </w:pPr>
             <w:r>
               <w:rPr>
@@ -6923,6 +9072,7 @@
           <w:p>
             <w:pPr>
               <w:spacing w:line="276" w:lineRule="auto"/>
+              <w:jc w:val="both"/>
             </w:pPr>
             <w:r>
               <w:rPr>
@@ -6947,6 +9097,7 @@
           <w:p>
             <w:pPr>
               <w:spacing w:line="276" w:lineRule="auto"/>
+              <w:jc w:val="both"/>
             </w:pPr>
             <w:r>
               <w:rPr>
@@ -6973,6 +9124,7 @@
           <w:p>
             <w:pPr>
               <w:spacing w:line="276" w:lineRule="auto"/>
+              <w:jc w:val="both"/>
             </w:pPr>
             <w:r>
               <w:rPr>
@@ -6997,6 +9149,7 @@
           <w:p>
             <w:pPr>
               <w:spacing w:line="276" w:lineRule="auto"/>
+              <w:jc w:val="both"/>
             </w:pPr>
             <w:r>
               <w:rPr>
@@ -7023,6 +9176,7 @@
           <w:p>
             <w:pPr>
               <w:spacing w:line="276" w:lineRule="auto"/>
+              <w:jc w:val="both"/>
             </w:pPr>
             <w:r>
               <w:rPr>
@@ -7047,6 +9201,7 @@
           <w:p>
             <w:pPr>
               <w:spacing w:line="276" w:lineRule="auto"/>
+              <w:jc w:val="both"/>
             </w:pPr>
             <w:r>
               <w:rPr>
@@ -7106,7 +9261,9 @@
       <w:pPr>
         <w:pStyle w:val="Ttulo2"/>
         <w:spacing w:before="280" w:after="200" w:line="360" w:lineRule="auto"/>
-      </w:pPr>
+        <w:jc w:val="both"/>
+      </w:pPr>
+      <w:bookmarkStart w:id="22" w:name="_Toc244008193"/>
       <w:r>
         <w:rPr>
           <w:rFonts w:ascii="Arial" w:eastAsia="Arial" w:hAnsi="Arial" w:cs="Arial"/>
@@ -7118,6 +9275,7 @@
         </w:rPr>
         <w:t>2.10 IDENTIDADE VISUAL</w:t>
       </w:r>
+      <w:bookmarkEnd w:id="22"/>
     </w:p>
     <w:p>
       <w:pPr>
@@ -7208,6 +9366,7 @@
           <w:p>
             <w:pPr>
               <w:spacing w:line="276" w:lineRule="auto"/>
+              <w:jc w:val="both"/>
               <w:rPr>
                 <w:color w:val="EE0000"/>
               </w:rPr>
@@ -7237,6 +9396,7 @@
           <w:p>
             <w:pPr>
               <w:spacing w:line="276" w:lineRule="auto"/>
+              <w:jc w:val="both"/>
             </w:pPr>
             <w:r>
               <w:rPr>
@@ -7268,6 +9428,7 @@
           <w:p>
             <w:pPr>
               <w:spacing w:line="276" w:lineRule="auto"/>
+              <w:jc w:val="both"/>
             </w:pPr>
             <w:r>
               <w:rPr>
@@ -7292,6 +9453,7 @@
           <w:p>
             <w:pPr>
               <w:spacing w:line="276" w:lineRule="auto"/>
+              <w:jc w:val="both"/>
             </w:pPr>
             <w:r>
               <w:rPr>
@@ -7318,6 +9480,7 @@
           <w:p>
             <w:pPr>
               <w:spacing w:line="276" w:lineRule="auto"/>
+              <w:jc w:val="both"/>
             </w:pPr>
             <w:r>
               <w:rPr>
@@ -7342,6 +9505,7 @@
           <w:p>
             <w:pPr>
               <w:spacing w:line="276" w:lineRule="auto"/>
+              <w:jc w:val="both"/>
             </w:pPr>
             <w:r>
               <w:rPr>
@@ -7368,6 +9532,7 @@
           <w:p>
             <w:pPr>
               <w:spacing w:line="276" w:lineRule="auto"/>
+              <w:jc w:val="both"/>
             </w:pPr>
             <w:r>
               <w:rPr>
@@ -7392,6 +9557,7 @@
           <w:p>
             <w:pPr>
               <w:spacing w:line="276" w:lineRule="auto"/>
+              <w:jc w:val="both"/>
             </w:pPr>
             <w:proofErr w:type="spellStart"/>
             <w:r>
@@ -7428,6 +9594,7 @@
           <w:p>
             <w:pPr>
               <w:spacing w:line="276" w:lineRule="auto"/>
+              <w:jc w:val="both"/>
             </w:pPr>
             <w:r>
               <w:rPr>
@@ -7452,6 +9619,7 @@
           <w:p>
             <w:pPr>
               <w:spacing w:line="276" w:lineRule="auto"/>
+              <w:jc w:val="both"/>
             </w:pPr>
             <w:r>
               <w:rPr>
@@ -7504,6 +9672,7 @@
     <w:p>
       <w:pPr>
         <w:spacing w:before="80" w:after="240" w:line="276" w:lineRule="auto"/>
+        <w:jc w:val="both"/>
       </w:pPr>
       <w:r>
         <w:rPr>
@@ -7544,7 +9713,25 @@
           <w:sz w:val="24"/>
           <w:szCs w:val="24"/>
         </w:rPr>
-        <w:t xml:space="preserve"> "FA" foi pensada justamente porque as iniciais servem tanto para Fashion </w:t>
+        <w:t xml:space="preserve"> "FA" foi pensada justamente </w:t>
+      </w:r>
+      <w:proofErr w:type="gramStart"/>
+      <w:r>
+        <w:rPr>
+          <w:rFonts w:ascii="Arial" w:eastAsia="Arial" w:hAnsi="Arial" w:cs="Arial"/>
+          <w:sz w:val="24"/>
+          <w:szCs w:val="24"/>
+        </w:rPr>
+        <w:t>porque</w:t>
+      </w:r>
+      <w:proofErr w:type="gramEnd"/>
+      <w:r>
+        <w:rPr>
+          <w:rFonts w:ascii="Arial" w:eastAsia="Arial" w:hAnsi="Arial" w:cs="Arial"/>
+          <w:sz w:val="24"/>
+          <w:szCs w:val="24"/>
+        </w:rPr>
+        <w:t xml:space="preserve"> as iniciais servem tanto para Fashion </w:t>
       </w:r>
       <w:proofErr w:type="spellStart"/>
       <w:r>
@@ -7566,6 +9753,9 @@
       </w:r>
     </w:p>
     <w:p>
+      <w:pPr>
+        <w:jc w:val="both"/>
+      </w:pPr>
       <w:r>
         <w:br w:type="page"/>
       </w:r>
@@ -7574,7 +9764,9 @@
       <w:pPr>
         <w:pStyle w:val="Ttulo1"/>
         <w:spacing w:before="360" w:after="200" w:line="360" w:lineRule="auto"/>
-      </w:pPr>
+        <w:jc w:val="both"/>
+      </w:pPr>
+      <w:bookmarkStart w:id="23" w:name="_Toc244008194"/>
       <w:r>
         <w:rPr>
           <w:rFonts w:ascii="Arial" w:eastAsia="Arial" w:hAnsi="Arial" w:cs="Arial"/>
@@ -7587,6 +9779,7 @@
         <w:lastRenderedPageBreak/>
         <w:t>3. SOLUÇÃO</w:t>
       </w:r>
+      <w:bookmarkEnd w:id="23"/>
     </w:p>
     <w:p>
       <w:pPr>
@@ -7655,7 +9848,9 @@
       <w:pPr>
         <w:pStyle w:val="Ttulo2"/>
         <w:spacing w:before="280" w:after="200" w:line="360" w:lineRule="auto"/>
-      </w:pPr>
+        <w:jc w:val="both"/>
+      </w:pPr>
+      <w:bookmarkStart w:id="24" w:name="_Toc244008195"/>
       <w:r>
         <w:rPr>
           <w:rFonts w:ascii="Arial" w:eastAsia="Arial" w:hAnsi="Arial" w:cs="Arial"/>
@@ -7667,6 +9862,7 @@
         </w:rPr>
         <w:t>3.1 MER E DER</w:t>
       </w:r>
+      <w:bookmarkEnd w:id="24"/>
     </w:p>
     <w:p>
       <w:pPr>
@@ -7811,7 +10007,7 @@
                     <pic:cNvPicPr/>
                   </pic:nvPicPr>
                   <pic:blipFill>
-                    <a:blip r:embed="rId5"/>
+                    <a:blip r:embed="rId8"/>
                     <a:stretch>
                       <a:fillRect/>
                     </a:stretch>
@@ -7851,7 +10047,7 @@
                     <pic:cNvPicPr/>
                   </pic:nvPicPr>
                   <pic:blipFill>
-                    <a:blip r:embed="rId6"/>
+                    <a:blip r:embed="rId9"/>
                     <a:stretch>
                       <a:fillRect/>
                     </a:stretch>
@@ -7876,7 +10072,9 @@
       <w:pPr>
         <w:pStyle w:val="Ttulo2"/>
         <w:spacing w:before="280" w:after="200" w:line="360" w:lineRule="auto"/>
-      </w:pPr>
+        <w:jc w:val="both"/>
+      </w:pPr>
+      <w:bookmarkStart w:id="25" w:name="_Toc244008196"/>
       <w:r>
         <w:rPr>
           <w:rFonts w:ascii="Arial" w:eastAsia="Arial" w:hAnsi="Arial" w:cs="Arial"/>
@@ -7888,6 +10086,7 @@
         </w:rPr>
         <w:t>3.2 DIAGRAMA DE CASO DE USO</w:t>
       </w:r>
+      <w:bookmarkEnd w:id="25"/>
     </w:p>
     <w:p>
       <w:pPr>
@@ -8151,7 +10350,7 @@
                     <pic:cNvPicPr/>
                   </pic:nvPicPr>
                   <pic:blipFill>
-                    <a:blip r:embed="rId7"/>
+                    <a:blip r:embed="rId10"/>
                     <a:stretch>
                       <a:fillRect/>
                     </a:stretch>
@@ -8176,7 +10375,9 @@
       <w:pPr>
         <w:pStyle w:val="Ttulo2"/>
         <w:spacing w:before="280" w:after="200" w:line="360" w:lineRule="auto"/>
-      </w:pPr>
+        <w:jc w:val="both"/>
+      </w:pPr>
+      <w:bookmarkStart w:id="26" w:name="_Toc244008197"/>
       <w:r>
         <w:rPr>
           <w:rFonts w:ascii="Arial" w:eastAsia="Arial" w:hAnsi="Arial" w:cs="Arial"/>
@@ -8188,6 +10389,7 @@
         </w:rPr>
         <w:t>3.3 FLUXOGRAMA</w:t>
       </w:r>
+      <w:bookmarkEnd w:id="26"/>
     </w:p>
     <w:p>
       <w:pPr>
@@ -8201,7 +10403,15 @@
           <w:sz w:val="24"/>
           <w:szCs w:val="24"/>
         </w:rPr>
-        <w:t xml:space="preserve">O fluxograma foi utilizado para facilitar a compreensão do caminho percorrido pelo sistema e para enxergar com mais clareza onde podem acontecer erros. Ele mostra, por exemplo, o caminho do registro de um pedido, desde o preenchimento das informações até a baixa automática do estoque, e o caminho da execução de uma análise, desde o cálculo do resumo em Python até a exibição do resultado no painel </w:t>
+        <w:t>O fluxograma foi utilizado para facilitar a compreensão do caminho percorrido pelo sistema e para enxergar com mais clareza onde podem acontecer erros. Ele mostra, por exemplo, o caminho do registro de um pedido, desde o preenchimento das informações até a baixa automática do estoque, e o caminho da execução de uma análise, desde o cálculo do resumo em Python até a exibição do resultado no painel</w:t>
+      </w:r>
+      <w:r>
+        <w:rPr>
+          <w:rFonts w:ascii="Arial" w:eastAsia="Arial" w:hAnsi="Arial" w:cs="Arial"/>
+          <w:sz w:val="24"/>
+          <w:szCs w:val="24"/>
+        </w:rPr>
+        <w:t xml:space="preserve"> </w:t>
       </w:r>
       <w:r>
         <w:rPr>
@@ -8232,7 +10442,7 @@
                     <pic:cNvPicPr/>
                   </pic:nvPicPr>
                   <pic:blipFill>
-                    <a:blip r:embed="rId8"/>
+                    <a:blip r:embed="rId11"/>
                     <a:stretch>
                       <a:fillRect/>
                     </a:stretch>
@@ -8257,7 +10467,9 @@
       <w:pPr>
         <w:pStyle w:val="Ttulo2"/>
         <w:spacing w:before="280" w:after="200" w:line="360" w:lineRule="auto"/>
-      </w:pPr>
+        <w:jc w:val="both"/>
+      </w:pPr>
+      <w:bookmarkStart w:id="27" w:name="_Toc244008198"/>
       <w:r>
         <w:rPr>
           <w:rFonts w:ascii="Arial" w:eastAsia="Arial" w:hAnsi="Arial" w:cs="Arial"/>
@@ -8269,6 +10481,7 @@
         </w:rPr>
         <w:t>3.4 DIAGRAMA DE SEQUÊNCIA</w:t>
       </w:r>
+      <w:bookmarkEnd w:id="27"/>
     </w:p>
     <w:p>
       <w:pPr>
@@ -8359,7 +10572,7 @@
                     <pic:cNvPicPr/>
                   </pic:nvPicPr>
                   <pic:blipFill>
-                    <a:blip r:embed="rId9"/>
+                    <a:blip r:embed="rId12"/>
                     <a:stretch>
                       <a:fillRect/>
                     </a:stretch>
@@ -8384,7 +10597,9 @@
       <w:pPr>
         <w:pStyle w:val="Ttulo2"/>
         <w:spacing w:before="280" w:after="200" w:line="360" w:lineRule="auto"/>
-      </w:pPr>
+        <w:jc w:val="both"/>
+      </w:pPr>
+      <w:bookmarkStart w:id="28" w:name="_Toc244008199"/>
       <w:r>
         <w:rPr>
           <w:rFonts w:ascii="Arial" w:eastAsia="Arial" w:hAnsi="Arial" w:cs="Arial"/>
@@ -8396,6 +10611,7 @@
         </w:rPr>
         <w:t>3.5 DIAGRAMA DE CLASSES (UML)</w:t>
       </w:r>
+      <w:bookmarkEnd w:id="28"/>
     </w:p>
     <w:p>
       <w:pPr>
@@ -8512,7 +10728,7 @@
                     <pic:cNvPicPr/>
                   </pic:nvPicPr>
                   <pic:blipFill>
-                    <a:blip r:embed="rId10"/>
+                    <a:blip r:embed="rId13"/>
                     <a:stretch>
                       <a:fillRect/>
                     </a:stretch>
@@ -8537,7 +10753,9 @@
       <w:pPr>
         <w:pStyle w:val="Ttulo2"/>
         <w:spacing w:before="280" w:after="200" w:line="360" w:lineRule="auto"/>
-      </w:pPr>
+        <w:jc w:val="both"/>
+      </w:pPr>
+      <w:bookmarkStart w:id="29" w:name="_Toc244008200"/>
       <w:r>
         <w:rPr>
           <w:rFonts w:ascii="Arial" w:eastAsia="Arial" w:hAnsi="Arial" w:cs="Arial"/>
@@ -8549,6 +10767,7 @@
         </w:rPr>
         <w:t>3.6 DIAGRAMA DE GANTT</w:t>
       </w:r>
+      <w:bookmarkEnd w:id="29"/>
     </w:p>
     <w:p>
       <w:pPr>
@@ -8587,7 +10806,9 @@
       <w:pPr>
         <w:pStyle w:val="Ttulo2"/>
         <w:spacing w:before="280" w:after="200" w:line="360" w:lineRule="auto"/>
-      </w:pPr>
+        <w:jc w:val="both"/>
+      </w:pPr>
+      <w:bookmarkStart w:id="30" w:name="_Toc244008201"/>
       <w:r>
         <w:rPr>
           <w:rFonts w:ascii="Arial" w:eastAsia="Arial" w:hAnsi="Arial" w:cs="Arial"/>
@@ -8599,6 +10820,7 @@
         </w:rPr>
         <w:t>3.7 ESTRUTURA DO PROTÓTIPO EM TELAS</w:t>
       </w:r>
+      <w:bookmarkEnd w:id="30"/>
     </w:p>
     <w:p>
       <w:pPr>
@@ -8811,7 +11033,9 @@
       <w:pPr>
         <w:pStyle w:val="Ttulo2"/>
         <w:spacing w:before="280" w:after="200" w:line="360" w:lineRule="auto"/>
-      </w:pPr>
+        <w:jc w:val="both"/>
+      </w:pPr>
+      <w:bookmarkStart w:id="31" w:name="_Toc244008202"/>
       <w:r>
         <w:rPr>
           <w:rFonts w:ascii="Arial" w:eastAsia="Arial" w:hAnsi="Arial" w:cs="Arial"/>
@@ -8823,6 +11047,7 @@
         </w:rPr>
         <w:t>3.8 FUNCIONAMENTO DOS AGENTES DE IA</w:t>
       </w:r>
+      <w:bookmarkEnd w:id="31"/>
     </w:p>
     <w:p>
       <w:pPr>
@@ -9127,6 +11352,7 @@
           <w:p>
             <w:pPr>
               <w:spacing w:line="276" w:lineRule="auto"/>
+              <w:jc w:val="both"/>
             </w:pPr>
             <w:r>
               <w:rPr>
@@ -9154,6 +11380,7 @@
           <w:p>
             <w:pPr>
               <w:spacing w:line="276" w:lineRule="auto"/>
+              <w:jc w:val="both"/>
             </w:pPr>
             <w:r>
               <w:rPr>
@@ -9181,6 +11408,7 @@
           <w:p>
             <w:pPr>
               <w:spacing w:line="276" w:lineRule="auto"/>
+              <w:jc w:val="both"/>
             </w:pPr>
             <w:r>
               <w:rPr>
@@ -9209,6 +11437,7 @@
           <w:p>
             <w:pPr>
               <w:spacing w:line="276" w:lineRule="auto"/>
+              <w:jc w:val="both"/>
             </w:pPr>
             <w:r>
               <w:rPr>
@@ -9233,6 +11462,7 @@
           <w:p>
             <w:pPr>
               <w:spacing w:line="276" w:lineRule="auto"/>
+              <w:jc w:val="both"/>
             </w:pPr>
             <w:r>
               <w:rPr>
@@ -9257,6 +11487,7 @@
           <w:p>
             <w:pPr>
               <w:spacing w:line="276" w:lineRule="auto"/>
+              <w:jc w:val="both"/>
             </w:pPr>
             <w:r>
               <w:rPr>
@@ -9283,6 +11514,7 @@
           <w:p>
             <w:pPr>
               <w:spacing w:line="276" w:lineRule="auto"/>
+              <w:jc w:val="both"/>
             </w:pPr>
             <w:r>
               <w:rPr>
@@ -9307,6 +11539,7 @@
           <w:p>
             <w:pPr>
               <w:spacing w:line="276" w:lineRule="auto"/>
+              <w:jc w:val="both"/>
             </w:pPr>
             <w:r>
               <w:rPr>
@@ -9331,6 +11564,7 @@
           <w:p>
             <w:pPr>
               <w:spacing w:line="276" w:lineRule="auto"/>
+              <w:jc w:val="both"/>
             </w:pPr>
             <w:r>
               <w:rPr>
@@ -9357,6 +11591,7 @@
           <w:p>
             <w:pPr>
               <w:spacing w:line="276" w:lineRule="auto"/>
+              <w:jc w:val="both"/>
             </w:pPr>
             <w:r>
               <w:rPr>
@@ -9381,6 +11616,7 @@
           <w:p>
             <w:pPr>
               <w:spacing w:line="276" w:lineRule="auto"/>
+              <w:jc w:val="both"/>
             </w:pPr>
             <w:r>
               <w:rPr>
@@ -9405,6 +11641,7 @@
           <w:p>
             <w:pPr>
               <w:spacing w:line="276" w:lineRule="auto"/>
+              <w:jc w:val="both"/>
             </w:pPr>
             <w:r>
               <w:rPr>
@@ -9431,6 +11668,7 @@
           <w:p>
             <w:pPr>
               <w:spacing w:line="276" w:lineRule="auto"/>
+              <w:jc w:val="both"/>
             </w:pPr>
             <w:r>
               <w:rPr>
@@ -9455,6 +11693,7 @@
           <w:p>
             <w:pPr>
               <w:spacing w:line="276" w:lineRule="auto"/>
+              <w:jc w:val="both"/>
             </w:pPr>
             <w:r>
               <w:rPr>
@@ -9479,6 +11718,7 @@
           <w:p>
             <w:pPr>
               <w:spacing w:line="276" w:lineRule="auto"/>
+              <w:jc w:val="both"/>
             </w:pPr>
             <w:r>
               <w:rPr>
@@ -9495,6 +11735,7 @@
     <w:p>
       <w:pPr>
         <w:spacing w:before="80" w:after="240" w:line="276" w:lineRule="auto"/>
+        <w:jc w:val="both"/>
       </w:pPr>
       <w:r>
         <w:rPr>
@@ -9509,7 +11750,9 @@
       <w:pPr>
         <w:pStyle w:val="Ttulo2"/>
         <w:spacing w:before="280" w:after="200" w:line="360" w:lineRule="auto"/>
-      </w:pPr>
+        <w:jc w:val="both"/>
+      </w:pPr>
+      <w:bookmarkStart w:id="32" w:name="_Toc244008203"/>
       <w:r>
         <w:rPr>
           <w:rFonts w:ascii="Arial" w:eastAsia="Arial" w:hAnsi="Arial" w:cs="Arial"/>
@@ -9521,6 +11764,7 @@
         </w:rPr>
         <w:t>3.9 EXECUÇÃO DO SISTEMA</w:t>
       </w:r>
+      <w:bookmarkEnd w:id="32"/>
     </w:p>
     <w:p>
       <w:pPr>
@@ -10079,6 +12323,7 @@
           <w:p>
             <w:pPr>
               <w:spacing w:line="276" w:lineRule="auto"/>
+              <w:jc w:val="both"/>
             </w:pPr>
             <w:r>
               <w:rPr>
@@ -10106,6 +12351,7 @@
           <w:p>
             <w:pPr>
               <w:spacing w:line="276" w:lineRule="auto"/>
+              <w:jc w:val="both"/>
             </w:pPr>
             <w:r>
               <w:rPr>
@@ -10133,6 +12379,7 @@
           <w:p>
             <w:pPr>
               <w:spacing w:line="276" w:lineRule="auto"/>
+              <w:jc w:val="both"/>
             </w:pPr>
             <w:r>
               <w:rPr>
@@ -10161,6 +12408,7 @@
           <w:p>
             <w:pPr>
               <w:spacing w:line="276" w:lineRule="auto"/>
+              <w:jc w:val="both"/>
             </w:pPr>
             <w:r>
               <w:rPr>
@@ -10185,6 +12433,7 @@
           <w:p>
             <w:pPr>
               <w:spacing w:line="276" w:lineRule="auto"/>
+              <w:jc w:val="both"/>
             </w:pPr>
             <w:r>
               <w:rPr>
@@ -10209,6 +12458,7 @@
           <w:p>
             <w:pPr>
               <w:spacing w:line="276" w:lineRule="auto"/>
+              <w:jc w:val="both"/>
             </w:pPr>
             <w:r>
               <w:rPr>
@@ -10235,6 +12485,7 @@
           <w:p>
             <w:pPr>
               <w:spacing w:line="276" w:lineRule="auto"/>
+              <w:jc w:val="both"/>
             </w:pPr>
             <w:r>
               <w:rPr>
@@ -10259,6 +12510,7 @@
           <w:p>
             <w:pPr>
               <w:spacing w:line="276" w:lineRule="auto"/>
+              <w:jc w:val="both"/>
             </w:pPr>
             <w:r>
               <w:rPr>
@@ -10283,6 +12535,7 @@
           <w:p>
             <w:pPr>
               <w:spacing w:line="276" w:lineRule="auto"/>
+              <w:jc w:val="both"/>
             </w:pPr>
             <w:r>
               <w:rPr>
@@ -10299,6 +12552,7 @@
     <w:p>
       <w:pPr>
         <w:spacing w:before="80" w:after="240" w:line="276" w:lineRule="auto"/>
+        <w:jc w:val="both"/>
       </w:pPr>
       <w:r>
         <w:rPr>
@@ -10331,7 +12585,9 @@
       <w:pPr>
         <w:pStyle w:val="Ttulo2"/>
         <w:spacing w:before="280" w:after="200" w:line="360" w:lineRule="auto"/>
-      </w:pPr>
+        <w:jc w:val="both"/>
+      </w:pPr>
+      <w:bookmarkStart w:id="33" w:name="_Toc244008204"/>
       <w:r>
         <w:rPr>
           <w:rFonts w:ascii="Arial" w:eastAsia="Arial" w:hAnsi="Arial" w:cs="Arial"/>
@@ -10343,6 +12599,7 @@
         </w:rPr>
         <w:t>3.10 ESTÁGIO ATUAL DO PROJETO</w:t>
       </w:r>
+      <w:bookmarkEnd w:id="33"/>
     </w:p>
     <w:p>
       <w:pPr>
@@ -10378,7 +12635,9 @@
       <w:pPr>
         <w:pStyle w:val="Ttulo2"/>
         <w:spacing w:before="280" w:after="200" w:line="360" w:lineRule="auto"/>
-      </w:pPr>
+        <w:jc w:val="both"/>
+      </w:pPr>
+      <w:bookmarkStart w:id="34" w:name="_Toc244008205"/>
       <w:r>
         <w:rPr>
           <w:rFonts w:ascii="Arial" w:eastAsia="Arial" w:hAnsi="Arial" w:cs="Arial"/>
@@ -10390,6 +12649,7 @@
         </w:rPr>
         <w:t>3.11 CONSIDERAÇÕES FINAIS</w:t>
       </w:r>
+      <w:bookmarkEnd w:id="34"/>
     </w:p>
     <w:p>
       <w:pPr>
@@ -10455,6 +12715,9 @@
       </w:r>
     </w:p>
     <w:p>
+      <w:pPr>
+        <w:jc w:val="both"/>
+      </w:pPr>
       <w:r>
         <w:br w:type="page"/>
       </w:r>
@@ -10463,7 +12726,9 @@
       <w:pPr>
         <w:pStyle w:val="Ttulo1"/>
         <w:spacing w:before="360" w:after="200" w:line="360" w:lineRule="auto"/>
-      </w:pPr>
+        <w:jc w:val="both"/>
+      </w:pPr>
+      <w:bookmarkStart w:id="35" w:name="_Toc244008206"/>
       <w:r>
         <w:rPr>
           <w:rFonts w:ascii="Arial" w:eastAsia="Arial" w:hAnsi="Arial" w:cs="Arial"/>
@@ -10474,56 +12739,2356 @@
           <w:szCs w:val="28"/>
         </w:rPr>
         <w:lastRenderedPageBreak/>
+        <w:t xml:space="preserve">4. </w:t>
+      </w:r>
+      <w:r>
+        <w:rPr>
+          <w:rFonts w:ascii="Arial" w:eastAsia="Arial" w:hAnsi="Arial" w:cs="Arial"/>
+          <w:b/>
+          <w:bCs/>
+          <w:color w:val="000000"/>
+          <w:sz w:val="28"/>
+          <w:szCs w:val="28"/>
+        </w:rPr>
         <w:t>BIBLIOGRAFIA</w:t>
       </w:r>
-    </w:p>
-    <w:p>
-      <w:pPr>
-        <w:spacing w:after="120" w:line="360" w:lineRule="auto"/>
-        <w:ind w:firstLine="708"/>
-        <w:jc w:val="both"/>
-      </w:pPr>
-      <w:r>
-        <w:rPr>
-          <w:rFonts w:ascii="Arial" w:eastAsia="Arial" w:hAnsi="Arial" w:cs="Arial"/>
-          <w:sz w:val="24"/>
-          <w:szCs w:val="24"/>
-        </w:rPr>
-        <w:t xml:space="preserve">Durante o projeto foram utilizadas pesquisas sobre gestão de estoque, estudos sobre banco de dados, pesquisas relacionadas ao Business </w:t>
-      </w:r>
-      <w:proofErr w:type="spellStart"/>
-      <w:r>
-        <w:rPr>
-          <w:rFonts w:ascii="Arial" w:eastAsia="Arial" w:hAnsi="Arial" w:cs="Arial"/>
-          <w:sz w:val="24"/>
-          <w:szCs w:val="24"/>
-        </w:rPr>
-        <w:t>Intelligence</w:t>
-      </w:r>
-      <w:proofErr w:type="spellEnd"/>
-      <w:r>
-        <w:rPr>
-          <w:rFonts w:ascii="Arial" w:eastAsia="Arial" w:hAnsi="Arial" w:cs="Arial"/>
-          <w:sz w:val="24"/>
-          <w:szCs w:val="24"/>
-        </w:rPr>
-        <w:t xml:space="preserve"> (BI) e a leitura de artigos sobre Inteligência Artificial aplicada à análise de dados.</w:t>
+      <w:bookmarkEnd w:id="35"/>
+    </w:p>
+    <w:p>
+      <w:pPr>
+        <w:pStyle w:val="NormalWeb"/>
+        <w:jc w:val="both"/>
+        <w:rPr>
+          <w:rFonts w:ascii="Arial" w:hAnsi="Arial" w:cs="Arial"/>
+        </w:rPr>
+      </w:pPr>
+      <w:r>
+        <w:rPr>
+          <w:rFonts w:ascii="Arial" w:hAnsi="Arial" w:cs="Arial"/>
+        </w:rPr>
+        <w:t xml:space="preserve">ENGINEERING BRASIL. </w:t>
+      </w:r>
+      <w:r>
+        <w:rPr>
+          <w:rFonts w:ascii="Arial" w:hAnsi="Arial" w:cs="Arial"/>
+          <w:b/>
+          <w:bCs/>
+        </w:rPr>
+        <w:t>Gestão de estoque: como os algoritmos de IA ajudam na previsão de demanda.</w:t>
+      </w:r>
+      <w:r>
+        <w:rPr>
+          <w:rFonts w:ascii="Arial" w:hAnsi="Arial" w:cs="Arial"/>
+        </w:rPr>
+        <w:t xml:space="preserve"> </w:t>
+      </w:r>
+      <w:proofErr w:type="spellStart"/>
+      <w:r>
+        <w:rPr>
+          <w:rFonts w:ascii="Arial" w:hAnsi="Arial" w:cs="Arial"/>
+        </w:rPr>
+        <w:t>Engineering</w:t>
+      </w:r>
+      <w:proofErr w:type="spellEnd"/>
+      <w:r>
+        <w:rPr>
+          <w:rFonts w:ascii="Arial" w:hAnsi="Arial" w:cs="Arial"/>
+        </w:rPr>
+        <w:t xml:space="preserve"> Brasil, 22 maio 2024. Atualizado em 4 dez. 2025. Disponível em: </w:t>
+      </w:r>
+      <w:hyperlink r:id="rId14" w:history="1">
+        <w:r>
+          <w:rPr>
+            <w:rStyle w:val="Hyperlink"/>
+            <w:rFonts w:ascii="Arial" w:hAnsi="Arial" w:cs="Arial"/>
+          </w:rPr>
+          <w:t>https://blog.engdb.com.br/previsao-de-demanda-com-ia/</w:t>
+        </w:r>
+      </w:hyperlink>
+      <w:r>
+        <w:rPr>
+          <w:rFonts w:ascii="Arial" w:hAnsi="Arial" w:cs="Arial"/>
+        </w:rPr>
+        <w:t xml:space="preserve">. Acesso em: </w:t>
+      </w:r>
+      <w:r>
+        <w:rPr>
+          <w:rFonts w:ascii="Arial" w:hAnsi="Arial" w:cs="Arial"/>
+        </w:rPr>
+        <w:t>14</w:t>
+      </w:r>
+      <w:r>
+        <w:rPr>
+          <w:rFonts w:ascii="Arial" w:hAnsi="Arial" w:cs="Arial"/>
+        </w:rPr>
+        <w:t xml:space="preserve"> </w:t>
+      </w:r>
+      <w:r>
+        <w:rPr>
+          <w:rFonts w:ascii="Arial" w:hAnsi="Arial" w:cs="Arial"/>
+        </w:rPr>
+        <w:t>mai</w:t>
+      </w:r>
+      <w:r>
+        <w:rPr>
+          <w:rFonts w:ascii="Arial" w:hAnsi="Arial" w:cs="Arial"/>
+        </w:rPr>
+        <w:t>. 2026.</w:t>
+      </w:r>
+    </w:p>
+    <w:p>
+      <w:pPr>
+        <w:pStyle w:val="NormalWeb"/>
+        <w:jc w:val="both"/>
+        <w:rPr>
+          <w:rFonts w:ascii="Arial" w:hAnsi="Arial" w:cs="Arial"/>
+        </w:rPr>
+      </w:pPr>
+      <w:r>
+        <w:rPr>
+          <w:rFonts w:ascii="Arial" w:hAnsi="Arial" w:cs="Arial"/>
+        </w:rPr>
+        <w:t xml:space="preserve">MELILLO, Henrique. </w:t>
+      </w:r>
+      <w:r>
+        <w:rPr>
+          <w:rFonts w:ascii="Arial" w:hAnsi="Arial" w:cs="Arial"/>
+          <w:b/>
+          <w:bCs/>
+        </w:rPr>
+        <w:t>O uso de inteligência artificial para previsão de demanda e otimização do estoque.</w:t>
+      </w:r>
+      <w:r>
+        <w:rPr>
+          <w:rFonts w:ascii="Arial" w:hAnsi="Arial" w:cs="Arial"/>
+        </w:rPr>
+        <w:t xml:space="preserve"> Falconi, nov. 2023. Disponível em: </w:t>
+      </w:r>
+      <w:hyperlink r:id="rId15" w:history="1">
+        <w:r>
+          <w:rPr>
+            <w:rStyle w:val="Hyperlink"/>
+            <w:rFonts w:ascii="Arial" w:hAnsi="Arial" w:cs="Arial"/>
+          </w:rPr>
+          <w:t>https://falconi.com/insight/como-a-ia-transforma-previsao-da-previsao-de-demanda-e-otimizacao-do-estoque/</w:t>
+        </w:r>
+      </w:hyperlink>
+      <w:r>
+        <w:rPr>
+          <w:rFonts w:ascii="Arial" w:hAnsi="Arial" w:cs="Arial"/>
+        </w:rPr>
+        <w:t xml:space="preserve">. Acesso em: </w:t>
+      </w:r>
+      <w:r>
+        <w:rPr>
+          <w:rFonts w:ascii="Arial" w:hAnsi="Arial" w:cs="Arial"/>
+        </w:rPr>
+        <w:t>14 mai</w:t>
+      </w:r>
+      <w:r>
+        <w:rPr>
+          <w:rFonts w:ascii="Arial" w:hAnsi="Arial" w:cs="Arial"/>
+        </w:rPr>
+        <w:t>. 2026.</w:t>
+      </w:r>
+    </w:p>
+    <w:p>
+      <w:pPr>
+        <w:pStyle w:val="NormalWeb"/>
+        <w:jc w:val="both"/>
+        <w:rPr>
+          <w:rFonts w:ascii="Arial" w:hAnsi="Arial" w:cs="Arial"/>
+        </w:rPr>
+      </w:pPr>
+      <w:r>
+        <w:rPr>
+          <w:rFonts w:ascii="Arial" w:hAnsi="Arial" w:cs="Arial"/>
+        </w:rPr>
+        <w:t xml:space="preserve">KUMAR, </w:t>
+      </w:r>
+      <w:proofErr w:type="spellStart"/>
+      <w:r>
+        <w:rPr>
+          <w:rFonts w:ascii="Arial" w:hAnsi="Arial" w:cs="Arial"/>
+        </w:rPr>
+        <w:t>Praveen</w:t>
+      </w:r>
+      <w:proofErr w:type="spellEnd"/>
+      <w:r>
+        <w:rPr>
+          <w:rFonts w:ascii="Arial" w:hAnsi="Arial" w:cs="Arial"/>
+        </w:rPr>
+        <w:t xml:space="preserve">; CHOUBEY, </w:t>
+      </w:r>
+      <w:proofErr w:type="spellStart"/>
+      <w:r>
+        <w:rPr>
+          <w:rFonts w:ascii="Arial" w:hAnsi="Arial" w:cs="Arial"/>
+        </w:rPr>
+        <w:t>Divya</w:t>
+      </w:r>
+      <w:proofErr w:type="spellEnd"/>
+      <w:r>
+        <w:rPr>
+          <w:rFonts w:ascii="Arial" w:hAnsi="Arial" w:cs="Arial"/>
+        </w:rPr>
+        <w:t xml:space="preserve">; AMOSU, </w:t>
+      </w:r>
+      <w:proofErr w:type="spellStart"/>
+      <w:r>
+        <w:rPr>
+          <w:rFonts w:ascii="Arial" w:hAnsi="Arial" w:cs="Arial"/>
+        </w:rPr>
+        <w:t>Olamide</w:t>
+      </w:r>
+      <w:proofErr w:type="spellEnd"/>
+      <w:r>
+        <w:rPr>
+          <w:rFonts w:ascii="Arial" w:hAnsi="Arial" w:cs="Arial"/>
+        </w:rPr>
+        <w:t xml:space="preserve"> </w:t>
+      </w:r>
+      <w:proofErr w:type="spellStart"/>
+      <w:r>
+        <w:rPr>
+          <w:rFonts w:ascii="Arial" w:hAnsi="Arial" w:cs="Arial"/>
+        </w:rPr>
+        <w:t>Raimat</w:t>
+      </w:r>
+      <w:proofErr w:type="spellEnd"/>
+      <w:r>
+        <w:rPr>
+          <w:rFonts w:ascii="Arial" w:hAnsi="Arial" w:cs="Arial"/>
+        </w:rPr>
+        <w:t xml:space="preserve">; OGUNSUJI, </w:t>
+      </w:r>
+      <w:proofErr w:type="spellStart"/>
+      <w:r>
+        <w:rPr>
+          <w:rFonts w:ascii="Arial" w:hAnsi="Arial" w:cs="Arial"/>
+        </w:rPr>
+        <w:t>Yewande</w:t>
+      </w:r>
+      <w:proofErr w:type="spellEnd"/>
+      <w:r>
+        <w:rPr>
+          <w:rFonts w:ascii="Arial" w:hAnsi="Arial" w:cs="Arial"/>
+        </w:rPr>
+        <w:t xml:space="preserve"> Mariam. </w:t>
+      </w:r>
+      <w:r>
+        <w:rPr>
+          <w:rFonts w:ascii="Arial" w:hAnsi="Arial" w:cs="Arial"/>
+          <w:b/>
+          <w:bCs/>
+        </w:rPr>
+        <w:t>AI-</w:t>
+      </w:r>
+      <w:proofErr w:type="spellStart"/>
+      <w:r>
+        <w:rPr>
+          <w:rFonts w:ascii="Arial" w:hAnsi="Arial" w:cs="Arial"/>
+          <w:b/>
+          <w:bCs/>
+        </w:rPr>
+        <w:t>enhanced</w:t>
+      </w:r>
+      <w:proofErr w:type="spellEnd"/>
+      <w:r>
+        <w:rPr>
+          <w:rFonts w:ascii="Arial" w:hAnsi="Arial" w:cs="Arial"/>
+          <w:b/>
+          <w:bCs/>
+        </w:rPr>
+        <w:t xml:space="preserve"> </w:t>
+      </w:r>
+      <w:proofErr w:type="spellStart"/>
+      <w:r>
+        <w:rPr>
+          <w:rFonts w:ascii="Arial" w:hAnsi="Arial" w:cs="Arial"/>
+          <w:b/>
+          <w:bCs/>
+        </w:rPr>
+        <w:t>inventory</w:t>
+      </w:r>
+      <w:proofErr w:type="spellEnd"/>
+      <w:r>
+        <w:rPr>
+          <w:rFonts w:ascii="Arial" w:hAnsi="Arial" w:cs="Arial"/>
+          <w:b/>
+          <w:bCs/>
+        </w:rPr>
+        <w:t xml:space="preserve"> </w:t>
+      </w:r>
+      <w:proofErr w:type="spellStart"/>
+      <w:r>
+        <w:rPr>
+          <w:rFonts w:ascii="Arial" w:hAnsi="Arial" w:cs="Arial"/>
+          <w:b/>
+          <w:bCs/>
+        </w:rPr>
+        <w:t>and</w:t>
+      </w:r>
+      <w:proofErr w:type="spellEnd"/>
+      <w:r>
+        <w:rPr>
+          <w:rFonts w:ascii="Arial" w:hAnsi="Arial" w:cs="Arial"/>
+          <w:b/>
+          <w:bCs/>
+        </w:rPr>
+        <w:t xml:space="preserve"> </w:t>
+      </w:r>
+      <w:proofErr w:type="spellStart"/>
+      <w:r>
+        <w:rPr>
+          <w:rFonts w:ascii="Arial" w:hAnsi="Arial" w:cs="Arial"/>
+          <w:b/>
+          <w:bCs/>
+        </w:rPr>
+        <w:t>demand</w:t>
+      </w:r>
+      <w:proofErr w:type="spellEnd"/>
+      <w:r>
+        <w:rPr>
+          <w:rFonts w:ascii="Arial" w:hAnsi="Arial" w:cs="Arial"/>
+          <w:b/>
+          <w:bCs/>
+        </w:rPr>
+        <w:t xml:space="preserve"> </w:t>
+      </w:r>
+      <w:proofErr w:type="spellStart"/>
+      <w:r>
+        <w:rPr>
+          <w:rFonts w:ascii="Arial" w:hAnsi="Arial" w:cs="Arial"/>
+          <w:b/>
+          <w:bCs/>
+        </w:rPr>
+        <w:t>forecasting</w:t>
+      </w:r>
+      <w:proofErr w:type="spellEnd"/>
+      <w:r>
+        <w:rPr>
+          <w:rFonts w:ascii="Arial" w:hAnsi="Arial" w:cs="Arial"/>
+          <w:b/>
+          <w:bCs/>
+        </w:rPr>
+        <w:t xml:space="preserve">: </w:t>
+      </w:r>
+      <w:proofErr w:type="spellStart"/>
+      <w:r>
+        <w:rPr>
+          <w:rFonts w:ascii="Arial" w:hAnsi="Arial" w:cs="Arial"/>
+          <w:b/>
+          <w:bCs/>
+        </w:rPr>
+        <w:t>using</w:t>
+      </w:r>
+      <w:proofErr w:type="spellEnd"/>
+      <w:r>
+        <w:rPr>
+          <w:rFonts w:ascii="Arial" w:hAnsi="Arial" w:cs="Arial"/>
+          <w:b/>
+          <w:bCs/>
+        </w:rPr>
+        <w:t xml:space="preserve"> AI </w:t>
+      </w:r>
+      <w:proofErr w:type="spellStart"/>
+      <w:r>
+        <w:rPr>
+          <w:rFonts w:ascii="Arial" w:hAnsi="Arial" w:cs="Arial"/>
+          <w:b/>
+          <w:bCs/>
+        </w:rPr>
+        <w:t>to</w:t>
+      </w:r>
+      <w:proofErr w:type="spellEnd"/>
+      <w:r>
+        <w:rPr>
+          <w:rFonts w:ascii="Arial" w:hAnsi="Arial" w:cs="Arial"/>
+          <w:b/>
+          <w:bCs/>
+        </w:rPr>
+        <w:t xml:space="preserve"> </w:t>
+      </w:r>
+      <w:proofErr w:type="spellStart"/>
+      <w:r>
+        <w:rPr>
+          <w:rFonts w:ascii="Arial" w:hAnsi="Arial" w:cs="Arial"/>
+          <w:b/>
+          <w:bCs/>
+        </w:rPr>
+        <w:t>optimize</w:t>
+      </w:r>
+      <w:proofErr w:type="spellEnd"/>
+      <w:r>
+        <w:rPr>
+          <w:rFonts w:ascii="Arial" w:hAnsi="Arial" w:cs="Arial"/>
+          <w:b/>
+          <w:bCs/>
+        </w:rPr>
+        <w:t xml:space="preserve"> </w:t>
+      </w:r>
+      <w:proofErr w:type="spellStart"/>
+      <w:r>
+        <w:rPr>
+          <w:rFonts w:ascii="Arial" w:hAnsi="Arial" w:cs="Arial"/>
+          <w:b/>
+          <w:bCs/>
+        </w:rPr>
+        <w:t>inventory</w:t>
+      </w:r>
+      <w:proofErr w:type="spellEnd"/>
+      <w:r>
+        <w:rPr>
+          <w:rFonts w:ascii="Arial" w:hAnsi="Arial" w:cs="Arial"/>
+          <w:b/>
+          <w:bCs/>
+        </w:rPr>
+        <w:t xml:space="preserve"> management </w:t>
+      </w:r>
+      <w:proofErr w:type="spellStart"/>
+      <w:r>
+        <w:rPr>
+          <w:rFonts w:ascii="Arial" w:hAnsi="Arial" w:cs="Arial"/>
+          <w:b/>
+          <w:bCs/>
+        </w:rPr>
+        <w:t>and</w:t>
+      </w:r>
+      <w:proofErr w:type="spellEnd"/>
+      <w:r>
+        <w:rPr>
+          <w:rFonts w:ascii="Arial" w:hAnsi="Arial" w:cs="Arial"/>
+          <w:b/>
+          <w:bCs/>
+        </w:rPr>
+        <w:t xml:space="preserve"> </w:t>
+      </w:r>
+      <w:proofErr w:type="spellStart"/>
+      <w:r>
+        <w:rPr>
+          <w:rFonts w:ascii="Arial" w:hAnsi="Arial" w:cs="Arial"/>
+          <w:b/>
+          <w:bCs/>
+        </w:rPr>
+        <w:t>predict</w:t>
+      </w:r>
+      <w:proofErr w:type="spellEnd"/>
+      <w:r>
+        <w:rPr>
+          <w:rFonts w:ascii="Arial" w:hAnsi="Arial" w:cs="Arial"/>
+          <w:b/>
+          <w:bCs/>
+        </w:rPr>
+        <w:t xml:space="preserve"> </w:t>
+      </w:r>
+      <w:proofErr w:type="spellStart"/>
+      <w:r>
+        <w:rPr>
+          <w:rFonts w:ascii="Arial" w:hAnsi="Arial" w:cs="Arial"/>
+          <w:b/>
+          <w:bCs/>
+        </w:rPr>
+        <w:t>customer</w:t>
+      </w:r>
+      <w:proofErr w:type="spellEnd"/>
+      <w:r>
+        <w:rPr>
+          <w:rFonts w:ascii="Arial" w:hAnsi="Arial" w:cs="Arial"/>
+          <w:b/>
+          <w:bCs/>
+        </w:rPr>
+        <w:t xml:space="preserve"> </w:t>
+      </w:r>
+      <w:proofErr w:type="spellStart"/>
+      <w:r>
+        <w:rPr>
+          <w:rFonts w:ascii="Arial" w:hAnsi="Arial" w:cs="Arial"/>
+          <w:b/>
+          <w:bCs/>
+        </w:rPr>
+        <w:t>demand</w:t>
+      </w:r>
+      <w:proofErr w:type="spellEnd"/>
+      <w:r>
+        <w:rPr>
+          <w:rFonts w:ascii="Arial" w:hAnsi="Arial" w:cs="Arial"/>
+          <w:b/>
+          <w:bCs/>
+        </w:rPr>
+        <w:t>.</w:t>
+      </w:r>
+      <w:r>
+        <w:rPr>
+          <w:rFonts w:ascii="Arial" w:hAnsi="Arial" w:cs="Arial"/>
+        </w:rPr>
+        <w:t xml:space="preserve"> World </w:t>
+      </w:r>
+      <w:proofErr w:type="spellStart"/>
+      <w:r>
+        <w:rPr>
+          <w:rFonts w:ascii="Arial" w:hAnsi="Arial" w:cs="Arial"/>
+        </w:rPr>
+        <w:t>Journal</w:t>
+      </w:r>
+      <w:proofErr w:type="spellEnd"/>
+      <w:r>
+        <w:rPr>
+          <w:rFonts w:ascii="Arial" w:hAnsi="Arial" w:cs="Arial"/>
+        </w:rPr>
+        <w:t xml:space="preserve"> </w:t>
+      </w:r>
+      <w:proofErr w:type="spellStart"/>
+      <w:r>
+        <w:rPr>
+          <w:rFonts w:ascii="Arial" w:hAnsi="Arial" w:cs="Arial"/>
+        </w:rPr>
+        <w:t>of</w:t>
+      </w:r>
+      <w:proofErr w:type="spellEnd"/>
+      <w:r>
+        <w:rPr>
+          <w:rFonts w:ascii="Arial" w:hAnsi="Arial" w:cs="Arial"/>
+        </w:rPr>
+        <w:t xml:space="preserve"> </w:t>
+      </w:r>
+      <w:proofErr w:type="spellStart"/>
+      <w:r>
+        <w:rPr>
+          <w:rFonts w:ascii="Arial" w:hAnsi="Arial" w:cs="Arial"/>
+        </w:rPr>
+        <w:t>Advanced</w:t>
+      </w:r>
+      <w:proofErr w:type="spellEnd"/>
+      <w:r>
+        <w:rPr>
+          <w:rFonts w:ascii="Arial" w:hAnsi="Arial" w:cs="Arial"/>
+        </w:rPr>
+        <w:t xml:space="preserve"> </w:t>
+      </w:r>
+      <w:proofErr w:type="spellStart"/>
+      <w:r>
+        <w:rPr>
+          <w:rFonts w:ascii="Arial" w:hAnsi="Arial" w:cs="Arial"/>
+        </w:rPr>
+        <w:t>Research</w:t>
+      </w:r>
+      <w:proofErr w:type="spellEnd"/>
+      <w:r>
+        <w:rPr>
+          <w:rFonts w:ascii="Arial" w:hAnsi="Arial" w:cs="Arial"/>
+        </w:rPr>
+        <w:t xml:space="preserve"> </w:t>
+      </w:r>
+      <w:proofErr w:type="spellStart"/>
+      <w:r>
+        <w:rPr>
+          <w:rFonts w:ascii="Arial" w:hAnsi="Arial" w:cs="Arial"/>
+        </w:rPr>
+        <w:t>and</w:t>
+      </w:r>
+      <w:proofErr w:type="spellEnd"/>
+      <w:r>
+        <w:rPr>
+          <w:rFonts w:ascii="Arial" w:hAnsi="Arial" w:cs="Arial"/>
+        </w:rPr>
+        <w:t xml:space="preserve"> Reviews, v. 23, n. 1, p. 1931-1944, 2024. DOI: </w:t>
+      </w:r>
+      <w:hyperlink r:id="rId16" w:history="1">
+        <w:r>
+          <w:rPr>
+            <w:rStyle w:val="Hyperlink"/>
+            <w:rFonts w:ascii="Arial" w:hAnsi="Arial" w:cs="Arial"/>
+          </w:rPr>
+          <w:t>https://doi.org/10.30574/wjarr.2024.23.1.2173</w:t>
+        </w:r>
+      </w:hyperlink>
+      <w:r>
+        <w:rPr>
+          <w:rFonts w:ascii="Arial" w:hAnsi="Arial" w:cs="Arial"/>
+        </w:rPr>
+        <w:t xml:space="preserve">. Disponível em: </w:t>
+      </w:r>
+      <w:hyperlink r:id="rId17" w:history="1">
+        <w:r>
+          <w:rPr>
+            <w:rStyle w:val="Hyperlink"/>
+            <w:rFonts w:ascii="Arial" w:hAnsi="Arial" w:cs="Arial"/>
+          </w:rPr>
+          <w:t>https://wjarr.com/sites/default/files/fulltext_pdf/WJARR-2024-2173.pdf</w:t>
+        </w:r>
+      </w:hyperlink>
+      <w:r>
+        <w:rPr>
+          <w:rFonts w:ascii="Arial" w:hAnsi="Arial" w:cs="Arial"/>
+        </w:rPr>
+        <w:t xml:space="preserve">. Acesso em: </w:t>
+      </w:r>
+      <w:r>
+        <w:rPr>
+          <w:rFonts w:ascii="Arial" w:hAnsi="Arial" w:cs="Arial"/>
+        </w:rPr>
+        <w:t>20 mai</w:t>
+      </w:r>
+      <w:r>
+        <w:rPr>
+          <w:rFonts w:ascii="Arial" w:hAnsi="Arial" w:cs="Arial"/>
+        </w:rPr>
+        <w:t>. 2026.</w:t>
+      </w:r>
+    </w:p>
+    <w:p>
+      <w:pPr>
+        <w:pStyle w:val="NormalWeb"/>
+        <w:jc w:val="both"/>
+        <w:rPr>
+          <w:rFonts w:ascii="Arial" w:hAnsi="Arial" w:cs="Arial"/>
+        </w:rPr>
+      </w:pPr>
+      <w:r>
+        <w:rPr>
+          <w:rFonts w:ascii="Arial" w:hAnsi="Arial" w:cs="Arial"/>
+        </w:rPr>
+        <w:t xml:space="preserve">AMOSU, </w:t>
+      </w:r>
+      <w:proofErr w:type="spellStart"/>
+      <w:r>
+        <w:rPr>
+          <w:rFonts w:ascii="Arial" w:hAnsi="Arial" w:cs="Arial"/>
+        </w:rPr>
+        <w:t>Olamide</w:t>
+      </w:r>
+      <w:proofErr w:type="spellEnd"/>
+      <w:r>
+        <w:rPr>
+          <w:rFonts w:ascii="Arial" w:hAnsi="Arial" w:cs="Arial"/>
+        </w:rPr>
+        <w:t xml:space="preserve"> </w:t>
+      </w:r>
+      <w:proofErr w:type="spellStart"/>
+      <w:r>
+        <w:rPr>
+          <w:rFonts w:ascii="Arial" w:hAnsi="Arial" w:cs="Arial"/>
+        </w:rPr>
+        <w:t>Raimat</w:t>
+      </w:r>
+      <w:proofErr w:type="spellEnd"/>
+      <w:r>
+        <w:rPr>
+          <w:rFonts w:ascii="Arial" w:hAnsi="Arial" w:cs="Arial"/>
+        </w:rPr>
+        <w:t xml:space="preserve">; KUMAR, </w:t>
+      </w:r>
+      <w:proofErr w:type="spellStart"/>
+      <w:r>
+        <w:rPr>
+          <w:rFonts w:ascii="Arial" w:hAnsi="Arial" w:cs="Arial"/>
+        </w:rPr>
+        <w:t>Praveen</w:t>
+      </w:r>
+      <w:proofErr w:type="spellEnd"/>
+      <w:r>
+        <w:rPr>
+          <w:rFonts w:ascii="Arial" w:hAnsi="Arial" w:cs="Arial"/>
+        </w:rPr>
+        <w:t xml:space="preserve">; OGUNSUJI, </w:t>
+      </w:r>
+      <w:proofErr w:type="spellStart"/>
+      <w:r>
+        <w:rPr>
+          <w:rFonts w:ascii="Arial" w:hAnsi="Arial" w:cs="Arial"/>
+        </w:rPr>
+        <w:t>Yewande</w:t>
+      </w:r>
+      <w:proofErr w:type="spellEnd"/>
+      <w:r>
+        <w:rPr>
+          <w:rFonts w:ascii="Arial" w:hAnsi="Arial" w:cs="Arial"/>
+        </w:rPr>
+        <w:t xml:space="preserve"> Mariam; ONI, </w:t>
+      </w:r>
+      <w:proofErr w:type="spellStart"/>
+      <w:r>
+        <w:rPr>
+          <w:rFonts w:ascii="Arial" w:hAnsi="Arial" w:cs="Arial"/>
+        </w:rPr>
+        <w:t>Segun</w:t>
+      </w:r>
+      <w:proofErr w:type="spellEnd"/>
+      <w:r>
+        <w:rPr>
+          <w:rFonts w:ascii="Arial" w:hAnsi="Arial" w:cs="Arial"/>
+        </w:rPr>
+        <w:t xml:space="preserve">; FAWORAJA, </w:t>
+      </w:r>
+      <w:proofErr w:type="spellStart"/>
+      <w:r>
+        <w:rPr>
+          <w:rFonts w:ascii="Arial" w:hAnsi="Arial" w:cs="Arial"/>
+        </w:rPr>
+        <w:t>Oladapo</w:t>
+      </w:r>
+      <w:proofErr w:type="spellEnd"/>
+      <w:r>
+        <w:rPr>
+          <w:rFonts w:ascii="Arial" w:hAnsi="Arial" w:cs="Arial"/>
+        </w:rPr>
+        <w:t xml:space="preserve">. </w:t>
+      </w:r>
+      <w:r>
+        <w:rPr>
+          <w:rFonts w:ascii="Arial" w:hAnsi="Arial" w:cs="Arial"/>
+          <w:b/>
+          <w:bCs/>
+        </w:rPr>
+        <w:t>AI-</w:t>
+      </w:r>
+      <w:proofErr w:type="spellStart"/>
+      <w:r>
+        <w:rPr>
+          <w:rFonts w:ascii="Arial" w:hAnsi="Arial" w:cs="Arial"/>
+          <w:b/>
+          <w:bCs/>
+        </w:rPr>
+        <w:t>driven</w:t>
+      </w:r>
+      <w:proofErr w:type="spellEnd"/>
+      <w:r>
+        <w:rPr>
+          <w:rFonts w:ascii="Arial" w:hAnsi="Arial" w:cs="Arial"/>
+          <w:b/>
+          <w:bCs/>
+        </w:rPr>
+        <w:t xml:space="preserve"> </w:t>
+      </w:r>
+      <w:proofErr w:type="spellStart"/>
+      <w:r>
+        <w:rPr>
+          <w:rFonts w:ascii="Arial" w:hAnsi="Arial" w:cs="Arial"/>
+          <w:b/>
+          <w:bCs/>
+        </w:rPr>
+        <w:t>demand</w:t>
+      </w:r>
+      <w:proofErr w:type="spellEnd"/>
+      <w:r>
+        <w:rPr>
+          <w:rFonts w:ascii="Arial" w:hAnsi="Arial" w:cs="Arial"/>
+          <w:b/>
+          <w:bCs/>
+        </w:rPr>
+        <w:t xml:space="preserve"> </w:t>
+      </w:r>
+      <w:proofErr w:type="spellStart"/>
+      <w:r>
+        <w:rPr>
+          <w:rFonts w:ascii="Arial" w:hAnsi="Arial" w:cs="Arial"/>
+          <w:b/>
+          <w:bCs/>
+        </w:rPr>
+        <w:t>forecasting</w:t>
+      </w:r>
+      <w:proofErr w:type="spellEnd"/>
+      <w:r>
+        <w:rPr>
+          <w:rFonts w:ascii="Arial" w:hAnsi="Arial" w:cs="Arial"/>
+          <w:b/>
+          <w:bCs/>
+        </w:rPr>
+        <w:t xml:space="preserve">: </w:t>
+      </w:r>
+      <w:proofErr w:type="spellStart"/>
+      <w:r>
+        <w:rPr>
+          <w:rFonts w:ascii="Arial" w:hAnsi="Arial" w:cs="Arial"/>
+          <w:b/>
+          <w:bCs/>
+        </w:rPr>
+        <w:t>enhancing</w:t>
+      </w:r>
+      <w:proofErr w:type="spellEnd"/>
+      <w:r>
+        <w:rPr>
+          <w:rFonts w:ascii="Arial" w:hAnsi="Arial" w:cs="Arial"/>
+          <w:b/>
+          <w:bCs/>
+        </w:rPr>
+        <w:t xml:space="preserve"> </w:t>
+      </w:r>
+      <w:proofErr w:type="spellStart"/>
+      <w:r>
+        <w:rPr>
+          <w:rFonts w:ascii="Arial" w:hAnsi="Arial" w:cs="Arial"/>
+          <w:b/>
+          <w:bCs/>
+        </w:rPr>
+        <w:t>inventory</w:t>
+      </w:r>
+      <w:proofErr w:type="spellEnd"/>
+      <w:r>
+        <w:rPr>
+          <w:rFonts w:ascii="Arial" w:hAnsi="Arial" w:cs="Arial"/>
+          <w:b/>
+          <w:bCs/>
+        </w:rPr>
+        <w:t xml:space="preserve"> management </w:t>
+      </w:r>
+      <w:proofErr w:type="spellStart"/>
+      <w:r>
+        <w:rPr>
+          <w:rFonts w:ascii="Arial" w:hAnsi="Arial" w:cs="Arial"/>
+          <w:b/>
+          <w:bCs/>
+        </w:rPr>
+        <w:t>and</w:t>
+      </w:r>
+      <w:proofErr w:type="spellEnd"/>
+      <w:r>
+        <w:rPr>
+          <w:rFonts w:ascii="Arial" w:hAnsi="Arial" w:cs="Arial"/>
+          <w:b/>
+          <w:bCs/>
+        </w:rPr>
+        <w:t xml:space="preserve"> </w:t>
+      </w:r>
+      <w:proofErr w:type="spellStart"/>
+      <w:r>
+        <w:rPr>
+          <w:rFonts w:ascii="Arial" w:hAnsi="Arial" w:cs="Arial"/>
+          <w:b/>
+          <w:bCs/>
+        </w:rPr>
+        <w:t>customer</w:t>
+      </w:r>
+      <w:proofErr w:type="spellEnd"/>
+      <w:r>
+        <w:rPr>
+          <w:rFonts w:ascii="Arial" w:hAnsi="Arial" w:cs="Arial"/>
+          <w:b/>
+          <w:bCs/>
+        </w:rPr>
+        <w:t xml:space="preserve"> </w:t>
+      </w:r>
+      <w:proofErr w:type="spellStart"/>
+      <w:r>
+        <w:rPr>
+          <w:rFonts w:ascii="Arial" w:hAnsi="Arial" w:cs="Arial"/>
+          <w:b/>
+          <w:bCs/>
+        </w:rPr>
+        <w:t>satisfaction</w:t>
+      </w:r>
+      <w:proofErr w:type="spellEnd"/>
+      <w:r>
+        <w:rPr>
+          <w:rFonts w:ascii="Arial" w:hAnsi="Arial" w:cs="Arial"/>
+          <w:b/>
+          <w:bCs/>
+        </w:rPr>
+        <w:t xml:space="preserve">. World </w:t>
+      </w:r>
+      <w:proofErr w:type="spellStart"/>
+      <w:r>
+        <w:rPr>
+          <w:rFonts w:ascii="Arial" w:hAnsi="Arial" w:cs="Arial"/>
+          <w:b/>
+          <w:bCs/>
+        </w:rPr>
+        <w:t>Journal</w:t>
+      </w:r>
+      <w:proofErr w:type="spellEnd"/>
+      <w:r>
+        <w:rPr>
+          <w:rFonts w:ascii="Arial" w:hAnsi="Arial" w:cs="Arial"/>
+          <w:b/>
+          <w:bCs/>
+        </w:rPr>
+        <w:t xml:space="preserve"> </w:t>
+      </w:r>
+      <w:proofErr w:type="spellStart"/>
+      <w:r>
+        <w:rPr>
+          <w:rFonts w:ascii="Arial" w:hAnsi="Arial" w:cs="Arial"/>
+          <w:b/>
+          <w:bCs/>
+        </w:rPr>
+        <w:t>of</w:t>
+      </w:r>
+      <w:proofErr w:type="spellEnd"/>
+      <w:r>
+        <w:rPr>
+          <w:rFonts w:ascii="Arial" w:hAnsi="Arial" w:cs="Arial"/>
+          <w:b/>
+          <w:bCs/>
+        </w:rPr>
+        <w:t xml:space="preserve"> </w:t>
+      </w:r>
+      <w:proofErr w:type="spellStart"/>
+      <w:r>
+        <w:rPr>
+          <w:rFonts w:ascii="Arial" w:hAnsi="Arial" w:cs="Arial"/>
+          <w:b/>
+          <w:bCs/>
+        </w:rPr>
+        <w:t>Advanced</w:t>
+      </w:r>
+      <w:proofErr w:type="spellEnd"/>
+      <w:r>
+        <w:rPr>
+          <w:rFonts w:ascii="Arial" w:hAnsi="Arial" w:cs="Arial"/>
+          <w:b/>
+          <w:bCs/>
+        </w:rPr>
+        <w:t xml:space="preserve"> </w:t>
+      </w:r>
+      <w:proofErr w:type="spellStart"/>
+      <w:r>
+        <w:rPr>
+          <w:rFonts w:ascii="Arial" w:hAnsi="Arial" w:cs="Arial"/>
+          <w:b/>
+          <w:bCs/>
+        </w:rPr>
+        <w:t>Research</w:t>
+      </w:r>
+      <w:proofErr w:type="spellEnd"/>
+      <w:r>
+        <w:rPr>
+          <w:rFonts w:ascii="Arial" w:hAnsi="Arial" w:cs="Arial"/>
+          <w:b/>
+          <w:bCs/>
+        </w:rPr>
+        <w:t xml:space="preserve"> </w:t>
+      </w:r>
+      <w:proofErr w:type="spellStart"/>
+      <w:r>
+        <w:rPr>
+          <w:rFonts w:ascii="Arial" w:hAnsi="Arial" w:cs="Arial"/>
+          <w:b/>
+          <w:bCs/>
+        </w:rPr>
+        <w:t>and</w:t>
+      </w:r>
+      <w:proofErr w:type="spellEnd"/>
+      <w:r>
+        <w:rPr>
+          <w:rFonts w:ascii="Arial" w:hAnsi="Arial" w:cs="Arial"/>
+          <w:b/>
+          <w:bCs/>
+        </w:rPr>
+        <w:t xml:space="preserve"> Reviews, v. 23, n. 2, p. 708-719, 2024. DOI:</w:t>
+      </w:r>
+      <w:r>
+        <w:rPr>
+          <w:rFonts w:ascii="Arial" w:hAnsi="Arial" w:cs="Arial"/>
+        </w:rPr>
+        <w:t xml:space="preserve"> </w:t>
+      </w:r>
+      <w:hyperlink r:id="rId18" w:history="1">
+        <w:r>
+          <w:rPr>
+            <w:rStyle w:val="Hyperlink"/>
+            <w:rFonts w:ascii="Arial" w:hAnsi="Arial" w:cs="Arial"/>
+          </w:rPr>
+          <w:t>https://doi.org/10.30574/wjarr.2024.23.2.2394</w:t>
+        </w:r>
+      </w:hyperlink>
+      <w:r>
+        <w:rPr>
+          <w:rFonts w:ascii="Arial" w:hAnsi="Arial" w:cs="Arial"/>
+        </w:rPr>
+        <w:t xml:space="preserve">. Disponível em: </w:t>
+      </w:r>
+      <w:hyperlink r:id="rId19" w:history="1">
+        <w:r>
+          <w:rPr>
+            <w:rStyle w:val="Hyperlink"/>
+            <w:rFonts w:ascii="Arial" w:hAnsi="Arial" w:cs="Arial"/>
+          </w:rPr>
+          <w:t>https://wjarr.com/sites/default/files/fulltext_pdf/WJARR-2024-2394.pdf</w:t>
+        </w:r>
+      </w:hyperlink>
+      <w:r>
+        <w:rPr>
+          <w:rFonts w:ascii="Arial" w:hAnsi="Arial" w:cs="Arial"/>
+        </w:rPr>
+        <w:t xml:space="preserve">. Acesso em: </w:t>
+      </w:r>
+      <w:r>
+        <w:rPr>
+          <w:rFonts w:ascii="Arial" w:hAnsi="Arial" w:cs="Arial"/>
+        </w:rPr>
+        <w:t>22 mai</w:t>
+      </w:r>
+      <w:r>
+        <w:rPr>
+          <w:rFonts w:ascii="Arial" w:hAnsi="Arial" w:cs="Arial"/>
+        </w:rPr>
+        <w:t>. 2026.</w:t>
+      </w:r>
+    </w:p>
+    <w:p>
+      <w:pPr>
+        <w:spacing w:before="100" w:beforeAutospacing="1" w:after="100" w:afterAutospacing="1"/>
+        <w:jc w:val="both"/>
+        <w:rPr>
+          <w:rFonts w:ascii="Arial" w:hAnsi="Arial" w:cs="Arial"/>
+          <w:sz w:val="24"/>
+          <w:szCs w:val="24"/>
+        </w:rPr>
+      </w:pPr>
+      <w:r>
+        <w:rPr>
+          <w:rFonts w:ascii="Arial" w:hAnsi="Arial" w:cs="Arial"/>
+          <w:sz w:val="24"/>
+          <w:szCs w:val="24"/>
+        </w:rPr>
+        <w:t xml:space="preserve">JARDIM, Gustavo de Oliveira; LIMA, Lucas Eduardo Pereira; SOARES, Nicole Santos; SILVA JUNIOR, Ricardo Figueiredo da. </w:t>
+      </w:r>
+      <w:r>
+        <w:rPr>
+          <w:rFonts w:ascii="Arial" w:hAnsi="Arial" w:cs="Arial"/>
+          <w:b/>
+          <w:bCs/>
+          <w:sz w:val="24"/>
+          <w:szCs w:val="24"/>
+        </w:rPr>
+        <w:t xml:space="preserve">Inteligência artificial na gestão de estoque: estudo de caso comparativo. </w:t>
+      </w:r>
+      <w:r>
+        <w:rPr>
+          <w:rFonts w:ascii="Arial" w:hAnsi="Arial" w:cs="Arial"/>
+          <w:sz w:val="24"/>
+          <w:szCs w:val="24"/>
+        </w:rPr>
+        <w:t xml:space="preserve">2025. Trabalho de Conclusão de Curso (Curso Técnico em Logística) — ETEC Dona Escolástica Rosa, Santos, 2025. Disponível em: </w:t>
+      </w:r>
+      <w:hyperlink r:id="rId20" w:history="1">
+        <w:r>
+          <w:rPr>
+            <w:rFonts w:ascii="Arial" w:hAnsi="Arial" w:cs="Arial"/>
+            <w:color w:val="0000FF"/>
+            <w:sz w:val="24"/>
+            <w:szCs w:val="24"/>
+            <w:u w:val="single"/>
+          </w:rPr>
+          <w:t>https://ric.cps.sp.gov.br/handle/123456789/40561</w:t>
+        </w:r>
+      </w:hyperlink>
+      <w:r>
+        <w:rPr>
+          <w:rFonts w:ascii="Arial" w:hAnsi="Arial" w:cs="Arial"/>
+          <w:sz w:val="24"/>
+          <w:szCs w:val="24"/>
+        </w:rPr>
+        <w:t xml:space="preserve">. Acesso em: </w:t>
+      </w:r>
+      <w:r>
+        <w:rPr>
+          <w:rFonts w:ascii="Arial" w:hAnsi="Arial" w:cs="Arial"/>
+          <w:sz w:val="24"/>
+          <w:szCs w:val="24"/>
+        </w:rPr>
+        <w:t>3 jun</w:t>
+      </w:r>
+      <w:r>
+        <w:rPr>
+          <w:rFonts w:ascii="Arial" w:hAnsi="Arial" w:cs="Arial"/>
+          <w:sz w:val="24"/>
+          <w:szCs w:val="24"/>
+        </w:rPr>
+        <w:t xml:space="preserve">. 2026. </w:t>
+      </w:r>
+    </w:p>
+    <w:p>
+      <w:pPr>
+        <w:spacing w:before="100" w:beforeAutospacing="1" w:after="100" w:afterAutospacing="1"/>
+        <w:jc w:val="both"/>
+        <w:rPr>
+          <w:rFonts w:ascii="Arial" w:hAnsi="Arial" w:cs="Arial"/>
+          <w:sz w:val="24"/>
+          <w:szCs w:val="24"/>
+        </w:rPr>
+      </w:pPr>
+      <w:r>
+        <w:rPr>
+          <w:rFonts w:ascii="Arial" w:hAnsi="Arial" w:cs="Arial"/>
+          <w:sz w:val="24"/>
+          <w:szCs w:val="24"/>
+        </w:rPr>
+        <w:t xml:space="preserve">OLIVEIRA, Murilo Gonçalves de; CARNEVALE, Domênico. </w:t>
+      </w:r>
+      <w:r>
+        <w:rPr>
+          <w:rFonts w:ascii="Arial" w:hAnsi="Arial" w:cs="Arial"/>
+          <w:b/>
+          <w:bCs/>
+          <w:sz w:val="24"/>
+          <w:szCs w:val="24"/>
+        </w:rPr>
+        <w:t>Sistema de automação inteligente de tarefas para gestão de estoque em rede varejista: um estudo de caso aplicado.</w:t>
+      </w:r>
+      <w:r>
+        <w:rPr>
+          <w:rFonts w:ascii="Arial" w:hAnsi="Arial" w:cs="Arial"/>
+          <w:sz w:val="24"/>
+          <w:szCs w:val="24"/>
+        </w:rPr>
+        <w:t xml:space="preserve"> Ciência &amp; Tecnologia, v. 17, n. 1, art. e17122, 2025. DOI: </w:t>
+      </w:r>
+      <w:hyperlink r:id="rId21" w:history="1">
+        <w:r>
+          <w:rPr>
+            <w:rFonts w:ascii="Arial" w:hAnsi="Arial" w:cs="Arial"/>
+            <w:color w:val="0000FF"/>
+            <w:sz w:val="24"/>
+            <w:szCs w:val="24"/>
+            <w:u w:val="single"/>
+          </w:rPr>
+          <w:t>https://doi.org/10.52138/citec.v17i01.506</w:t>
+        </w:r>
+      </w:hyperlink>
+      <w:r>
+        <w:rPr>
+          <w:rFonts w:ascii="Arial" w:hAnsi="Arial" w:cs="Arial"/>
+          <w:sz w:val="24"/>
+          <w:szCs w:val="24"/>
+        </w:rPr>
+        <w:t xml:space="preserve">. Disponível em: </w:t>
+      </w:r>
+      <w:hyperlink r:id="rId22" w:history="1">
+        <w:r>
+          <w:rPr>
+            <w:rFonts w:ascii="Arial" w:hAnsi="Arial" w:cs="Arial"/>
+            <w:color w:val="0000FF"/>
+            <w:sz w:val="24"/>
+            <w:szCs w:val="24"/>
+            <w:u w:val="single"/>
+          </w:rPr>
+          <w:t>https://publicacoes.fatecjaboticabal.edu.br/citec/article/view/506</w:t>
+        </w:r>
+      </w:hyperlink>
+      <w:r>
+        <w:rPr>
+          <w:rFonts w:ascii="Arial" w:hAnsi="Arial" w:cs="Arial"/>
+          <w:sz w:val="24"/>
+          <w:szCs w:val="24"/>
+        </w:rPr>
+        <w:t xml:space="preserve">. Acesso em: </w:t>
+      </w:r>
+      <w:r>
+        <w:rPr>
+          <w:rFonts w:ascii="Arial" w:hAnsi="Arial" w:cs="Arial"/>
+          <w:sz w:val="24"/>
+          <w:szCs w:val="24"/>
+        </w:rPr>
+        <w:t>3</w:t>
+      </w:r>
+      <w:r>
+        <w:rPr>
+          <w:rFonts w:ascii="Arial" w:hAnsi="Arial" w:cs="Arial"/>
+          <w:sz w:val="24"/>
+          <w:szCs w:val="24"/>
+        </w:rPr>
+        <w:t xml:space="preserve"> </w:t>
+      </w:r>
+      <w:r>
+        <w:rPr>
+          <w:rFonts w:ascii="Arial" w:hAnsi="Arial" w:cs="Arial"/>
+          <w:sz w:val="24"/>
+          <w:szCs w:val="24"/>
+        </w:rPr>
+        <w:t>jun</w:t>
+      </w:r>
+      <w:r>
+        <w:rPr>
+          <w:rFonts w:ascii="Arial" w:hAnsi="Arial" w:cs="Arial"/>
+          <w:sz w:val="24"/>
+          <w:szCs w:val="24"/>
+        </w:rPr>
+        <w:t xml:space="preserve">. 2026. </w:t>
+      </w:r>
+    </w:p>
+    <w:p>
+      <w:pPr>
+        <w:spacing w:before="100" w:beforeAutospacing="1" w:after="100" w:afterAutospacing="1"/>
+        <w:jc w:val="both"/>
+        <w:rPr>
+          <w:rFonts w:ascii="Arial" w:hAnsi="Arial" w:cs="Arial"/>
+          <w:sz w:val="24"/>
+          <w:szCs w:val="24"/>
+        </w:rPr>
+      </w:pPr>
+      <w:r>
+        <w:rPr>
+          <w:rFonts w:ascii="Arial" w:hAnsi="Arial" w:cs="Arial"/>
+          <w:sz w:val="24"/>
+          <w:szCs w:val="24"/>
+        </w:rPr>
+        <w:t>DIAS, Matheus Gonçalves</w:t>
+      </w:r>
+      <w:r>
+        <w:rPr>
+          <w:rFonts w:ascii="Arial" w:hAnsi="Arial" w:cs="Arial"/>
+          <w:b/>
+          <w:bCs/>
+          <w:sz w:val="24"/>
+          <w:szCs w:val="24"/>
+        </w:rPr>
+        <w:t>. Integração entre ERP e Power BI para a gestão de estoque: um estudo de caso em uma distribuidora de perfis metálicos estruturais.</w:t>
+      </w:r>
+      <w:r>
+        <w:rPr>
+          <w:rFonts w:ascii="Arial" w:hAnsi="Arial" w:cs="Arial"/>
+          <w:sz w:val="24"/>
+          <w:szCs w:val="24"/>
+        </w:rPr>
+        <w:t xml:space="preserve"> 2023. Artigo de graduação (Curso Superior de Tecnologia em Gestão Empresarial) — Faculdade de Tecnologia de Americana Ministro Ralph Biasi, Americana, 2023. Disponível em: </w:t>
+      </w:r>
+      <w:hyperlink r:id="rId23" w:history="1">
+        <w:r>
+          <w:rPr>
+            <w:rFonts w:ascii="Arial" w:hAnsi="Arial" w:cs="Arial"/>
+            <w:color w:val="0000FF"/>
+            <w:sz w:val="24"/>
+            <w:szCs w:val="24"/>
+            <w:u w:val="single"/>
+          </w:rPr>
+          <w:t>https://ric.cps.sp.gov.br/handle/123456789/15568</w:t>
+        </w:r>
+      </w:hyperlink>
+      <w:r>
+        <w:rPr>
+          <w:rFonts w:ascii="Arial" w:hAnsi="Arial" w:cs="Arial"/>
+          <w:sz w:val="24"/>
+          <w:szCs w:val="24"/>
+        </w:rPr>
+        <w:t xml:space="preserve">. Acesso em: </w:t>
+      </w:r>
+      <w:r>
+        <w:rPr>
+          <w:rFonts w:ascii="Arial" w:hAnsi="Arial" w:cs="Arial"/>
+          <w:sz w:val="24"/>
+          <w:szCs w:val="24"/>
+        </w:rPr>
+        <w:t>9 jun</w:t>
+      </w:r>
+      <w:r>
+        <w:rPr>
+          <w:rFonts w:ascii="Arial" w:hAnsi="Arial" w:cs="Arial"/>
+          <w:sz w:val="24"/>
+          <w:szCs w:val="24"/>
+        </w:rPr>
+        <w:t xml:space="preserve">. 2026. </w:t>
+      </w:r>
+    </w:p>
+    <w:p>
+      <w:pPr>
+        <w:jc w:val="both"/>
+        <w:rPr>
+          <w:rFonts w:ascii="Arial" w:hAnsi="Arial" w:cs="Arial"/>
+          <w:sz w:val="24"/>
+          <w:szCs w:val="24"/>
+        </w:rPr>
+      </w:pPr>
+    </w:p>
+    <w:p>
+      <w:pPr>
+        <w:jc w:val="both"/>
+        <w:rPr>
+          <w:rFonts w:ascii="Arial" w:hAnsi="Arial" w:cs="Arial"/>
+          <w:sz w:val="24"/>
+          <w:szCs w:val="24"/>
+        </w:rPr>
+      </w:pPr>
+    </w:p>
+    <w:p>
+      <w:pPr>
+        <w:jc w:val="both"/>
+        <w:rPr>
+          <w:rFonts w:ascii="Arial" w:hAnsi="Arial" w:cs="Arial"/>
+          <w:sz w:val="24"/>
+          <w:szCs w:val="24"/>
+        </w:rPr>
+      </w:pPr>
+      <w:r>
+        <w:rPr>
+          <w:rFonts w:ascii="Arial" w:hAnsi="Arial" w:cs="Arial"/>
+          <w:sz w:val="24"/>
+          <w:szCs w:val="24"/>
+        </w:rPr>
+        <w:t xml:space="preserve">BERGSMA, </w:t>
+      </w:r>
+      <w:proofErr w:type="spellStart"/>
+      <w:r>
+        <w:rPr>
+          <w:rFonts w:ascii="Arial" w:hAnsi="Arial" w:cs="Arial"/>
+          <w:sz w:val="24"/>
+          <w:szCs w:val="24"/>
+        </w:rPr>
+        <w:t>Ritsaart</w:t>
+      </w:r>
+      <w:proofErr w:type="spellEnd"/>
+      <w:r>
+        <w:rPr>
+          <w:rFonts w:ascii="Arial" w:hAnsi="Arial" w:cs="Arial"/>
+          <w:sz w:val="24"/>
+          <w:szCs w:val="24"/>
+        </w:rPr>
+        <w:t xml:space="preserve">; DE RUIJT, </w:t>
+      </w:r>
+      <w:proofErr w:type="spellStart"/>
+      <w:r>
+        <w:rPr>
+          <w:rFonts w:ascii="Arial" w:hAnsi="Arial" w:cs="Arial"/>
+          <w:sz w:val="24"/>
+          <w:szCs w:val="24"/>
+        </w:rPr>
+        <w:t>Corné</w:t>
+      </w:r>
+      <w:proofErr w:type="spellEnd"/>
+      <w:r>
+        <w:rPr>
+          <w:rFonts w:ascii="Arial" w:hAnsi="Arial" w:cs="Arial"/>
+          <w:sz w:val="24"/>
+          <w:szCs w:val="24"/>
+        </w:rPr>
+        <w:t xml:space="preserve">; BHULAI, </w:t>
+      </w:r>
+      <w:proofErr w:type="spellStart"/>
+      <w:r>
+        <w:rPr>
+          <w:rFonts w:ascii="Arial" w:hAnsi="Arial" w:cs="Arial"/>
+          <w:sz w:val="24"/>
+          <w:szCs w:val="24"/>
+        </w:rPr>
+        <w:t>Sandjai</w:t>
+      </w:r>
+      <w:proofErr w:type="spellEnd"/>
+      <w:r>
+        <w:rPr>
+          <w:rFonts w:ascii="Arial" w:hAnsi="Arial" w:cs="Arial"/>
+          <w:sz w:val="24"/>
+          <w:szCs w:val="24"/>
+        </w:rPr>
+        <w:t xml:space="preserve">. </w:t>
+      </w:r>
+      <w:r>
+        <w:rPr>
+          <w:rFonts w:ascii="Arial" w:hAnsi="Arial" w:cs="Arial"/>
+          <w:b/>
+          <w:bCs/>
+          <w:sz w:val="24"/>
+          <w:szCs w:val="24"/>
+        </w:rPr>
+        <w:t xml:space="preserve">A </w:t>
+      </w:r>
+      <w:proofErr w:type="spellStart"/>
+      <w:r>
+        <w:rPr>
+          <w:rFonts w:ascii="Arial" w:hAnsi="Arial" w:cs="Arial"/>
+          <w:b/>
+          <w:bCs/>
+          <w:sz w:val="24"/>
+          <w:szCs w:val="24"/>
+        </w:rPr>
+        <w:t>systematic</w:t>
+      </w:r>
+      <w:proofErr w:type="spellEnd"/>
+      <w:r>
+        <w:rPr>
+          <w:rFonts w:ascii="Arial" w:hAnsi="Arial" w:cs="Arial"/>
+          <w:b/>
+          <w:bCs/>
+          <w:sz w:val="24"/>
+          <w:szCs w:val="24"/>
+        </w:rPr>
+        <w:t xml:space="preserve"> review </w:t>
+      </w:r>
+      <w:proofErr w:type="spellStart"/>
+      <w:r>
+        <w:rPr>
+          <w:rFonts w:ascii="Arial" w:hAnsi="Arial" w:cs="Arial"/>
+          <w:b/>
+          <w:bCs/>
+          <w:sz w:val="24"/>
+          <w:szCs w:val="24"/>
+        </w:rPr>
+        <w:t>of</w:t>
+      </w:r>
+      <w:proofErr w:type="spellEnd"/>
+      <w:r>
+        <w:rPr>
+          <w:rFonts w:ascii="Arial" w:hAnsi="Arial" w:cs="Arial"/>
+          <w:b/>
+          <w:bCs/>
+          <w:sz w:val="24"/>
+          <w:szCs w:val="24"/>
+        </w:rPr>
+        <w:t xml:space="preserve"> machine learning approaches in </w:t>
+      </w:r>
+      <w:proofErr w:type="spellStart"/>
+      <w:r>
+        <w:rPr>
+          <w:rFonts w:ascii="Arial" w:hAnsi="Arial" w:cs="Arial"/>
+          <w:b/>
+          <w:bCs/>
+          <w:sz w:val="24"/>
+          <w:szCs w:val="24"/>
+        </w:rPr>
+        <w:t>inventory</w:t>
+      </w:r>
+      <w:proofErr w:type="spellEnd"/>
+      <w:r>
+        <w:rPr>
+          <w:rFonts w:ascii="Arial" w:hAnsi="Arial" w:cs="Arial"/>
+          <w:b/>
+          <w:bCs/>
+          <w:sz w:val="24"/>
+          <w:szCs w:val="24"/>
+        </w:rPr>
+        <w:t xml:space="preserve"> </w:t>
+      </w:r>
+      <w:proofErr w:type="spellStart"/>
+      <w:r>
+        <w:rPr>
+          <w:rFonts w:ascii="Arial" w:hAnsi="Arial" w:cs="Arial"/>
+          <w:b/>
+          <w:bCs/>
+          <w:sz w:val="24"/>
+          <w:szCs w:val="24"/>
+        </w:rPr>
+        <w:t>control</w:t>
+      </w:r>
+      <w:proofErr w:type="spellEnd"/>
+      <w:r>
+        <w:rPr>
+          <w:rFonts w:ascii="Arial" w:hAnsi="Arial" w:cs="Arial"/>
+          <w:b/>
+          <w:bCs/>
+          <w:sz w:val="24"/>
+          <w:szCs w:val="24"/>
+        </w:rPr>
+        <w:t xml:space="preserve"> </w:t>
+      </w:r>
+      <w:proofErr w:type="spellStart"/>
+      <w:r>
+        <w:rPr>
+          <w:rFonts w:ascii="Arial" w:hAnsi="Arial" w:cs="Arial"/>
+          <w:b/>
+          <w:bCs/>
+          <w:sz w:val="24"/>
+          <w:szCs w:val="24"/>
+        </w:rPr>
+        <w:t>optimization</w:t>
+      </w:r>
+      <w:proofErr w:type="spellEnd"/>
+      <w:r>
+        <w:rPr>
+          <w:rFonts w:ascii="Arial" w:hAnsi="Arial" w:cs="Arial"/>
+          <w:b/>
+          <w:bCs/>
+          <w:sz w:val="24"/>
+          <w:szCs w:val="24"/>
+        </w:rPr>
+        <w:t xml:space="preserve">. </w:t>
+      </w:r>
+      <w:proofErr w:type="spellStart"/>
+      <w:r>
+        <w:rPr>
+          <w:rFonts w:ascii="Arial" w:hAnsi="Arial" w:cs="Arial"/>
+          <w:b/>
+          <w:bCs/>
+          <w:sz w:val="24"/>
+          <w:szCs w:val="24"/>
+        </w:rPr>
+        <w:t>Operations</w:t>
+      </w:r>
+      <w:proofErr w:type="spellEnd"/>
+      <w:r>
+        <w:rPr>
+          <w:rFonts w:ascii="Arial" w:hAnsi="Arial" w:cs="Arial"/>
+          <w:b/>
+          <w:bCs/>
+          <w:sz w:val="24"/>
+          <w:szCs w:val="24"/>
+        </w:rPr>
+        <w:t xml:space="preserve"> </w:t>
+      </w:r>
+      <w:proofErr w:type="spellStart"/>
+      <w:r>
+        <w:rPr>
+          <w:rFonts w:ascii="Arial" w:hAnsi="Arial" w:cs="Arial"/>
+          <w:b/>
+          <w:bCs/>
+          <w:sz w:val="24"/>
+          <w:szCs w:val="24"/>
+        </w:rPr>
+        <w:t>Research</w:t>
+      </w:r>
+      <w:proofErr w:type="spellEnd"/>
+      <w:r>
+        <w:rPr>
+          <w:rFonts w:ascii="Arial" w:hAnsi="Arial" w:cs="Arial"/>
+          <w:b/>
+          <w:bCs/>
+          <w:sz w:val="24"/>
+          <w:szCs w:val="24"/>
+        </w:rPr>
+        <w:t xml:space="preserve"> Perspectives, v. 15, art. 100367, 2025. DOI: </w:t>
+      </w:r>
+      <w:hyperlink r:id="rId24" w:history="1">
+        <w:r>
+          <w:rPr>
+            <w:rFonts w:ascii="Arial" w:hAnsi="Arial" w:cs="Arial"/>
+            <w:color w:val="0000FF"/>
+            <w:sz w:val="24"/>
+            <w:szCs w:val="24"/>
+            <w:u w:val="single"/>
+          </w:rPr>
+          <w:t>https://doi.org/10.1016/j.orp.2025.100367</w:t>
+        </w:r>
+      </w:hyperlink>
+      <w:r>
+        <w:rPr>
+          <w:rFonts w:ascii="Arial" w:hAnsi="Arial" w:cs="Arial"/>
+          <w:sz w:val="24"/>
+          <w:szCs w:val="24"/>
+        </w:rPr>
+        <w:t xml:space="preserve">. Disponível em: </w:t>
+      </w:r>
+      <w:hyperlink r:id="rId25" w:history="1">
+        <w:r>
+          <w:rPr>
+            <w:rFonts w:ascii="Arial" w:hAnsi="Arial" w:cs="Arial"/>
+            <w:color w:val="0000FF"/>
+            <w:sz w:val="24"/>
+            <w:szCs w:val="24"/>
+            <w:u w:val="single"/>
+          </w:rPr>
+          <w:t>https://www.sciencedirect.com/science/article/pii/S2214716025000430</w:t>
+        </w:r>
+      </w:hyperlink>
+      <w:r>
+        <w:rPr>
+          <w:rFonts w:ascii="Arial" w:hAnsi="Arial" w:cs="Arial"/>
+          <w:sz w:val="24"/>
+          <w:szCs w:val="24"/>
+        </w:rPr>
+        <w:t xml:space="preserve">. Acesso em: </w:t>
+      </w:r>
+      <w:r>
+        <w:rPr>
+          <w:rFonts w:ascii="Arial" w:hAnsi="Arial" w:cs="Arial"/>
+          <w:sz w:val="24"/>
+          <w:szCs w:val="24"/>
+        </w:rPr>
+        <w:t>10</w:t>
+      </w:r>
+      <w:r>
+        <w:rPr>
+          <w:rFonts w:ascii="Arial" w:hAnsi="Arial" w:cs="Arial"/>
+          <w:sz w:val="24"/>
+          <w:szCs w:val="24"/>
+        </w:rPr>
+        <w:t xml:space="preserve"> out. 2026. </w:t>
+      </w:r>
+    </w:p>
+    <w:p>
+      <w:pPr>
+        <w:spacing w:before="100" w:beforeAutospacing="1" w:after="100" w:afterAutospacing="1"/>
+        <w:jc w:val="both"/>
+        <w:rPr>
+          <w:rFonts w:ascii="Arial" w:hAnsi="Arial" w:cs="Arial"/>
+          <w:sz w:val="24"/>
+          <w:szCs w:val="24"/>
+        </w:rPr>
+      </w:pPr>
+      <w:r>
+        <w:rPr>
+          <w:rFonts w:ascii="Arial" w:hAnsi="Arial" w:cs="Arial"/>
+          <w:sz w:val="24"/>
+          <w:szCs w:val="24"/>
+        </w:rPr>
+        <w:t xml:space="preserve">JAWAD, </w:t>
+      </w:r>
+      <w:proofErr w:type="spellStart"/>
+      <w:r>
+        <w:rPr>
+          <w:rFonts w:ascii="Arial" w:hAnsi="Arial" w:cs="Arial"/>
+          <w:sz w:val="24"/>
+          <w:szCs w:val="24"/>
+        </w:rPr>
+        <w:t>Zainab</w:t>
+      </w:r>
+      <w:proofErr w:type="spellEnd"/>
+      <w:r>
+        <w:rPr>
+          <w:rFonts w:ascii="Arial" w:hAnsi="Arial" w:cs="Arial"/>
+          <w:sz w:val="24"/>
+          <w:szCs w:val="24"/>
+        </w:rPr>
+        <w:t xml:space="preserve"> </w:t>
+      </w:r>
+      <w:proofErr w:type="spellStart"/>
+      <w:r>
+        <w:rPr>
+          <w:rFonts w:ascii="Arial" w:hAnsi="Arial" w:cs="Arial"/>
+          <w:sz w:val="24"/>
+          <w:szCs w:val="24"/>
+        </w:rPr>
+        <w:t>Nadhim</w:t>
+      </w:r>
+      <w:proofErr w:type="spellEnd"/>
+      <w:r>
+        <w:rPr>
+          <w:rFonts w:ascii="Arial" w:hAnsi="Arial" w:cs="Arial"/>
+          <w:sz w:val="24"/>
+          <w:szCs w:val="24"/>
+        </w:rPr>
+        <w:t xml:space="preserve">; VILLÁNYI, Balázs. </w:t>
+      </w:r>
+      <w:r>
+        <w:rPr>
+          <w:rFonts w:ascii="Arial" w:hAnsi="Arial" w:cs="Arial"/>
+          <w:b/>
+          <w:bCs/>
+          <w:sz w:val="24"/>
+          <w:szCs w:val="24"/>
+        </w:rPr>
+        <w:t>Machine learning-</w:t>
+      </w:r>
+      <w:proofErr w:type="spellStart"/>
+      <w:r>
+        <w:rPr>
+          <w:rFonts w:ascii="Arial" w:hAnsi="Arial" w:cs="Arial"/>
+          <w:b/>
+          <w:bCs/>
+          <w:sz w:val="24"/>
+          <w:szCs w:val="24"/>
+        </w:rPr>
+        <w:t>driven</w:t>
+      </w:r>
+      <w:proofErr w:type="spellEnd"/>
+      <w:r>
+        <w:rPr>
+          <w:rFonts w:ascii="Arial" w:hAnsi="Arial" w:cs="Arial"/>
+          <w:b/>
+          <w:bCs/>
+          <w:sz w:val="24"/>
+          <w:szCs w:val="24"/>
+        </w:rPr>
+        <w:t xml:space="preserve"> </w:t>
+      </w:r>
+      <w:proofErr w:type="spellStart"/>
+      <w:r>
+        <w:rPr>
+          <w:rFonts w:ascii="Arial" w:hAnsi="Arial" w:cs="Arial"/>
+          <w:b/>
+          <w:bCs/>
+          <w:sz w:val="24"/>
+          <w:szCs w:val="24"/>
+        </w:rPr>
+        <w:t>optimization</w:t>
+      </w:r>
+      <w:proofErr w:type="spellEnd"/>
+      <w:r>
+        <w:rPr>
+          <w:rFonts w:ascii="Arial" w:hAnsi="Arial" w:cs="Arial"/>
+          <w:b/>
+          <w:bCs/>
+          <w:sz w:val="24"/>
+          <w:szCs w:val="24"/>
+        </w:rPr>
+        <w:t xml:space="preserve"> </w:t>
+      </w:r>
+      <w:proofErr w:type="spellStart"/>
+      <w:r>
+        <w:rPr>
+          <w:rFonts w:ascii="Arial" w:hAnsi="Arial" w:cs="Arial"/>
+          <w:b/>
+          <w:bCs/>
+          <w:sz w:val="24"/>
+          <w:szCs w:val="24"/>
+        </w:rPr>
+        <w:t>of</w:t>
+      </w:r>
+      <w:proofErr w:type="spellEnd"/>
+      <w:r>
+        <w:rPr>
+          <w:rFonts w:ascii="Arial" w:hAnsi="Arial" w:cs="Arial"/>
+          <w:b/>
+          <w:bCs/>
+          <w:sz w:val="24"/>
+          <w:szCs w:val="24"/>
+        </w:rPr>
+        <w:t xml:space="preserve"> </w:t>
+      </w:r>
+      <w:proofErr w:type="spellStart"/>
+      <w:r>
+        <w:rPr>
+          <w:rFonts w:ascii="Arial" w:hAnsi="Arial" w:cs="Arial"/>
+          <w:b/>
+          <w:bCs/>
+          <w:sz w:val="24"/>
+          <w:szCs w:val="24"/>
+        </w:rPr>
+        <w:t>enterprise</w:t>
+      </w:r>
+      <w:proofErr w:type="spellEnd"/>
+      <w:r>
+        <w:rPr>
+          <w:rFonts w:ascii="Arial" w:hAnsi="Arial" w:cs="Arial"/>
+          <w:b/>
+          <w:bCs/>
+          <w:sz w:val="24"/>
+          <w:szCs w:val="24"/>
+        </w:rPr>
+        <w:t xml:space="preserve"> </w:t>
+      </w:r>
+      <w:proofErr w:type="spellStart"/>
+      <w:r>
+        <w:rPr>
+          <w:rFonts w:ascii="Arial" w:hAnsi="Arial" w:cs="Arial"/>
+          <w:b/>
+          <w:bCs/>
+          <w:sz w:val="24"/>
+          <w:szCs w:val="24"/>
+        </w:rPr>
+        <w:t>resource</w:t>
+      </w:r>
+      <w:proofErr w:type="spellEnd"/>
+      <w:r>
+        <w:rPr>
+          <w:rFonts w:ascii="Arial" w:hAnsi="Arial" w:cs="Arial"/>
+          <w:b/>
+          <w:bCs/>
+          <w:sz w:val="24"/>
+          <w:szCs w:val="24"/>
+        </w:rPr>
+        <w:t xml:space="preserve"> </w:t>
+      </w:r>
+      <w:proofErr w:type="spellStart"/>
+      <w:r>
+        <w:rPr>
+          <w:rFonts w:ascii="Arial" w:hAnsi="Arial" w:cs="Arial"/>
+          <w:b/>
+          <w:bCs/>
+          <w:sz w:val="24"/>
+          <w:szCs w:val="24"/>
+        </w:rPr>
+        <w:t>planning</w:t>
+      </w:r>
+      <w:proofErr w:type="spellEnd"/>
+      <w:r>
+        <w:rPr>
+          <w:rFonts w:ascii="Arial" w:hAnsi="Arial" w:cs="Arial"/>
+          <w:b/>
+          <w:bCs/>
+          <w:sz w:val="24"/>
+          <w:szCs w:val="24"/>
+        </w:rPr>
+        <w:t xml:space="preserve"> (ERP) systems: a </w:t>
+      </w:r>
+      <w:proofErr w:type="spellStart"/>
+      <w:r>
+        <w:rPr>
+          <w:rFonts w:ascii="Arial" w:hAnsi="Arial" w:cs="Arial"/>
+          <w:b/>
+          <w:bCs/>
+          <w:sz w:val="24"/>
+          <w:szCs w:val="24"/>
+        </w:rPr>
+        <w:t>comprehensive</w:t>
+      </w:r>
+      <w:proofErr w:type="spellEnd"/>
+      <w:r>
+        <w:rPr>
+          <w:rFonts w:ascii="Arial" w:hAnsi="Arial" w:cs="Arial"/>
+          <w:b/>
+          <w:bCs/>
+          <w:sz w:val="24"/>
+          <w:szCs w:val="24"/>
+        </w:rPr>
+        <w:t xml:space="preserve"> review. Beni-</w:t>
+      </w:r>
+      <w:proofErr w:type="spellStart"/>
+      <w:r>
+        <w:rPr>
+          <w:rFonts w:ascii="Arial" w:hAnsi="Arial" w:cs="Arial"/>
+          <w:b/>
+          <w:bCs/>
+          <w:sz w:val="24"/>
+          <w:szCs w:val="24"/>
+        </w:rPr>
+        <w:t>Suef</w:t>
+      </w:r>
+      <w:proofErr w:type="spellEnd"/>
+      <w:r>
+        <w:rPr>
+          <w:rFonts w:ascii="Arial" w:hAnsi="Arial" w:cs="Arial"/>
+          <w:b/>
+          <w:bCs/>
+          <w:sz w:val="24"/>
+          <w:szCs w:val="24"/>
+        </w:rPr>
+        <w:t xml:space="preserve"> </w:t>
+      </w:r>
+      <w:proofErr w:type="spellStart"/>
+      <w:r>
+        <w:rPr>
+          <w:rFonts w:ascii="Arial" w:hAnsi="Arial" w:cs="Arial"/>
+          <w:b/>
+          <w:bCs/>
+          <w:sz w:val="24"/>
+          <w:szCs w:val="24"/>
+        </w:rPr>
+        <w:t>University</w:t>
+      </w:r>
+      <w:proofErr w:type="spellEnd"/>
+      <w:r>
+        <w:rPr>
+          <w:rFonts w:ascii="Arial" w:hAnsi="Arial" w:cs="Arial"/>
+          <w:b/>
+          <w:bCs/>
+          <w:sz w:val="24"/>
+          <w:szCs w:val="24"/>
+        </w:rPr>
+        <w:t xml:space="preserve"> </w:t>
+      </w:r>
+      <w:proofErr w:type="spellStart"/>
+      <w:r>
+        <w:rPr>
+          <w:rFonts w:ascii="Arial" w:hAnsi="Arial" w:cs="Arial"/>
+          <w:b/>
+          <w:bCs/>
+          <w:sz w:val="24"/>
+          <w:szCs w:val="24"/>
+        </w:rPr>
+        <w:t>Journal</w:t>
+      </w:r>
+      <w:proofErr w:type="spellEnd"/>
+      <w:r>
+        <w:rPr>
+          <w:rFonts w:ascii="Arial" w:hAnsi="Arial" w:cs="Arial"/>
+          <w:b/>
+          <w:bCs/>
+          <w:sz w:val="24"/>
+          <w:szCs w:val="24"/>
+        </w:rPr>
+        <w:t xml:space="preserve"> </w:t>
+      </w:r>
+      <w:proofErr w:type="spellStart"/>
+      <w:r>
+        <w:rPr>
+          <w:rFonts w:ascii="Arial" w:hAnsi="Arial" w:cs="Arial"/>
+          <w:b/>
+          <w:bCs/>
+          <w:sz w:val="24"/>
+          <w:szCs w:val="24"/>
+        </w:rPr>
+        <w:t>of</w:t>
+      </w:r>
+      <w:proofErr w:type="spellEnd"/>
+      <w:r>
+        <w:rPr>
+          <w:rFonts w:ascii="Arial" w:hAnsi="Arial" w:cs="Arial"/>
+          <w:b/>
+          <w:bCs/>
+          <w:sz w:val="24"/>
+          <w:szCs w:val="24"/>
+        </w:rPr>
+        <w:t xml:space="preserve"> Basic </w:t>
+      </w:r>
+      <w:proofErr w:type="spellStart"/>
+      <w:r>
+        <w:rPr>
+          <w:rFonts w:ascii="Arial" w:hAnsi="Arial" w:cs="Arial"/>
+          <w:b/>
+          <w:bCs/>
+          <w:sz w:val="24"/>
+          <w:szCs w:val="24"/>
+        </w:rPr>
+        <w:t>and</w:t>
+      </w:r>
+      <w:proofErr w:type="spellEnd"/>
+      <w:r>
+        <w:rPr>
+          <w:rFonts w:ascii="Arial" w:hAnsi="Arial" w:cs="Arial"/>
+          <w:b/>
+          <w:bCs/>
+          <w:sz w:val="24"/>
+          <w:szCs w:val="24"/>
+        </w:rPr>
+        <w:t xml:space="preserve"> Applied </w:t>
+      </w:r>
+      <w:proofErr w:type="spellStart"/>
+      <w:r>
+        <w:rPr>
+          <w:rFonts w:ascii="Arial" w:hAnsi="Arial" w:cs="Arial"/>
+          <w:b/>
+          <w:bCs/>
+          <w:sz w:val="24"/>
+          <w:szCs w:val="24"/>
+        </w:rPr>
+        <w:t>Sciences</w:t>
+      </w:r>
+      <w:proofErr w:type="spellEnd"/>
+      <w:r>
+        <w:rPr>
+          <w:rFonts w:ascii="Arial" w:hAnsi="Arial" w:cs="Arial"/>
+          <w:b/>
+          <w:bCs/>
+          <w:sz w:val="24"/>
+          <w:szCs w:val="24"/>
+        </w:rPr>
+        <w:t>, v. 13, art. 4, 2024. DOI:</w:t>
+      </w:r>
+      <w:r>
+        <w:rPr>
+          <w:rFonts w:ascii="Arial" w:hAnsi="Arial" w:cs="Arial"/>
+          <w:sz w:val="24"/>
+          <w:szCs w:val="24"/>
+        </w:rPr>
+        <w:t xml:space="preserve"> </w:t>
+      </w:r>
+      <w:hyperlink r:id="rId26" w:history="1">
+        <w:r>
+          <w:rPr>
+            <w:rFonts w:ascii="Arial" w:hAnsi="Arial" w:cs="Arial"/>
+            <w:color w:val="0000FF"/>
+            <w:sz w:val="24"/>
+            <w:szCs w:val="24"/>
+            <w:u w:val="single"/>
+          </w:rPr>
+          <w:t>https://doi.org/10.1186/s43088-023-00460-y</w:t>
+        </w:r>
+      </w:hyperlink>
+      <w:r>
+        <w:rPr>
+          <w:rFonts w:ascii="Arial" w:hAnsi="Arial" w:cs="Arial"/>
+          <w:sz w:val="24"/>
+          <w:szCs w:val="24"/>
+        </w:rPr>
+        <w:t xml:space="preserve">. Disponível em: </w:t>
+      </w:r>
+      <w:hyperlink r:id="rId27" w:history="1">
+        <w:r>
+          <w:rPr>
+            <w:rFonts w:ascii="Arial" w:hAnsi="Arial" w:cs="Arial"/>
+            <w:color w:val="0000FF"/>
+            <w:sz w:val="24"/>
+            <w:szCs w:val="24"/>
+            <w:u w:val="single"/>
+          </w:rPr>
+          <w:t>https://link.springer.com/article/10.1186/s43088-023-00460-y</w:t>
+        </w:r>
+      </w:hyperlink>
+      <w:r>
+        <w:rPr>
+          <w:rFonts w:ascii="Arial" w:hAnsi="Arial" w:cs="Arial"/>
+          <w:sz w:val="24"/>
+          <w:szCs w:val="24"/>
+        </w:rPr>
+        <w:t xml:space="preserve">. Acesso em: </w:t>
+      </w:r>
+      <w:r>
+        <w:rPr>
+          <w:rFonts w:ascii="Arial" w:hAnsi="Arial" w:cs="Arial"/>
+          <w:sz w:val="24"/>
+          <w:szCs w:val="24"/>
+        </w:rPr>
+        <w:t>18</w:t>
+      </w:r>
+      <w:r>
+        <w:rPr>
+          <w:rFonts w:ascii="Arial" w:hAnsi="Arial" w:cs="Arial"/>
+          <w:sz w:val="24"/>
+          <w:szCs w:val="24"/>
+        </w:rPr>
+        <w:t xml:space="preserve"> </w:t>
+      </w:r>
+      <w:r>
+        <w:rPr>
+          <w:rFonts w:ascii="Arial" w:hAnsi="Arial" w:cs="Arial"/>
+          <w:sz w:val="24"/>
+          <w:szCs w:val="24"/>
+        </w:rPr>
+        <w:t>jun</w:t>
+      </w:r>
+      <w:r>
+        <w:rPr>
+          <w:rFonts w:ascii="Arial" w:hAnsi="Arial" w:cs="Arial"/>
+          <w:sz w:val="24"/>
+          <w:szCs w:val="24"/>
+        </w:rPr>
+        <w:t>. 2026.</w:t>
+      </w:r>
+    </w:p>
+    <w:p>
+      <w:pPr>
+        <w:pStyle w:val="NormalWeb"/>
+        <w:jc w:val="both"/>
+        <w:rPr>
+          <w:rFonts w:ascii="Arial" w:hAnsi="Arial" w:cs="Arial"/>
+        </w:rPr>
+      </w:pPr>
+      <w:r>
+        <w:rPr>
+          <w:rFonts w:ascii="Arial" w:hAnsi="Arial" w:cs="Arial"/>
+        </w:rPr>
+        <w:t xml:space="preserve">CHAUHAN, V. K. et al. </w:t>
+      </w:r>
+      <w:r>
+        <w:rPr>
+          <w:rFonts w:ascii="Arial" w:hAnsi="Arial" w:cs="Arial"/>
+          <w:b/>
+          <w:bCs/>
+        </w:rPr>
+        <w:t xml:space="preserve">A </w:t>
+      </w:r>
+      <w:proofErr w:type="spellStart"/>
+      <w:r>
+        <w:rPr>
+          <w:rFonts w:ascii="Arial" w:hAnsi="Arial" w:cs="Arial"/>
+          <w:b/>
+          <w:bCs/>
+        </w:rPr>
+        <w:t>practical</w:t>
+      </w:r>
+      <w:proofErr w:type="spellEnd"/>
+      <w:r>
+        <w:rPr>
+          <w:rFonts w:ascii="Arial" w:hAnsi="Arial" w:cs="Arial"/>
+          <w:b/>
+          <w:bCs/>
+        </w:rPr>
+        <w:t xml:space="preserve"> tutorial </w:t>
+      </w:r>
+      <w:proofErr w:type="spellStart"/>
+      <w:r>
+        <w:rPr>
+          <w:rFonts w:ascii="Arial" w:hAnsi="Arial" w:cs="Arial"/>
+          <w:b/>
+          <w:bCs/>
+        </w:rPr>
+        <w:t>on</w:t>
+      </w:r>
+      <w:proofErr w:type="spellEnd"/>
+      <w:r>
+        <w:rPr>
+          <w:rFonts w:ascii="Arial" w:hAnsi="Arial" w:cs="Arial"/>
+          <w:b/>
+          <w:bCs/>
+        </w:rPr>
+        <w:t xml:space="preserve"> </w:t>
+      </w:r>
+      <w:proofErr w:type="spellStart"/>
+      <w:r>
+        <w:rPr>
+          <w:rFonts w:ascii="Arial" w:hAnsi="Arial" w:cs="Arial"/>
+          <w:b/>
+          <w:bCs/>
+        </w:rPr>
+        <w:t>agentic</w:t>
+      </w:r>
+      <w:proofErr w:type="spellEnd"/>
+      <w:r>
+        <w:rPr>
+          <w:rFonts w:ascii="Arial" w:hAnsi="Arial" w:cs="Arial"/>
+          <w:b/>
+          <w:bCs/>
+        </w:rPr>
+        <w:t xml:space="preserve"> AI.</w:t>
+      </w:r>
+      <w:r>
+        <w:rPr>
+          <w:rFonts w:ascii="Arial" w:hAnsi="Arial" w:cs="Arial"/>
+        </w:rPr>
+        <w:t xml:space="preserve"> 2026. Disponível em: </w:t>
+      </w:r>
+      <w:hyperlink r:id="rId28" w:history="1">
+        <w:r>
+          <w:rPr>
+            <w:rStyle w:val="Hyperlink"/>
+            <w:rFonts w:ascii="Arial" w:hAnsi="Arial" w:cs="Arial"/>
+          </w:rPr>
+          <w:t>https://doi.org/10.20944/preprints202608.1756.v1</w:t>
+        </w:r>
+      </w:hyperlink>
+      <w:r>
+        <w:rPr>
+          <w:rFonts w:ascii="Arial" w:hAnsi="Arial" w:cs="Arial"/>
+        </w:rPr>
+        <w:t xml:space="preserve">. Acesso em: </w:t>
+      </w:r>
+      <w:r>
+        <w:rPr>
+          <w:rFonts w:ascii="Arial" w:hAnsi="Arial" w:cs="Arial"/>
+        </w:rPr>
+        <w:t>19</w:t>
+      </w:r>
+      <w:r>
+        <w:rPr>
+          <w:rFonts w:ascii="Arial" w:hAnsi="Arial" w:cs="Arial"/>
+        </w:rPr>
+        <w:t xml:space="preserve"> </w:t>
+      </w:r>
+      <w:r>
+        <w:rPr>
+          <w:rFonts w:ascii="Arial" w:hAnsi="Arial" w:cs="Arial"/>
+        </w:rPr>
+        <w:t>jun</w:t>
+      </w:r>
+      <w:r>
+        <w:rPr>
+          <w:rFonts w:ascii="Arial" w:hAnsi="Arial" w:cs="Arial"/>
+        </w:rPr>
+        <w:t>. 2026.</w:t>
       </w:r>
     </w:p>
     <w:p>
       <w:pPr>
         <w:spacing w:before="120" w:after="200" w:line="360" w:lineRule="auto"/>
         <w:jc w:val="both"/>
-      </w:pPr>
+        <w:rPr>
+          <w:rFonts w:ascii="Arial" w:hAnsi="Arial" w:cs="Arial"/>
+          <w:sz w:val="24"/>
+          <w:szCs w:val="24"/>
+        </w:rPr>
+      </w:pPr>
+      <w:r>
+        <w:rPr>
+          <w:rFonts w:ascii="Arial" w:hAnsi="Arial" w:cs="Arial"/>
+          <w:sz w:val="24"/>
+          <w:szCs w:val="24"/>
+        </w:rPr>
+        <w:t xml:space="preserve">ANTHROPIC. </w:t>
+      </w:r>
+      <w:r>
+        <w:rPr>
+          <w:rFonts w:ascii="Arial" w:hAnsi="Arial" w:cs="Arial"/>
+          <w:b/>
+          <w:bCs/>
+          <w:sz w:val="24"/>
+          <w:szCs w:val="24"/>
+        </w:rPr>
+        <w:t xml:space="preserve">Tool use </w:t>
+      </w:r>
+      <w:proofErr w:type="spellStart"/>
+      <w:r>
+        <w:rPr>
+          <w:rFonts w:ascii="Arial" w:hAnsi="Arial" w:cs="Arial"/>
+          <w:b/>
+          <w:bCs/>
+          <w:sz w:val="24"/>
+          <w:szCs w:val="24"/>
+        </w:rPr>
+        <w:t>with</w:t>
+      </w:r>
+      <w:proofErr w:type="spellEnd"/>
+      <w:r>
+        <w:rPr>
+          <w:rFonts w:ascii="Arial" w:hAnsi="Arial" w:cs="Arial"/>
+          <w:b/>
+          <w:bCs/>
+          <w:sz w:val="24"/>
+          <w:szCs w:val="24"/>
+        </w:rPr>
+        <w:t xml:space="preserve"> Claude.</w:t>
+      </w:r>
+      <w:r>
+        <w:rPr>
+          <w:rFonts w:ascii="Arial" w:hAnsi="Arial" w:cs="Arial"/>
+          <w:b/>
+          <w:bCs/>
+          <w:sz w:val="24"/>
+          <w:szCs w:val="24"/>
+        </w:rPr>
+        <w:t xml:space="preserve"> </w:t>
+      </w:r>
+      <w:r>
+        <w:rPr>
+          <w:rFonts w:ascii="Arial" w:hAnsi="Arial" w:cs="Arial"/>
+          <w:sz w:val="24"/>
+          <w:szCs w:val="24"/>
+        </w:rPr>
+        <w:t>[S. l.</w:t>
+      </w:r>
+      <w:proofErr w:type="gramStart"/>
+      <w:r>
+        <w:rPr>
+          <w:rFonts w:ascii="Arial" w:hAnsi="Arial" w:cs="Arial"/>
+          <w:sz w:val="24"/>
+          <w:szCs w:val="24"/>
+        </w:rPr>
+        <w:t>],[</w:t>
+      </w:r>
+      <w:proofErr w:type="gramEnd"/>
+      <w:r>
+        <w:rPr>
+          <w:rFonts w:ascii="Arial" w:hAnsi="Arial" w:cs="Arial"/>
+          <w:sz w:val="24"/>
+          <w:szCs w:val="24"/>
+        </w:rPr>
+        <w:t>s. d.]. Disponível em:</w:t>
+      </w:r>
+      <w:r>
+        <w:t xml:space="preserve"> </w:t>
+      </w:r>
+      <w:hyperlink r:id="rId29" w:history="1">
+        <w:r>
+          <w:rPr>
+            <w:rStyle w:val="Hyperlink"/>
+            <w:rFonts w:ascii="Arial" w:hAnsi="Arial" w:cs="Arial"/>
+            <w:sz w:val="24"/>
+            <w:szCs w:val="24"/>
+          </w:rPr>
+          <w:t>https://platform.claude.com/docs/claude/docs/tool-use.</w:t>
+        </w:r>
+      </w:hyperlink>
+      <w:r>
+        <w:rPr>
+          <w:rFonts w:ascii="Arial" w:hAnsi="Arial" w:cs="Arial"/>
+          <w:sz w:val="24"/>
+          <w:szCs w:val="24"/>
+        </w:rPr>
+        <w:t xml:space="preserve"> Acesso em: </w:t>
+      </w:r>
+      <w:r>
+        <w:rPr>
+          <w:rFonts w:ascii="Arial" w:hAnsi="Arial" w:cs="Arial"/>
+          <w:sz w:val="24"/>
+          <w:szCs w:val="24"/>
+        </w:rPr>
+        <w:t>23</w:t>
+      </w:r>
+      <w:r>
+        <w:rPr>
+          <w:rFonts w:ascii="Arial" w:hAnsi="Arial" w:cs="Arial"/>
+          <w:sz w:val="24"/>
+          <w:szCs w:val="24"/>
+        </w:rPr>
+        <w:t xml:space="preserve"> </w:t>
+      </w:r>
+      <w:r>
+        <w:rPr>
+          <w:rFonts w:ascii="Arial" w:hAnsi="Arial" w:cs="Arial"/>
+          <w:sz w:val="24"/>
+          <w:szCs w:val="24"/>
+        </w:rPr>
+        <w:t>jun</w:t>
+      </w:r>
+      <w:r>
+        <w:rPr>
+          <w:rFonts w:ascii="Arial" w:hAnsi="Arial" w:cs="Arial"/>
+          <w:sz w:val="24"/>
+          <w:szCs w:val="24"/>
+        </w:rPr>
+        <w:t>. 2026.</w:t>
+      </w:r>
     </w:p>
     <w:sectPr>
+      <w:footerReference w:type="default" r:id="rId30"/>
       <w:pgSz w:w="11906" w:h="16838"/>
       <w:pgMar w:top="1701" w:right="1134" w:bottom="1134" w:left="1701" w:header="708" w:footer="708" w:gutter="0"/>
+      <w:pgNumType w:start="1"/>
       <w:cols w:space="720"/>
       <w:docGrid w:linePitch="360"/>
     </w:sectPr>
   </w:body>
 </w:document>
+</file>
+
+<file path=word/endnotes.xml><?xml version="1.0" encoding="utf-8"?>
+<w:endnotes xmlns:wpc="http://schemas.microsoft.com/office/word/2010/wordprocessingCanvas" xmlns:cx="http://schemas.microsoft.com/office/drawing/2014/chartex" xmlns:cx1="http://schemas.microsoft.com/office/drawing/2015/9/8/chartex" xmlns:cx2="http://schemas.microsoft.com/office/drawing/2015/10/21/chartex" xmlns:cx3="http://schemas.microsoft.com/office/drawing/2016/5/9/chartex" xmlns:cx4="http://schemas.microsoft.com/office/drawing/2016/5/10/chartex" xmlns:cx5="http://schemas.microsoft.com/office/drawing/2016/5/11/chartex" xmlns:cx6="http://schemas.microsoft.com/office/drawing/2016/5/12/chartex" xmlns:cx7="http://schemas.microsoft.com/office/drawing/2016/5/13/chartex" xmlns:cx8="http://schemas.microsoft.com/office/drawing/2016/5/14/chartex" xmlns:mc="http://schemas.openxmlformats.org/markup-compatibility/2006" xmlns:aink="http://schemas.microsoft.com/office/drawing/2016/ink" xmlns:am3d="http://schemas.microsoft.com/office/drawing/2017/model3d" xmlns:o="urn:schemas-microsoft-com:office:office" xmlns:oel="http://schemas.microsoft.com/office/2019/extlst" xmlns:r="http://schemas.openxmlformats.org/officeDocument/2006/relationships" xmlns:m="http://schemas.openxmlformats.org/officeDocument/2006/math" xmlns:v="urn:schemas-microsoft-com:vml" xmlns:wp14="http://schemas.microsoft.com/office/word/2010/wordprocessingDrawing" xmlns:wp="http://schemas.openxmlformats.org/drawingml/2006/wordprocessingDrawing" xmlns:w10="urn:schemas-microsoft-com:office:word" xmlns:w="http://schemas.openxmlformats.org/wordprocessingml/2006/main" xmlns:w14="http://schemas.microsoft.com/office/word/2010/wordml" xmlns:w15="http://schemas.microsoft.com/office/word/2012/wordml" xmlns:w16cex="http://schemas.microsoft.com/office/word/2018/wordml/cex" xmlns:w16cid="http://schemas.microsoft.com/office/word/2016/wordml/cid" xmlns:w16="http://schemas.microsoft.com/office/word/2018/wordml" xmlns:w16du="http://schemas.microsoft.com/office/word/2023/wordml/word16du" xmlns:w16sdtdh="http://schemas.microsoft.com/office/word/2020/wordml/sdtdatahash" xmlns:w16sdtfl="http://schemas.microsoft.com/office/word/2024/wordml/sdtformatlock" xmlns:w16se="http://schemas.microsoft.com/office/word/2015/wordml/symex" xmlns:wpg="http://schemas.microsoft.com/office/word/2010/wordprocessingGroup" xmlns:wpi="http://schemas.microsoft.com/office/word/2010/wordprocessingInk" xmlns:wne="http://schemas.microsoft.com/office/word/2006/wordml" xmlns:wps="http://schemas.microsoft.com/office/word/2010/wordprocessingShape" mc:Ignorable="w14 w15 w16se w16cid w16 w16cex w16sdtdh w16sdtfl w16du wp14">
+  <w:endnote w:type="separator" w:id="-1">
+    <w:p>
+      <w:r>
+        <w:separator/>
+      </w:r>
+    </w:p>
+  </w:endnote>
+  <w:endnote w:type="continuationSeparator" w:id="0">
+    <w:p>
+      <w:r>
+        <w:continuationSeparator/>
+      </w:r>
+    </w:p>
+  </w:endnote>
+</w:endnotes>
+</file>
+
+<file path=word/footer1.xml><?xml version="1.0" encoding="utf-8"?>
+<w:ftr xmlns:wpc="http://schemas.microsoft.com/office/word/2010/wordprocessingCanvas" xmlns:cx="http://schemas.microsoft.com/office/drawing/2014/chartex" xmlns:cx1="http://schemas.microsoft.com/office/drawing/2015/9/8/chartex" xmlns:cx2="http://schemas.microsoft.com/office/drawing/2015/10/21/chartex" xmlns:cx3="http://schemas.microsoft.com/office/drawing/2016/5/9/chartex" xmlns:cx4="http://schemas.microsoft.com/office/drawing/2016/5/10/chartex" xmlns:cx5="http://schemas.microsoft.com/office/drawing/2016/5/11/chartex" xmlns:cx6="http://schemas.microsoft.com/office/drawing/2016/5/12/chartex" xmlns:cx7="http://schemas.microsoft.com/office/drawing/2016/5/13/chartex" xmlns:cx8="http://schemas.microsoft.com/office/drawing/2016/5/14/chartex" xmlns:mc="http://schemas.openxmlformats.org/markup-compatibility/2006" xmlns:aink="http://schemas.microsoft.com/office/drawing/2016/ink" xmlns:am3d="http://schemas.microsoft.com/office/drawing/2017/model3d" xmlns:o="urn:schemas-microsoft-com:office:office" xmlns:oel="http://schemas.microsoft.com/office/2019/extlst" xmlns:r="http://schemas.openxmlformats.org/officeDocument/2006/relationships" xmlns:m="http://schemas.openxmlformats.org/officeDocument/2006/math" xmlns:v="urn:schemas-microsoft-com:vml" xmlns:wp14="http://schemas.microsoft.com/office/word/2010/wordprocessingDrawing" xmlns:wp="http://schemas.openxmlformats.org/drawingml/2006/wordprocessingDrawing" xmlns:w10="urn:schemas-microsoft-com:office:word" xmlns:w="http://schemas.openxmlformats.org/wordprocessingml/2006/main" xmlns:w14="http://schemas.microsoft.com/office/word/2010/wordml" xmlns:w15="http://schemas.microsoft.com/office/word/2012/wordml" xmlns:w16cex="http://schemas.microsoft.com/office/word/2018/wordml/cex" xmlns:w16cid="http://schemas.microsoft.com/office/word/2016/wordml/cid" xmlns:w16="http://schemas.microsoft.com/office/word/2018/wordml" xmlns:w16du="http://schemas.microsoft.com/office/word/2023/wordml/word16du" xmlns:w16sdtdh="http://schemas.microsoft.com/office/word/2020/wordml/sdtdatahash" xmlns:w16sdtfl="http://schemas.microsoft.com/office/word/2024/wordml/sdtformatlock" xmlns:w16se="http://schemas.microsoft.com/office/word/2015/wordml/symex" xmlns:wpg="http://schemas.microsoft.com/office/word/2010/wordprocessingGroup" xmlns:wpi="http://schemas.microsoft.com/office/word/2010/wordprocessingInk" xmlns:wne="http://schemas.microsoft.com/office/word/2006/wordml" xmlns:wps="http://schemas.microsoft.com/office/word/2010/wordprocessingShape" mc:Ignorable="w14 w15 w16se w16cid w16 w16cex w16sdtdh w16sdtfl w16du wp14">
+  <w:p>
+    <w:pPr>
+      <w:pStyle w:val="Rodap"/>
+      <w:jc w:val="right"/>
+    </w:pPr>
+  </w:p>
+</w:ftr>
+</file>
+
+<file path=word/footer2.xml><?xml version="1.0" encoding="utf-8"?>
+<w:ftr xmlns:wpc="http://schemas.microsoft.com/office/word/2010/wordprocessingCanvas" xmlns:cx="http://schemas.microsoft.com/office/drawing/2014/chartex" xmlns:cx1="http://schemas.microsoft.com/office/drawing/2015/9/8/chartex" xmlns:cx2="http://schemas.microsoft.com/office/drawing/2015/10/21/chartex" xmlns:cx3="http://schemas.microsoft.com/office/drawing/2016/5/9/chartex" xmlns:cx4="http://schemas.microsoft.com/office/drawing/2016/5/10/chartex" xmlns:cx5="http://schemas.microsoft.com/office/drawing/2016/5/11/chartex" xmlns:cx6="http://schemas.microsoft.com/office/drawing/2016/5/12/chartex" xmlns:cx7="http://schemas.microsoft.com/office/drawing/2016/5/13/chartex" xmlns:cx8="http://schemas.microsoft.com/office/drawing/2016/5/14/chartex" xmlns:mc="http://schemas.openxmlformats.org/markup-compatibility/2006" xmlns:aink="http://schemas.microsoft.com/office/drawing/2016/ink" xmlns:am3d="http://schemas.microsoft.com/office/drawing/2017/model3d" xmlns:o="urn:schemas-microsoft-com:office:office" xmlns:oel="http://schemas.microsoft.com/office/2019/extlst" xmlns:r="http://schemas.openxmlformats.org/officeDocument/2006/relationships" xmlns:m="http://schemas.openxmlformats.org/officeDocument/2006/math" xmlns:v="urn:schemas-microsoft-com:vml" xmlns:wp14="http://schemas.microsoft.com/office/word/2010/wordprocessingDrawing" xmlns:wp="http://schemas.openxmlformats.org/drawingml/2006/wordprocessingDrawing" xmlns:w10="urn:schemas-microsoft-com:office:word" xmlns:w="http://schemas.openxmlformats.org/wordprocessingml/2006/main" xmlns:w14="http://schemas.microsoft.com/office/word/2010/wordml" xmlns:w15="http://schemas.microsoft.com/office/word/2012/wordml" xmlns:w16cex="http://schemas.microsoft.com/office/word/2018/wordml/cex" xmlns:w16cid="http://schemas.microsoft.com/office/word/2016/wordml/cid" xmlns:w16="http://schemas.microsoft.com/office/word/2018/wordml" xmlns:w16du="http://schemas.microsoft.com/office/word/2023/wordml/word16du" xmlns:w16sdtdh="http://schemas.microsoft.com/office/word/2020/wordml/sdtdatahash" xmlns:w16sdtfl="http://schemas.microsoft.com/office/word/2024/wordml/sdtformatlock" xmlns:w16se="http://schemas.microsoft.com/office/word/2015/wordml/symex" xmlns:wpg="http://schemas.microsoft.com/office/word/2010/wordprocessingGroup" xmlns:wpi="http://schemas.microsoft.com/office/word/2010/wordprocessingInk" xmlns:wne="http://schemas.microsoft.com/office/word/2006/wordml" xmlns:wps="http://schemas.microsoft.com/office/word/2010/wordprocessingShape" mc:Ignorable="w14 w15 w16se w16cid w16 w16cex w16sdtdh w16sdtfl w16du wp14">
+  <w:sdt>
+    <w:sdtPr>
+      <w:id w:val="1210839746"/>
+      <w:docPartObj>
+        <w:docPartGallery w:val="Page Numbers (Bottom of Page)"/>
+        <w:docPartUnique/>
+      </w:docPartObj>
+    </w:sdtPr>
+    <w:sdtContent>
+      <w:p>
+        <w:pPr>
+          <w:pStyle w:val="Rodap"/>
+          <w:jc w:val="right"/>
+        </w:pPr>
+        <w:r>
+          <w:fldChar w:fldCharType="begin"/>
+        </w:r>
+        <w:r>
+          <w:instrText>PAGE   \* MERGEFORMAT</w:instrText>
+        </w:r>
+        <w:r>
+          <w:fldChar w:fldCharType="separate"/>
+        </w:r>
+        <w:r>
+          <w:t>2</w:t>
+        </w:r>
+        <w:r>
+          <w:fldChar w:fldCharType="end"/>
+        </w:r>
+      </w:p>
+    </w:sdtContent>
+  </w:sdt>
+  <w:p>
+    <w:pPr>
+      <w:pStyle w:val="Rodap"/>
+      <w:jc w:val="right"/>
+    </w:pPr>
+  </w:p>
+</w:ftr>
+</file>
+
+<file path=word/footnotes.xml><?xml version="1.0" encoding="utf-8"?>
+<w:footnotes xmlns:wpc="http://schemas.microsoft.com/office/word/2010/wordprocessingCanvas" xmlns:cx="http://schemas.microsoft.com/office/drawing/2014/chartex" xmlns:cx1="http://schemas.microsoft.com/office/drawing/2015/9/8/chartex" xmlns:cx2="http://schemas.microsoft.com/office/drawing/2015/10/21/chartex" xmlns:cx3="http://schemas.microsoft.com/office/drawing/2016/5/9/chartex" xmlns:cx4="http://schemas.microsoft.com/office/drawing/2016/5/10/chartex" xmlns:cx5="http://schemas.microsoft.com/office/drawing/2016/5/11/chartex" xmlns:cx6="http://schemas.microsoft.com/office/drawing/2016/5/12/chartex" xmlns:cx7="http://schemas.microsoft.com/office/drawing/2016/5/13/chartex" xmlns:cx8="http://schemas.microsoft.com/office/drawing/2016/5/14/chartex" xmlns:mc="http://schemas.openxmlformats.org/markup-compatibility/2006" xmlns:aink="http://schemas.microsoft.com/office/drawing/2016/ink" xmlns:am3d="http://schemas.microsoft.com/office/drawing/2017/model3d" xmlns:o="urn:schemas-microsoft-com:office:office" xmlns:oel="http://schemas.microsoft.com/office/2019/extlst" xmlns:r="http://schemas.openxmlformats.org/officeDocument/2006/relationships" xmlns:m="http://schemas.openxmlformats.org/officeDocument/2006/math" xmlns:v="urn:schemas-microsoft-com:vml" xmlns:wp14="http://schemas.microsoft.com/office/word/2010/wordprocessingDrawing" xmlns:wp="http://schemas.openxmlformats.org/drawingml/2006/wordprocessingDrawing" xmlns:w10="urn:schemas-microsoft-com:office:word" xmlns:w="http://schemas.openxmlformats.org/wordprocessingml/2006/main" xmlns:w14="http://schemas.microsoft.com/office/word/2010/wordml" xmlns:w15="http://schemas.microsoft.com/office/word/2012/wordml" xmlns:w16cex="http://schemas.microsoft.com/office/word/2018/wordml/cex" xmlns:w16cid="http://schemas.microsoft.com/office/word/2016/wordml/cid" xmlns:w16="http://schemas.microsoft.com/office/word/2018/wordml" xmlns:w16du="http://schemas.microsoft.com/office/word/2023/wordml/word16du" xmlns:w16sdtdh="http://schemas.microsoft.com/office/word/2020/wordml/sdtdatahash" xmlns:w16sdtfl="http://schemas.microsoft.com/office/word/2024/wordml/sdtformatlock" xmlns:w16se="http://schemas.microsoft.com/office/word/2015/wordml/symex" xmlns:wpg="http://schemas.microsoft.com/office/word/2010/wordprocessingGroup" xmlns:wpi="http://schemas.microsoft.com/office/word/2010/wordprocessingInk" xmlns:wne="http://schemas.microsoft.com/office/word/2006/wordml" xmlns:wps="http://schemas.microsoft.com/office/word/2010/wordprocessingShape" mc:Ignorable="w14 w15 w16se w16cid w16 w16cex w16sdtdh w16sdtfl w16du wp14">
+  <w:footnote w:type="separator" w:id="-1">
+    <w:p>
+      <w:r>
+        <w:separator/>
+      </w:r>
+    </w:p>
+  </w:footnote>
+  <w:footnote w:type="continuationSeparator" w:id="0">
+    <w:p>
+      <w:r>
+        <w:continuationSeparator/>
+      </w:r>
+    </w:p>
+  </w:footnote>
+</w:footnotes>
 </file>
 
 <file path=word/numbering.xml><?xml version="1.0" encoding="utf-8"?>
@@ -11225,7 +15790,6 @@
   <w:style w:type="character" w:default="1" w:styleId="Fontepargpadro">
     <w:name w:val="Default Paragraph Font"/>
     <w:uiPriority w:val="1"/>
-    <w:semiHidden/>
     <w:unhideWhenUsed/>
   </w:style>
   <w:style w:type="table" w:default="1" w:styleId="Tabelanormal">
@@ -11331,6 +15895,147 @@
     <w:rPr>
       <w:sz w:val="20"/>
       <w:szCs w:val="20"/>
+    </w:rPr>
+  </w:style>
+  <w:style w:type="paragraph" w:styleId="Cabealho">
+    <w:name w:val="header"/>
+    <w:basedOn w:val="Normal"/>
+    <w:link w:val="CabealhoChar"/>
+    <w:uiPriority w:val="99"/>
+    <w:unhideWhenUsed/>
+    <w:rsid w:val="00662B98"/>
+    <w:pPr>
+      <w:tabs>
+        <w:tab w:val="center" w:pos="4252"/>
+        <w:tab w:val="right" w:pos="8504"/>
+      </w:tabs>
+    </w:pPr>
+  </w:style>
+  <w:style w:type="character" w:customStyle="1" w:styleId="CabealhoChar">
+    <w:name w:val="Cabeçalho Char"/>
+    <w:basedOn w:val="Fontepargpadro"/>
+    <w:link w:val="Cabealho"/>
+    <w:uiPriority w:val="99"/>
+    <w:rsid w:val="00662B98"/>
+  </w:style>
+  <w:style w:type="paragraph" w:styleId="Rodap">
+    <w:name w:val="footer"/>
+    <w:basedOn w:val="Normal"/>
+    <w:link w:val="RodapChar"/>
+    <w:uiPriority w:val="99"/>
+    <w:unhideWhenUsed/>
+    <w:rsid w:val="00662B98"/>
+    <w:pPr>
+      <w:tabs>
+        <w:tab w:val="center" w:pos="4252"/>
+        <w:tab w:val="right" w:pos="8504"/>
+      </w:tabs>
+    </w:pPr>
+  </w:style>
+  <w:style w:type="character" w:customStyle="1" w:styleId="RodapChar">
+    <w:name w:val="Rodapé Char"/>
+    <w:basedOn w:val="Fontepargpadro"/>
+    <w:link w:val="Rodap"/>
+    <w:uiPriority w:val="99"/>
+    <w:rsid w:val="00662B98"/>
+  </w:style>
+  <w:style w:type="paragraph" w:styleId="CabealhodoSumrio">
+    <w:name w:val="TOC Heading"/>
+    <w:basedOn w:val="Ttulo1"/>
+    <w:next w:val="Normal"/>
+    <w:uiPriority w:val="39"/>
+    <w:unhideWhenUsed/>
+    <w:qFormat/>
+    <w:rsid w:val="00662B98"/>
+    <w:pPr>
+      <w:spacing w:line="259" w:lineRule="auto"/>
+      <w:outlineLvl w:val="9"/>
+    </w:pPr>
+    <w:rPr>
+      <w:rFonts w:ascii="Arial" w:eastAsia="Arial" w:hAnsi="Arial" w:cs="Arial"/>
+      <w:b/>
+      <w:color w:val="auto"/>
+      <w:sz w:val="24"/>
+      <w:szCs w:val="24"/>
+      <w14:ligatures w14:val="standardContextual"/>
+    </w:rPr>
+  </w:style>
+  <w:style w:type="paragraph" w:styleId="Sumrio1">
+    <w:name w:val="toc 1"/>
+    <w:basedOn w:val="Normal"/>
+    <w:next w:val="Normal"/>
+    <w:autoRedefine/>
+    <w:uiPriority w:val="39"/>
+    <w:unhideWhenUsed/>
+    <w:rsid w:val="00662B98"/>
+    <w:pPr>
+      <w:spacing w:after="100" w:line="278" w:lineRule="auto"/>
+    </w:pPr>
+    <w:rPr>
+      <w:rFonts w:asciiTheme="minorHAnsi" w:eastAsiaTheme="minorEastAsia" w:hAnsiTheme="minorHAnsi" w:cstheme="minorBidi"/>
+      <w:kern w:val="2"/>
+      <w:sz w:val="24"/>
+      <w:szCs w:val="24"/>
+      <w14:ligatures w14:val="standardContextual"/>
+    </w:rPr>
+  </w:style>
+  <w:style w:type="paragraph" w:styleId="Sumrio2">
+    <w:name w:val="toc 2"/>
+    <w:basedOn w:val="Normal"/>
+    <w:next w:val="Normal"/>
+    <w:autoRedefine/>
+    <w:uiPriority w:val="39"/>
+    <w:unhideWhenUsed/>
+    <w:rsid w:val="00662B98"/>
+    <w:pPr>
+      <w:spacing w:after="100" w:line="278" w:lineRule="auto"/>
+      <w:ind w:left="240"/>
+    </w:pPr>
+    <w:rPr>
+      <w:rFonts w:asciiTheme="minorHAnsi" w:eastAsiaTheme="minorEastAsia" w:hAnsiTheme="minorHAnsi" w:cstheme="minorBidi"/>
+      <w:kern w:val="2"/>
+      <w:sz w:val="24"/>
+      <w:szCs w:val="24"/>
+      <w14:ligatures w14:val="standardContextual"/>
+    </w:rPr>
+  </w:style>
+  <w:style w:type="paragraph" w:styleId="Sumrio3">
+    <w:name w:val="toc 3"/>
+    <w:basedOn w:val="Normal"/>
+    <w:next w:val="Normal"/>
+    <w:autoRedefine/>
+    <w:uiPriority w:val="39"/>
+    <w:unhideWhenUsed/>
+    <w:rsid w:val="00912806"/>
+    <w:pPr>
+      <w:spacing w:after="100"/>
+      <w:ind w:left="400"/>
+    </w:pPr>
+  </w:style>
+  <w:style w:type="character" w:styleId="MenoPendente">
+    <w:name w:val="Unresolved Mention"/>
+    <w:basedOn w:val="Fontepargpadro"/>
+    <w:uiPriority w:val="99"/>
+    <w:semiHidden/>
+    <w:unhideWhenUsed/>
+    <w:rsid w:val="00912806"/>
+    <w:rPr>
+      <w:color w:val="605E5C"/>
+      <w:shd w:val="clear" w:color="auto" w:fill="E1DFDD"/>
+    </w:rPr>
+  </w:style>
+  <w:style w:type="paragraph" w:styleId="NormalWeb">
+    <w:name w:val="Normal (Web)"/>
+    <w:basedOn w:val="Normal"/>
+    <w:uiPriority w:val="99"/>
+    <w:unhideWhenUsed/>
+    <w:rsid w:val="003B0DE6"/>
+    <w:pPr>
+      <w:spacing w:before="100" w:beforeAutospacing="1" w:after="100" w:afterAutospacing="1"/>
+    </w:pPr>
+    <w:rPr>
+      <w:sz w:val="24"/>
+      <w:szCs w:val="24"/>
     </w:rPr>
   </w:style>
 </w:styles>
